--- a/ADAS Subsystem Requirement Specification to SGMW_main.docx
+++ b/ADAS Subsystem Requirement Specification to SGMW_main.docx
@@ -2385,13 +2385,7 @@
         <w:rPr>
           <w:rFonts w:hint="eastAsia"/>
         </w:rPr>
-        <w:t>RWS的握手与请求，ADAS只需和VMC建立握手并发送RWS角度请求给VMC，由VMC转发给RWS并进行相应的安全限制</w:t>
-      </w:r>
-      <w:r>
-        <w:rPr>
-          <w:rFonts w:hint="eastAsia"/>
-        </w:rPr>
-        <w:t>。</w:t>
+        <w:t>RWS的握手与请求，ADAS只需和VMC建立握手并发送RWS角度请求给VMC，由VMC转发给RWS并进行相应的安全限制。</w:t>
       </w:r>
     </w:p>
     <w:p>
@@ -2906,13 +2900,7 @@
               <w:rPr>
                 <w:rFonts w:hint="eastAsia"/>
               </w:rPr>
-              <w:t>VMC反馈给ADAS的后转</w:t>
-            </w:r>
-            <w:r>
-              <w:rPr>
-                <w:rFonts w:hint="eastAsia"/>
-              </w:rPr>
-              <w:t>执行器可用状态信号</w:t>
+              <w:t>VMC反馈给ADAS的后转执行器可用状态信号</w:t>
             </w:r>
           </w:p>
         </w:tc>
@@ -3110,13 +3098,7 @@
               <w:rPr>
                 <w:rFonts w:hint="eastAsia"/>
               </w:rPr>
-              <w:t>VMC 反馈给ADAS的</w:t>
-            </w:r>
-            <w:r>
-              <w:rPr>
-                <w:rFonts w:hint="eastAsia"/>
-              </w:rPr>
-              <w:t>后</w:t>
+              <w:t>VMC 反馈给ADAS的后</w:t>
             </w:r>
             <w:proofErr w:type="gramStart"/>
             <w:r>
@@ -3699,34 +3681,29 @@
         <w:ind w:firstLineChars="0"/>
         <w:rPr>
           <w:rFonts w:hint="eastAsia"/>
-          <w:highlight w:val="yellow"/>
-        </w:rPr>
-      </w:pPr>
-      <w:r>
-        <w:rPr>
-          <w:rFonts w:hint="eastAsia"/>
-          <w:highlight w:val="yellow"/>
+        </w:rPr>
+      </w:pPr>
+      <w:r>
+        <w:rPr>
+          <w:rFonts w:hint="eastAsia"/>
         </w:rPr>
         <w:t>允许</w:t>
       </w:r>
       <w:r>
         <w:rPr>
           <w:rFonts w:hint="eastAsia"/>
-          <w:highlight w:val="yellow"/>
         </w:rPr>
         <w:t>激活</w:t>
       </w:r>
       <w:r>
         <w:rPr>
           <w:rFonts w:hint="eastAsia"/>
-          <w:highlight w:val="yellow"/>
         </w:rPr>
         <w:t xml:space="preserve">： </w:t>
       </w:r>
       <w:r>
         <w:rPr>
           <w:rFonts w:hint="eastAsia"/>
-          <w:highlight w:val="yellow"/>
         </w:rPr>
         <w:t>√</w:t>
       </w:r>
@@ -3741,34 +3718,29 @@
         <w:ind w:firstLineChars="0"/>
         <w:rPr>
           <w:rFonts w:hint="eastAsia"/>
-          <w:highlight w:val="yellow"/>
-        </w:rPr>
-      </w:pPr>
-      <w:r>
-        <w:rPr>
-          <w:rFonts w:hint="eastAsia"/>
-          <w:highlight w:val="yellow"/>
+        </w:rPr>
+      </w:pPr>
+      <w:r>
+        <w:rPr>
+          <w:rFonts w:hint="eastAsia"/>
         </w:rPr>
         <w:t>不允许打开</w:t>
       </w:r>
       <w:r>
         <w:rPr>
           <w:rFonts w:hint="eastAsia"/>
-          <w:highlight w:val="yellow"/>
         </w:rPr>
         <w:t>或者需要</w:t>
       </w:r>
       <w:r>
         <w:rPr>
           <w:rFonts w:hint="eastAsia"/>
-          <w:highlight w:val="yellow"/>
         </w:rPr>
         <w:t>退出</w:t>
       </w:r>
       <w:r>
         <w:rPr>
           <w:rFonts w:hint="eastAsia"/>
-          <w:highlight w:val="yellow"/>
         </w:rPr>
         <w:t>：X</w:t>
       </w:r>
@@ -3789,13 +3761,7 @@
         <w:rPr>
           <w:rFonts w:hint="eastAsia"/>
         </w:rPr>
-        <w:t xml:space="preserve">功能工作场景不存在重叠： </w:t>
-      </w:r>
-      <w:r>
-        <w:rPr>
-          <w:rFonts w:hint="eastAsia"/>
-        </w:rPr>
-        <w:t>Non-Overlap</w:t>
+        <w:t>功能工作场景不存在重叠： Non-Overlap</w:t>
       </w:r>
     </w:p>
     <w:p>
@@ -4516,13 +4482,15 @@
             <w:pPr>
               <w:rPr>
                 <w:rFonts w:hint="eastAsia"/>
-              </w:rPr>
-            </w:pPr>
-            <w:r>
-              <w:rPr>
-                <w:rFonts w:hint="eastAsia"/>
-              </w:rPr>
-              <w:t>X</w:t>
+                <w:highlight w:val="yellow"/>
+              </w:rPr>
+            </w:pPr>
+            <w:r>
+              <w:rPr>
+                <w:rFonts w:hint="eastAsia"/>
+                <w:highlight w:val="yellow"/>
+              </w:rPr>
+              <w:t>√</w:t>
             </w:r>
           </w:p>
         </w:tc>
@@ -4536,13 +4504,15 @@
             <w:pPr>
               <w:rPr>
                 <w:rFonts w:hint="eastAsia"/>
-              </w:rPr>
-            </w:pPr>
-            <w:r>
-              <w:rPr>
-                <w:rFonts w:hint="eastAsia"/>
-              </w:rPr>
-              <w:t>X</w:t>
+                <w:highlight w:val="yellow"/>
+              </w:rPr>
+            </w:pPr>
+            <w:r>
+              <w:rPr>
+                <w:rFonts w:hint="eastAsia"/>
+                <w:highlight w:val="yellow"/>
+              </w:rPr>
+              <w:t>√</w:t>
             </w:r>
           </w:p>
         </w:tc>
@@ -4556,13 +4526,15 @@
             <w:pPr>
               <w:rPr>
                 <w:rFonts w:hint="eastAsia"/>
-              </w:rPr>
-            </w:pPr>
-            <w:r>
-              <w:rPr>
-                <w:rFonts w:hint="eastAsia"/>
-              </w:rPr>
-              <w:t>X</w:t>
+                <w:highlight w:val="yellow"/>
+              </w:rPr>
+            </w:pPr>
+            <w:r>
+              <w:rPr>
+                <w:rFonts w:hint="eastAsia"/>
+                <w:highlight w:val="yellow"/>
+              </w:rPr>
+              <w:t>√</w:t>
             </w:r>
           </w:p>
         </w:tc>
@@ -4576,13 +4548,15 @@
             <w:pPr>
               <w:rPr>
                 <w:rFonts w:hint="eastAsia"/>
-              </w:rPr>
-            </w:pPr>
-            <w:r>
-              <w:rPr>
-                <w:rFonts w:hint="eastAsia"/>
-              </w:rPr>
-              <w:t>X</w:t>
+                <w:highlight w:val="yellow"/>
+              </w:rPr>
+            </w:pPr>
+            <w:r>
+              <w:rPr>
+                <w:rFonts w:hint="eastAsia"/>
+                <w:highlight w:val="yellow"/>
+              </w:rPr>
+              <w:t>√</w:t>
             </w:r>
           </w:p>
         </w:tc>
@@ -5076,14 +5050,15 @@
             <w:pPr>
               <w:rPr>
                 <w:rFonts w:hint="eastAsia"/>
-              </w:rPr>
-            </w:pPr>
-            <w:r>
-              <w:rPr>
-                <w:rFonts w:hint="eastAsia"/>
-                <w:highlight w:val="red"/>
-              </w:rPr>
-              <w:t>TBD</w:t>
+                <w:highlight w:val="yellow"/>
+              </w:rPr>
+            </w:pPr>
+            <w:r>
+              <w:rPr>
+                <w:rFonts w:hint="eastAsia"/>
+                <w:highlight w:val="yellow"/>
+              </w:rPr>
+              <w:t>√</w:t>
             </w:r>
           </w:p>
         </w:tc>
@@ -5097,14 +5072,15 @@
             <w:pPr>
               <w:rPr>
                 <w:rFonts w:hint="eastAsia"/>
-              </w:rPr>
-            </w:pPr>
-            <w:r>
-              <w:rPr>
-                <w:rFonts w:hint="eastAsia"/>
-                <w:highlight w:val="red"/>
-              </w:rPr>
-              <w:t>TBD</w:t>
+                <w:highlight w:val="yellow"/>
+              </w:rPr>
+            </w:pPr>
+            <w:r>
+              <w:rPr>
+                <w:rFonts w:hint="eastAsia"/>
+                <w:highlight w:val="yellow"/>
+              </w:rPr>
+              <w:t>√</w:t>
             </w:r>
           </w:p>
         </w:tc>
@@ -5162,13 +5138,11 @@
             <w:pPr>
               <w:rPr>
                 <w:rFonts w:hint="eastAsia"/>
-                <w:highlight w:val="yellow"/>
-              </w:rPr>
-            </w:pPr>
-            <w:r>
-              <w:rPr>
-                <w:rFonts w:hint="eastAsia"/>
-                <w:highlight w:val="yellow"/>
+              </w:rPr>
+            </w:pPr>
+            <w:r>
+              <w:rPr>
+                <w:rFonts w:hint="eastAsia"/>
               </w:rPr>
               <w:t>√</w:t>
             </w:r>
@@ -5183,13 +5157,11 @@
             <w:pPr>
               <w:rPr>
                 <w:rFonts w:hint="eastAsia"/>
-                <w:highlight w:val="yellow"/>
-              </w:rPr>
-            </w:pPr>
-            <w:r>
-              <w:rPr>
-                <w:rFonts w:hint="eastAsia"/>
-                <w:highlight w:val="yellow"/>
+              </w:rPr>
+            </w:pPr>
+            <w:r>
+              <w:rPr>
+                <w:rFonts w:hint="eastAsia"/>
               </w:rPr>
               <w:t>√</w:t>
             </w:r>
@@ -5204,13 +5176,11 @@
             <w:pPr>
               <w:rPr>
                 <w:rFonts w:hint="eastAsia"/>
-                <w:highlight w:val="yellow"/>
-              </w:rPr>
-            </w:pPr>
-            <w:r>
-              <w:rPr>
-                <w:rFonts w:hint="eastAsia"/>
-                <w:highlight w:val="yellow"/>
+              </w:rPr>
+            </w:pPr>
+            <w:r>
+              <w:rPr>
+                <w:rFonts w:hint="eastAsia"/>
               </w:rPr>
               <w:t>√</w:t>
             </w:r>
@@ -5225,13 +5195,11 @@
             <w:pPr>
               <w:rPr>
                 <w:rFonts w:hint="eastAsia"/>
-                <w:highlight w:val="yellow"/>
-              </w:rPr>
-            </w:pPr>
-            <w:r>
-              <w:rPr>
-                <w:rFonts w:hint="eastAsia"/>
-                <w:highlight w:val="yellow"/>
+              </w:rPr>
+            </w:pPr>
+            <w:r>
+              <w:rPr>
+                <w:rFonts w:hint="eastAsia"/>
               </w:rPr>
               <w:t>√</w:t>
             </w:r>
@@ -5246,13 +5214,11 @@
             <w:pPr>
               <w:rPr>
                 <w:rFonts w:hint="eastAsia"/>
-                <w:highlight w:val="yellow"/>
-              </w:rPr>
-            </w:pPr>
-            <w:r>
-              <w:rPr>
-                <w:rFonts w:hint="eastAsia"/>
-                <w:highlight w:val="yellow"/>
+              </w:rPr>
+            </w:pPr>
+            <w:r>
+              <w:rPr>
+                <w:rFonts w:hint="eastAsia"/>
               </w:rPr>
               <w:t>√</w:t>
             </w:r>
@@ -5292,13 +5258,11 @@
             <w:pPr>
               <w:rPr>
                 <w:rFonts w:hint="eastAsia"/>
-                <w:highlight w:val="yellow"/>
-              </w:rPr>
-            </w:pPr>
-            <w:r>
-              <w:rPr>
-                <w:rFonts w:hint="eastAsia"/>
-                <w:highlight w:val="yellow"/>
+              </w:rPr>
+            </w:pPr>
+            <w:r>
+              <w:rPr>
+                <w:rFonts w:hint="eastAsia"/>
               </w:rPr>
               <w:t>√</w:t>
             </w:r>
@@ -5313,13 +5277,11 @@
             <w:pPr>
               <w:rPr>
                 <w:rFonts w:hint="eastAsia"/>
-                <w:highlight w:val="yellow"/>
-              </w:rPr>
-            </w:pPr>
-            <w:r>
-              <w:rPr>
-                <w:rFonts w:hint="eastAsia"/>
-                <w:highlight w:val="yellow"/>
+              </w:rPr>
+            </w:pPr>
+            <w:r>
+              <w:rPr>
+                <w:rFonts w:hint="eastAsia"/>
               </w:rPr>
               <w:t>√</w:t>
             </w:r>
@@ -5334,13 +5296,11 @@
             <w:pPr>
               <w:rPr>
                 <w:rFonts w:hint="eastAsia"/>
-                <w:highlight w:val="yellow"/>
-              </w:rPr>
-            </w:pPr>
-            <w:r>
-              <w:rPr>
-                <w:rFonts w:hint="eastAsia"/>
-                <w:highlight w:val="yellow"/>
+              </w:rPr>
+            </w:pPr>
+            <w:r>
+              <w:rPr>
+                <w:rFonts w:hint="eastAsia"/>
               </w:rPr>
               <w:t>√</w:t>
             </w:r>
@@ -5355,13 +5315,11 @@
             <w:pPr>
               <w:rPr>
                 <w:rFonts w:hint="eastAsia"/>
-                <w:highlight w:val="yellow"/>
-              </w:rPr>
-            </w:pPr>
-            <w:r>
-              <w:rPr>
-                <w:rFonts w:hint="eastAsia"/>
-                <w:highlight w:val="yellow"/>
+              </w:rPr>
+            </w:pPr>
+            <w:r>
+              <w:rPr>
+                <w:rFonts w:hint="eastAsia"/>
               </w:rPr>
               <w:t>√</w:t>
             </w:r>
@@ -5376,13 +5334,11 @@
             <w:pPr>
               <w:rPr>
                 <w:rFonts w:hint="eastAsia"/>
-                <w:highlight w:val="yellow"/>
-              </w:rPr>
-            </w:pPr>
-            <w:r>
-              <w:rPr>
-                <w:rFonts w:hint="eastAsia"/>
-                <w:highlight w:val="yellow"/>
+              </w:rPr>
+            </w:pPr>
+            <w:r>
+              <w:rPr>
+                <w:rFonts w:hint="eastAsia"/>
               </w:rPr>
               <w:t>√</w:t>
             </w:r>
@@ -5422,13 +5378,11 @@
             <w:pPr>
               <w:rPr>
                 <w:rFonts w:hint="eastAsia"/>
-                <w:highlight w:val="yellow"/>
-              </w:rPr>
-            </w:pPr>
-            <w:r>
-              <w:rPr>
-                <w:rFonts w:hint="eastAsia"/>
-                <w:highlight w:val="yellow"/>
+              </w:rPr>
+            </w:pPr>
+            <w:r>
+              <w:rPr>
+                <w:rFonts w:hint="eastAsia"/>
               </w:rPr>
               <w:t>X</w:t>
             </w:r>
@@ -5443,13 +5397,11 @@
             <w:pPr>
               <w:rPr>
                 <w:rFonts w:hint="eastAsia"/>
-                <w:highlight w:val="yellow"/>
-              </w:rPr>
-            </w:pPr>
-            <w:r>
-              <w:rPr>
-                <w:rFonts w:hint="eastAsia"/>
-                <w:highlight w:val="yellow"/>
+              </w:rPr>
+            </w:pPr>
+            <w:r>
+              <w:rPr>
+                <w:rFonts w:hint="eastAsia"/>
               </w:rPr>
               <w:t>X</w:t>
             </w:r>
@@ -5464,13 +5416,11 @@
             <w:pPr>
               <w:rPr>
                 <w:rFonts w:hint="eastAsia"/>
-                <w:highlight w:val="yellow"/>
-              </w:rPr>
-            </w:pPr>
-            <w:r>
-              <w:rPr>
-                <w:rFonts w:hint="eastAsia"/>
-                <w:highlight w:val="yellow"/>
+              </w:rPr>
+            </w:pPr>
+            <w:r>
+              <w:rPr>
+                <w:rFonts w:hint="eastAsia"/>
               </w:rPr>
               <w:t>X</w:t>
             </w:r>
@@ -5485,13 +5435,11 @@
             <w:pPr>
               <w:rPr>
                 <w:rFonts w:hint="eastAsia"/>
-                <w:highlight w:val="yellow"/>
-              </w:rPr>
-            </w:pPr>
-            <w:r>
-              <w:rPr>
-                <w:rFonts w:hint="eastAsia"/>
-                <w:highlight w:val="yellow"/>
+              </w:rPr>
+            </w:pPr>
+            <w:r>
+              <w:rPr>
+                <w:rFonts w:hint="eastAsia"/>
               </w:rPr>
               <w:t>X</w:t>
             </w:r>
@@ -5506,13 +5454,11 @@
             <w:pPr>
               <w:rPr>
                 <w:rFonts w:hint="eastAsia"/>
-                <w:highlight w:val="yellow"/>
-              </w:rPr>
-            </w:pPr>
-            <w:r>
-              <w:rPr>
-                <w:rFonts w:hint="eastAsia"/>
-                <w:highlight w:val="yellow"/>
+              </w:rPr>
+            </w:pPr>
+            <w:r>
+              <w:rPr>
+                <w:rFonts w:hint="eastAsia"/>
               </w:rPr>
               <w:t>√</w:t>
             </w:r>
@@ -5552,7 +5498,6 @@
             <w:pPr>
               <w:rPr>
                 <w:rFonts w:hint="eastAsia"/>
-                <w:highlight w:val="red"/>
               </w:rPr>
             </w:pPr>
           </w:p>
@@ -5566,7 +5511,6 @@
             <w:pPr>
               <w:rPr>
                 <w:rFonts w:hint="eastAsia"/>
-                <w:highlight w:val="red"/>
               </w:rPr>
             </w:pPr>
           </w:p>
@@ -5580,7 +5524,6 @@
             <w:pPr>
               <w:rPr>
                 <w:rFonts w:hint="eastAsia"/>
-                <w:highlight w:val="red"/>
               </w:rPr>
             </w:pPr>
           </w:p>
@@ -5594,7 +5537,6 @@
             <w:pPr>
               <w:rPr>
                 <w:rFonts w:hint="eastAsia"/>
-                <w:highlight w:val="red"/>
               </w:rPr>
             </w:pPr>
           </w:p>
@@ -5608,7 +5550,6 @@
             <w:pPr>
               <w:rPr>
                 <w:rFonts w:hint="eastAsia"/>
-                <w:highlight w:val="red"/>
               </w:rPr>
             </w:pPr>
           </w:p>
@@ -5648,7 +5589,6 @@
             <w:pPr>
               <w:rPr>
                 <w:rFonts w:hint="eastAsia"/>
-                <w:highlight w:val="red"/>
               </w:rPr>
             </w:pPr>
           </w:p>
@@ -5662,7 +5602,6 @@
             <w:pPr>
               <w:rPr>
                 <w:rFonts w:hint="eastAsia"/>
-                <w:highlight w:val="red"/>
               </w:rPr>
             </w:pPr>
           </w:p>
@@ -5676,7 +5615,6 @@
             <w:pPr>
               <w:rPr>
                 <w:rFonts w:hint="eastAsia"/>
-                <w:highlight w:val="red"/>
               </w:rPr>
             </w:pPr>
           </w:p>
@@ -5690,7 +5628,6 @@
             <w:pPr>
               <w:rPr>
                 <w:rFonts w:hint="eastAsia"/>
-                <w:highlight w:val="red"/>
               </w:rPr>
             </w:pPr>
           </w:p>
@@ -5704,7 +5641,6 @@
             <w:pPr>
               <w:rPr>
                 <w:rFonts w:hint="eastAsia"/>
-                <w:highlight w:val="red"/>
               </w:rPr>
             </w:pPr>
           </w:p>
@@ -5743,7 +5679,6 @@
             <w:pPr>
               <w:rPr>
                 <w:rFonts w:hint="eastAsia"/>
-                <w:highlight w:val="red"/>
               </w:rPr>
             </w:pPr>
           </w:p>
@@ -5757,7 +5692,6 @@
             <w:pPr>
               <w:rPr>
                 <w:rFonts w:hint="eastAsia"/>
-                <w:highlight w:val="red"/>
               </w:rPr>
             </w:pPr>
           </w:p>
@@ -5771,7 +5705,6 @@
             <w:pPr>
               <w:rPr>
                 <w:rFonts w:hint="eastAsia"/>
-                <w:highlight w:val="red"/>
               </w:rPr>
             </w:pPr>
           </w:p>
@@ -5785,7 +5718,6 @@
             <w:pPr>
               <w:rPr>
                 <w:rFonts w:hint="eastAsia"/>
-                <w:highlight w:val="red"/>
               </w:rPr>
             </w:pPr>
           </w:p>
@@ -5799,7 +5731,6 @@
             <w:pPr>
               <w:rPr>
                 <w:rFonts w:hint="eastAsia"/>
-                <w:highlight w:val="red"/>
               </w:rPr>
             </w:pPr>
           </w:p>
@@ -5838,7 +5769,6 @@
             <w:pPr>
               <w:rPr>
                 <w:rFonts w:hint="eastAsia"/>
-                <w:highlight w:val="red"/>
               </w:rPr>
             </w:pPr>
           </w:p>
@@ -5852,7 +5782,6 @@
             <w:pPr>
               <w:rPr>
                 <w:rFonts w:hint="eastAsia"/>
-                <w:highlight w:val="red"/>
               </w:rPr>
             </w:pPr>
           </w:p>
@@ -5866,7 +5795,6 @@
             <w:pPr>
               <w:rPr>
                 <w:rFonts w:hint="eastAsia"/>
-                <w:highlight w:val="red"/>
               </w:rPr>
             </w:pPr>
           </w:p>
@@ -5880,7 +5808,6 @@
             <w:pPr>
               <w:rPr>
                 <w:rFonts w:hint="eastAsia"/>
-                <w:highlight w:val="red"/>
               </w:rPr>
             </w:pPr>
           </w:p>
@@ -5894,7 +5821,6 @@
             <w:pPr>
               <w:rPr>
                 <w:rFonts w:hint="eastAsia"/>
-                <w:highlight w:val="red"/>
               </w:rPr>
             </w:pPr>
           </w:p>
@@ -5934,14 +5860,16 @@
       <w:r>
         <w:rPr>
           <w:rFonts w:hint="eastAsia"/>
+          <w:highlight w:val="yellow"/>
         </w:rPr>
         <w:t>TBH激活状态下，</w:t>
       </w:r>
       <w:r>
         <w:rPr>
           <w:rFonts w:hint="eastAsia"/>
-        </w:rPr>
-        <w:t>AEB/AES功能不允许激活。</w:t>
+          <w:highlight w:val="yellow"/>
+        </w:rPr>
+        <w:t>AEB/AES功能允许激活。</w:t>
       </w:r>
     </w:p>
     <w:p>
@@ -5975,13 +5903,11 @@
         <w:ind w:firstLineChars="0"/>
         <w:rPr>
           <w:rFonts w:hint="eastAsia"/>
-          <w:highlight w:val="yellow"/>
-        </w:rPr>
-      </w:pPr>
-      <w:r>
-        <w:rPr>
-          <w:rFonts w:hint="eastAsia"/>
-          <w:highlight w:val="yellow"/>
+        </w:rPr>
+      </w:pPr>
+      <w:r>
+        <w:rPr>
+          <w:rFonts w:hint="eastAsia"/>
         </w:rPr>
         <w:t>允许激活： √</w:t>
       </w:r>
@@ -5996,13 +5922,11 @@
         <w:ind w:firstLineChars="0"/>
         <w:rPr>
           <w:rFonts w:hint="eastAsia"/>
-          <w:highlight w:val="yellow"/>
-        </w:rPr>
-      </w:pPr>
-      <w:r>
-        <w:rPr>
-          <w:rFonts w:hint="eastAsia"/>
-          <w:highlight w:val="yellow"/>
+        </w:rPr>
+      </w:pPr>
+      <w:r>
+        <w:rPr>
+          <w:rFonts w:hint="eastAsia"/>
         </w:rPr>
         <w:t>不允许打开或者需要退出：X</w:t>
       </w:r>
@@ -6023,13 +5947,7 @@
         <w:rPr>
           <w:rFonts w:hint="eastAsia"/>
         </w:rPr>
-        <w:t xml:space="preserve">功能工作场景不存在重叠： </w:t>
-      </w:r>
-      <w:r>
-        <w:rPr>
-          <w:rFonts w:hint="eastAsia"/>
-        </w:rPr>
-        <w:t>Non-Overlap</w:t>
+        <w:t>功能工作场景不存在重叠： Non-Overlap</w:t>
       </w:r>
     </w:p>
     <w:p>
@@ -6330,15 +6248,13 @@
                 <w:rFonts w:hint="eastAsia"/>
                 <w:sz w:val="16"/>
                 <w:szCs w:val="18"/>
-                <w:highlight w:val="yellow"/>
-              </w:rPr>
-            </w:pPr>
-            <w:r>
-              <w:rPr>
-                <w:rFonts w:hint="eastAsia"/>
-                <w:sz w:val="16"/>
-                <w:szCs w:val="18"/>
-                <w:highlight w:val="yellow"/>
+              </w:rPr>
+            </w:pPr>
+            <w:r>
+              <w:rPr>
+                <w:rFonts w:hint="eastAsia"/>
+                <w:sz w:val="16"/>
+                <w:szCs w:val="18"/>
               </w:rPr>
               <w:t>CST</w:t>
             </w:r>
@@ -6354,15 +6270,13 @@
                 <w:rFonts w:hint="eastAsia"/>
                 <w:sz w:val="16"/>
                 <w:szCs w:val="18"/>
-                <w:highlight w:val="yellow"/>
-              </w:rPr>
-            </w:pPr>
-            <w:r>
-              <w:rPr>
-                <w:rFonts w:hint="eastAsia"/>
-                <w:sz w:val="16"/>
-                <w:szCs w:val="18"/>
-                <w:highlight w:val="yellow"/>
+              </w:rPr>
+            </w:pPr>
+            <w:r>
+              <w:rPr>
+                <w:rFonts w:hint="eastAsia"/>
+                <w:sz w:val="16"/>
+                <w:szCs w:val="18"/>
               </w:rPr>
               <w:t>弹射起步/舒适起步</w:t>
             </w:r>
@@ -6378,15 +6292,13 @@
                 <w:rFonts w:hint="eastAsia"/>
                 <w:sz w:val="16"/>
                 <w:szCs w:val="18"/>
-                <w:highlight w:val="yellow"/>
-              </w:rPr>
-            </w:pPr>
-            <w:r>
-              <w:rPr>
-                <w:rFonts w:hint="eastAsia"/>
-                <w:sz w:val="16"/>
-                <w:szCs w:val="18"/>
-                <w:highlight w:val="yellow"/>
+              </w:rPr>
+            </w:pPr>
+            <w:r>
+              <w:rPr>
+                <w:rFonts w:hint="eastAsia"/>
+                <w:sz w:val="16"/>
+                <w:szCs w:val="18"/>
               </w:rPr>
               <w:t>漂移</w:t>
             </w:r>
@@ -6735,15 +6647,13 @@
                 <w:rFonts w:hint="eastAsia"/>
                 <w:sz w:val="16"/>
                 <w:szCs w:val="18"/>
-                <w:highlight w:val="yellow"/>
-              </w:rPr>
-            </w:pPr>
-            <w:r>
-              <w:rPr>
-                <w:rFonts w:hint="eastAsia"/>
-                <w:sz w:val="16"/>
-                <w:szCs w:val="18"/>
-                <w:highlight w:val="yellow"/>
+              </w:rPr>
+            </w:pPr>
+            <w:r>
+              <w:rPr>
+                <w:rFonts w:hint="eastAsia"/>
+                <w:sz w:val="16"/>
+                <w:szCs w:val="18"/>
               </w:rPr>
               <w:t>X</w:t>
             </w:r>
@@ -6759,15 +6669,13 @@
                 <w:rFonts w:hint="eastAsia"/>
                 <w:sz w:val="16"/>
                 <w:szCs w:val="18"/>
-                <w:highlight w:val="yellow"/>
-              </w:rPr>
-            </w:pPr>
-            <w:r>
-              <w:rPr>
-                <w:rFonts w:hint="eastAsia"/>
-                <w:sz w:val="16"/>
-                <w:szCs w:val="18"/>
-                <w:highlight w:val="yellow"/>
+              </w:rPr>
+            </w:pPr>
+            <w:r>
+              <w:rPr>
+                <w:rFonts w:hint="eastAsia"/>
+                <w:sz w:val="16"/>
+                <w:szCs w:val="18"/>
               </w:rPr>
               <w:t>X</w:t>
             </w:r>
@@ -6783,15 +6691,13 @@
                 <w:rFonts w:hint="eastAsia"/>
                 <w:sz w:val="16"/>
                 <w:szCs w:val="18"/>
-                <w:highlight w:val="yellow"/>
-              </w:rPr>
-            </w:pPr>
-            <w:r>
-              <w:rPr>
-                <w:rFonts w:hint="eastAsia"/>
-                <w:sz w:val="16"/>
-                <w:szCs w:val="18"/>
-                <w:highlight w:val="yellow"/>
+              </w:rPr>
+            </w:pPr>
+            <w:r>
+              <w:rPr>
+                <w:rFonts w:hint="eastAsia"/>
+                <w:sz w:val="16"/>
+                <w:szCs w:val="18"/>
               </w:rPr>
               <w:t>X</w:t>
             </w:r>
@@ -7100,15 +7006,13 @@
                 <w:rFonts w:hint="eastAsia"/>
                 <w:sz w:val="16"/>
                 <w:szCs w:val="18"/>
-                <w:highlight w:val="yellow"/>
-              </w:rPr>
-            </w:pPr>
-            <w:r>
-              <w:rPr>
-                <w:rFonts w:hint="eastAsia"/>
-                <w:sz w:val="16"/>
-                <w:szCs w:val="18"/>
-                <w:highlight w:val="yellow"/>
+              </w:rPr>
+            </w:pPr>
+            <w:r>
+              <w:rPr>
+                <w:rFonts w:hint="eastAsia"/>
+                <w:sz w:val="16"/>
+                <w:szCs w:val="18"/>
               </w:rPr>
               <w:t>X</w:t>
             </w:r>
@@ -7124,15 +7028,13 @@
                 <w:rFonts w:hint="eastAsia"/>
                 <w:sz w:val="16"/>
                 <w:szCs w:val="18"/>
-                <w:highlight w:val="yellow"/>
-              </w:rPr>
-            </w:pPr>
-            <w:r>
-              <w:rPr>
-                <w:rFonts w:hint="eastAsia"/>
-                <w:sz w:val="16"/>
-                <w:szCs w:val="18"/>
-                <w:highlight w:val="yellow"/>
+              </w:rPr>
+            </w:pPr>
+            <w:r>
+              <w:rPr>
+                <w:rFonts w:hint="eastAsia"/>
+                <w:sz w:val="16"/>
+                <w:szCs w:val="18"/>
               </w:rPr>
               <w:t>X</w:t>
             </w:r>
@@ -7148,15 +7050,13 @@
                 <w:rFonts w:hint="eastAsia"/>
                 <w:sz w:val="16"/>
                 <w:szCs w:val="18"/>
-                <w:highlight w:val="yellow"/>
-              </w:rPr>
-            </w:pPr>
-            <w:r>
-              <w:rPr>
-                <w:rFonts w:hint="eastAsia"/>
-                <w:sz w:val="16"/>
-                <w:szCs w:val="18"/>
-                <w:highlight w:val="yellow"/>
+              </w:rPr>
+            </w:pPr>
+            <w:r>
+              <w:rPr>
+                <w:rFonts w:hint="eastAsia"/>
+                <w:sz w:val="16"/>
+                <w:szCs w:val="18"/>
               </w:rPr>
               <w:t>X</w:t>
             </w:r>
@@ -7465,15 +7365,13 @@
                 <w:rFonts w:hint="eastAsia"/>
                 <w:sz w:val="16"/>
                 <w:szCs w:val="18"/>
-                <w:highlight w:val="yellow"/>
-              </w:rPr>
-            </w:pPr>
-            <w:r>
-              <w:rPr>
-                <w:rFonts w:hint="eastAsia"/>
-                <w:sz w:val="16"/>
-                <w:szCs w:val="18"/>
-                <w:highlight w:val="yellow"/>
+              </w:rPr>
+            </w:pPr>
+            <w:r>
+              <w:rPr>
+                <w:rFonts w:hint="eastAsia"/>
+                <w:sz w:val="16"/>
+                <w:szCs w:val="18"/>
               </w:rPr>
               <w:t>X</w:t>
             </w:r>
@@ -7489,15 +7387,13 @@
                 <w:rFonts w:hint="eastAsia"/>
                 <w:sz w:val="16"/>
                 <w:szCs w:val="18"/>
-                <w:highlight w:val="yellow"/>
-              </w:rPr>
-            </w:pPr>
-            <w:r>
-              <w:rPr>
-                <w:rFonts w:hint="eastAsia"/>
-                <w:sz w:val="16"/>
-                <w:szCs w:val="18"/>
-                <w:highlight w:val="yellow"/>
+              </w:rPr>
+            </w:pPr>
+            <w:r>
+              <w:rPr>
+                <w:rFonts w:hint="eastAsia"/>
+                <w:sz w:val="16"/>
+                <w:szCs w:val="18"/>
               </w:rPr>
               <w:t>X</w:t>
             </w:r>
@@ -7513,15 +7409,13 @@
                 <w:rFonts w:hint="eastAsia"/>
                 <w:sz w:val="16"/>
                 <w:szCs w:val="18"/>
-                <w:highlight w:val="yellow"/>
-              </w:rPr>
-            </w:pPr>
-            <w:r>
-              <w:rPr>
-                <w:rFonts w:hint="eastAsia"/>
-                <w:sz w:val="16"/>
-                <w:szCs w:val="18"/>
-                <w:highlight w:val="yellow"/>
+              </w:rPr>
+            </w:pPr>
+            <w:r>
+              <w:rPr>
+                <w:rFonts w:hint="eastAsia"/>
+                <w:sz w:val="16"/>
+                <w:szCs w:val="18"/>
               </w:rPr>
               <w:t>X</w:t>
             </w:r>
@@ -7830,15 +7724,13 @@
                 <w:rFonts w:hint="eastAsia"/>
                 <w:sz w:val="16"/>
                 <w:szCs w:val="18"/>
-                <w:highlight w:val="yellow"/>
-              </w:rPr>
-            </w:pPr>
-            <w:r>
-              <w:rPr>
-                <w:rFonts w:hint="eastAsia"/>
-                <w:sz w:val="16"/>
-                <w:szCs w:val="18"/>
-                <w:highlight w:val="yellow"/>
+              </w:rPr>
+            </w:pPr>
+            <w:r>
+              <w:rPr>
+                <w:rFonts w:hint="eastAsia"/>
+                <w:sz w:val="16"/>
+                <w:szCs w:val="18"/>
               </w:rPr>
               <w:t>X</w:t>
             </w:r>
@@ -7854,15 +7746,13 @@
                 <w:rFonts w:hint="eastAsia"/>
                 <w:sz w:val="16"/>
                 <w:szCs w:val="18"/>
-                <w:highlight w:val="yellow"/>
-              </w:rPr>
-            </w:pPr>
-            <w:r>
-              <w:rPr>
-                <w:rFonts w:hint="eastAsia"/>
-                <w:sz w:val="16"/>
-                <w:szCs w:val="18"/>
-                <w:highlight w:val="yellow"/>
+              </w:rPr>
+            </w:pPr>
+            <w:r>
+              <w:rPr>
+                <w:rFonts w:hint="eastAsia"/>
+                <w:sz w:val="16"/>
+                <w:szCs w:val="18"/>
               </w:rPr>
               <w:t>X</w:t>
             </w:r>
@@ -7878,15 +7768,13 @@
                 <w:rFonts w:hint="eastAsia"/>
                 <w:sz w:val="16"/>
                 <w:szCs w:val="18"/>
-                <w:highlight w:val="yellow"/>
-              </w:rPr>
-            </w:pPr>
-            <w:r>
-              <w:rPr>
-                <w:rFonts w:hint="eastAsia"/>
-                <w:sz w:val="16"/>
-                <w:szCs w:val="18"/>
-                <w:highlight w:val="yellow"/>
+              </w:rPr>
+            </w:pPr>
+            <w:r>
+              <w:rPr>
+                <w:rFonts w:hint="eastAsia"/>
+                <w:sz w:val="16"/>
+                <w:szCs w:val="18"/>
               </w:rPr>
               <w:t>X</w:t>
             </w:r>
@@ -8206,15 +8094,13 @@
                 <w:rFonts w:hint="eastAsia"/>
                 <w:sz w:val="16"/>
                 <w:szCs w:val="18"/>
-                <w:highlight w:val="yellow"/>
-              </w:rPr>
-            </w:pPr>
-            <w:r>
-              <w:rPr>
-                <w:rFonts w:hint="eastAsia"/>
-                <w:sz w:val="16"/>
-                <w:szCs w:val="18"/>
-                <w:highlight w:val="yellow"/>
+              </w:rPr>
+            </w:pPr>
+            <w:r>
+              <w:rPr>
+                <w:rFonts w:hint="eastAsia"/>
+                <w:sz w:val="16"/>
+                <w:szCs w:val="18"/>
               </w:rPr>
               <w:t>√</w:t>
             </w:r>
@@ -8230,15 +8116,13 @@
                 <w:rFonts w:hint="eastAsia"/>
                 <w:sz w:val="16"/>
                 <w:szCs w:val="18"/>
-                <w:highlight w:val="yellow"/>
-              </w:rPr>
-            </w:pPr>
-            <w:r>
-              <w:rPr>
-                <w:rFonts w:hint="eastAsia"/>
-                <w:sz w:val="16"/>
-                <w:szCs w:val="18"/>
-                <w:highlight w:val="yellow"/>
+              </w:rPr>
+            </w:pPr>
+            <w:r>
+              <w:rPr>
+                <w:rFonts w:hint="eastAsia"/>
+                <w:sz w:val="16"/>
+                <w:szCs w:val="18"/>
               </w:rPr>
               <w:t>√</w:t>
             </w:r>
@@ -8254,15 +8138,13 @@
                 <w:rFonts w:hint="eastAsia"/>
                 <w:sz w:val="16"/>
                 <w:szCs w:val="18"/>
-                <w:highlight w:val="yellow"/>
-              </w:rPr>
-            </w:pPr>
-            <w:r>
-              <w:rPr>
-                <w:rFonts w:hint="eastAsia"/>
-                <w:sz w:val="16"/>
-                <w:szCs w:val="18"/>
-                <w:highlight w:val="yellow"/>
+              </w:rPr>
+            </w:pPr>
+            <w:r>
+              <w:rPr>
+                <w:rFonts w:hint="eastAsia"/>
+                <w:sz w:val="16"/>
+                <w:szCs w:val="18"/>
               </w:rPr>
               <w:t>√</w:t>
             </w:r>
@@ -8430,7 +8312,6 @@
           <w:rFonts w:hint="eastAsia"/>
           <w:b/>
           <w:bCs/>
-          <w:highlight w:val="red"/>
         </w:rPr>
         <w:t>禁止使用</w:t>
       </w:r>
@@ -8462,19 +8343,7 @@
         <w:rPr>
           <w:rFonts w:hint="eastAsia"/>
         </w:rPr>
-        <w:t>驱动执行器（</w:t>
-      </w:r>
-      <w:r>
-        <w:rPr>
-          <w:rFonts w:hint="eastAsia"/>
-        </w:rPr>
-        <w:t>接口包括：驱动扭矩限值、车速限制</w:t>
-      </w:r>
-      <w:r>
-        <w:rPr>
-          <w:rFonts w:hint="eastAsia"/>
-        </w:rPr>
-        <w:t>）</w:t>
+        <w:t>驱动执行器（接口包括：驱动扭矩限值、车速限制）</w:t>
       </w:r>
       <w:r>
         <w:rPr>
@@ -8506,7 +8375,6 @@
           <w:rFonts w:hint="eastAsia"/>
           <w:b/>
           <w:bCs/>
-          <w:highlight w:val="green"/>
         </w:rPr>
         <w:t>可以使用</w:t>
       </w:r>
@@ -8577,7 +8445,6 @@
           <w:rFonts w:hint="eastAsia"/>
           <w:b/>
           <w:bCs/>
-          <w:highlight w:val="red"/>
         </w:rPr>
         <w:t>禁止使用</w:t>
       </w:r>
@@ -8591,13 +8458,7 @@
         <w:rPr>
           <w:rFonts w:hint="eastAsia"/>
         </w:rPr>
-        <w:t>转向（</w:t>
-      </w:r>
-      <w:r>
-        <w:rPr>
-          <w:rFonts w:hint="eastAsia"/>
-        </w:rPr>
-        <w:t>包括</w:t>
+        <w:t>转向（包括</w:t>
       </w:r>
       <w:r>
         <w:t>DSR</w:t>
@@ -8680,7 +8541,6 @@
           <w:rFonts w:hint="eastAsia"/>
           <w:b/>
           <w:bCs/>
-          <w:highlight w:val="green"/>
         </w:rPr>
         <w:t>可以使用</w:t>
       </w:r>
@@ -8821,13 +8681,7 @@
         <w:rPr>
           <w:rFonts w:hint="eastAsia"/>
         </w:rPr>
-        <w:t>具体握手机制与各状态下系统行</w:t>
-      </w:r>
-      <w:r>
-        <w:rPr>
-          <w:rFonts w:hint="eastAsia"/>
-        </w:rPr>
-        <w:t>为</w:t>
+        <w:t>具体握手机制与各状态下系统行为</w:t>
       </w:r>
       <w:r>
         <w:rPr>
@@ -9214,13 +9068,7 @@
         <w:rPr>
           <w:rFonts w:hint="eastAsia"/>
         </w:rPr>
-        <w:t>Not Av</w:t>
-      </w:r>
-      <w:r>
-        <w:rPr>
-          <w:rFonts w:hint="eastAsia"/>
-        </w:rPr>
-        <w:t>ailable</w:t>
+        <w:t>Not Available</w:t>
       </w:r>
       <w:r>
         <w:rPr>
@@ -10027,25 +9875,7 @@
               <w:rPr>
                 <w:rFonts w:hint="eastAsia"/>
               </w:rPr>
-              <w:t>11</w:t>
-            </w:r>
-            <w:r>
-              <w:rPr>
-                <w:rFonts w:hint="eastAsia"/>
-              </w:rPr>
-              <w:t>/</w:t>
-            </w:r>
-            <w:r>
-              <w:rPr>
-                <w:rFonts w:hint="eastAsia"/>
-              </w:rPr>
-              <w:t>10</w:t>
-            </w:r>
-            <w:r>
-              <w:rPr>
-                <w:rFonts w:hint="eastAsia"/>
-              </w:rPr>
-              <w:t>/2025</w:t>
+              <w:t>11/10/2025</w:t>
             </w:r>
           </w:p>
         </w:tc>
@@ -10137,13 +9967,7 @@
               <w:rPr>
                 <w:rFonts w:hint="eastAsia"/>
               </w:rPr>
-              <w:t>/</w:t>
-            </w:r>
-            <w:r>
-              <w:rPr>
-                <w:rFonts w:hint="eastAsia"/>
-              </w:rPr>
-              <w:t>1</w:t>
+              <w:t>/1</w:t>
             </w:r>
             <w:r>
               <w:rPr>
@@ -10223,13 +10047,7 @@
               <w:rPr>
                 <w:rFonts w:hint="eastAsia"/>
               </w:rPr>
-              <w:t>12</w:t>
-            </w:r>
-            <w:r>
-              <w:rPr>
-                <w:rFonts w:hint="eastAsia"/>
-              </w:rPr>
-              <w:t>/</w:t>
+              <w:t>12/</w:t>
             </w:r>
             <w:r>
               <w:rPr>
@@ -17672,23 +17490,17 @@
 </file>
 
 <file path=customXml/item1.xml><?xml version="1.0" encoding="utf-8"?>
-<p:properties xmlns:p="http://schemas.microsoft.com/office/2006/metadata/properties" xmlns:xsi="http://www.w3.org/2001/XMLSchema-instance" xmlns:pc="http://schemas.microsoft.com/office/infopath/2007/PartnerControls">
-  <documentManagement>
-    <TaxCatchAll xmlns="f4ecdb93-bc7f-4438-8c77-236ab96c18a9" xsi:nil="true"/>
-    <lcf76f155ced4ddcb4097134ff3c332f xmlns="455088e1-af34-4927-a3f0-bdce59540293">
-      <Terms xmlns="http://schemas.microsoft.com/office/infopath/2007/PartnerControls"/>
-    </lcf76f155ced4ddcb4097134ff3c332f>
-  </documentManagement>
-</p:properties>
+<?mso-contentType ?>
+<FormTemplates xmlns="http://schemas.microsoft.com/sharepoint/v3/contenttype/forms">
+  <Display>DocumentLibraryForm</Display>
+  <Edit>DocumentLibraryForm</Edit>
+  <New>DocumentLibraryForm</New>
+</FormTemplates>
 </file>
 
 <file path=customXml/item2.xml><?xml version="1.0" encoding="utf-8"?>
-<b:Sources xmlns:b="http://schemas.openxmlformats.org/officeDocument/2006/bibliography" xmlns="http://schemas.openxmlformats.org/officeDocument/2006/bibliography" SelectedStyle="\APASixthEditionOfficeOnline.xsl" StyleName="APA" Version="6"/>
-</file>
-
-<file path=customXml/item3.xml><?xml version="1.0" encoding="utf-8"?>
-<ct:contentTypeSchema xmlns:ct="http://schemas.microsoft.com/office/2006/metadata/contentType" xmlns:ma="http://schemas.microsoft.com/office/2006/metadata/properties/metaAttributes" ct:_="" ma:_="" ma:contentTypeName="文档" ma:contentTypeID="0x010100F4ECDE3992A08C4AB27EAAF617A05967" ma:contentTypeVersion="12" ma:contentTypeDescription="新建文档。" ma:contentTypeScope="" ma:versionID="3dd12f097a664388af7c7ed37b7f1677">
-  <xsd:schema xmlns:xsd="http://www.w3.org/2001/XMLSchema" xmlns:xs="http://www.w3.org/2001/XMLSchema" xmlns:p="http://schemas.microsoft.com/office/2006/metadata/properties" xmlns:ns2="455088e1-af34-4927-a3f0-bdce59540293" xmlns:ns3="f4ecdb93-bc7f-4438-8c77-236ab96c18a9" targetNamespace="http://schemas.microsoft.com/office/2006/metadata/properties" ma:root="true" ma:fieldsID="67c07fb3e546643451b6621acfe4996e" ns2:_="" ns3:_="">
+<ct:contentTypeSchema xmlns:ct="http://schemas.microsoft.com/office/2006/metadata/contentType" xmlns:ma="http://schemas.microsoft.com/office/2006/metadata/properties/metaAttributes" ct:_="" ma:_="" ma:contentTypeName="Document" ma:contentTypeID="0x010100F4ECDE3992A08C4AB27EAAF617A05967" ma:contentTypeVersion="12" ma:contentTypeDescription="Create a new document." ma:contentTypeScope="" ma:versionID="6030d3fe49356aaef09cec4ad8e6441b">
+  <xsd:schema xmlns:xsd="http://www.w3.org/2001/XMLSchema" xmlns:xs="http://www.w3.org/2001/XMLSchema" xmlns:p="http://schemas.microsoft.com/office/2006/metadata/properties" xmlns:ns2="455088e1-af34-4927-a3f0-bdce59540293" xmlns:ns3="f4ecdb93-bc7f-4438-8c77-236ab96c18a9" targetNamespace="http://schemas.microsoft.com/office/2006/metadata/properties" ma:root="true" ma:fieldsID="39cc5a898485895145ac9f4685282a2b" ns2:_="" ns3:_="">
     <xsd:import namespace="455088e1-af34-4927-a3f0-bdce59540293"/>
     <xsd:import namespace="f4ecdb93-bc7f-4438-8c77-236ab96c18a9"/>
     <xsd:element name="properties">
@@ -17738,7 +17550,7 @@
         <xsd:restriction base="dms:Text"/>
       </xsd:simpleType>
     </xsd:element>
-    <xsd:element name="lcf76f155ced4ddcb4097134ff3c332f" ma:index="13" nillable="true" ma:taxonomy="true" ma:internalName="lcf76f155ced4ddcb4097134ff3c332f" ma:taxonomyFieldName="MediaServiceImageTags" ma:displayName="图像标记" ma:readOnly="false" ma:fieldId="{5cf76f15-5ced-4ddc-b409-7134ff3c332f}" ma:taxonomyMulti="true" ma:sspId="61535f45-074a-4eaf-b5ce-0ad645dc0277" ma:termSetId="09814cd3-568e-fe90-9814-8d621ff8fb84" ma:anchorId="fba54fb3-c3e1-fe81-a776-ca4b69148c4d" ma:open="true" ma:isKeyword="false">
+    <xsd:element name="lcf76f155ced4ddcb4097134ff3c332f" ma:index="13" nillable="true" ma:taxonomy="true" ma:internalName="lcf76f155ced4ddcb4097134ff3c332f" ma:taxonomyFieldName="MediaServiceImageTags" ma:displayName="Image Tags" ma:readOnly="false" ma:fieldId="{5cf76f15-5ced-4ddc-b409-7134ff3c332f}" ma:taxonomyMulti="true" ma:sspId="61535f45-074a-4eaf-b5ce-0ad645dc0277" ma:termSetId="09814cd3-568e-fe90-9814-8d621ff8fb84" ma:anchorId="fba54fb3-c3e1-fe81-a776-ca4b69148c4d" ma:open="true" ma:isKeyword="false">
       <xsd:complexType>
         <xsd:sequence>
           <xsd:element ref="pc:Terms" minOccurs="0" maxOccurs="1"/>
@@ -17797,8 +17609,8 @@
         <xsd:element ref="dc:creator" minOccurs="0" maxOccurs="1"/>
         <xsd:element ref="dcterms:created" minOccurs="0" maxOccurs="1"/>
         <xsd:element ref="dc:identifier" minOccurs="0" maxOccurs="1"/>
-        <xsd:element name="contentType" minOccurs="0" maxOccurs="1" type="xsd:string" ma:index="0" ma:displayName="内容类型"/>
-        <xsd:element ref="dc:title" minOccurs="0" maxOccurs="1" ma:index="4" ma:displayName="标题"/>
+        <xsd:element name="contentType" minOccurs="0" maxOccurs="1" type="xsd:string" ma:index="0" ma:displayName="Content Type"/>
+        <xsd:element ref="dc:title" minOccurs="0" maxOccurs="1" ma:index="4" ma:displayName="Title"/>
         <xsd:element ref="dc:subject" minOccurs="0" maxOccurs="1"/>
         <xsd:element ref="dc:description" minOccurs="0" maxOccurs="1"/>
         <xsd:element name="keywords" minOccurs="0" maxOccurs="1" type="xsd:string"/>
@@ -17887,16 +17699,42 @@
 </ct:contentTypeSchema>
 </file>
 
+<file path=customXml/item3.xml><?xml version="1.0" encoding="utf-8"?>
+<b:Sources xmlns:b="http://schemas.openxmlformats.org/officeDocument/2006/bibliography" xmlns="http://schemas.openxmlformats.org/officeDocument/2006/bibliography" SelectedStyle="\APASixthEditionOfficeOnline.xsl" StyleName="APA" Version="6"/>
+</file>
+
 <file path=customXml/item4.xml><?xml version="1.0" encoding="utf-8"?>
-<?mso-contentType ?>
-<FormTemplates xmlns="http://schemas.microsoft.com/sharepoint/v3/contenttype/forms">
-  <Display>DocumentLibraryForm</Display>
-  <Edit>DocumentLibraryForm</Edit>
-  <New>DocumentLibraryForm</New>
-</FormTemplates>
+<p:properties xmlns:p="http://schemas.microsoft.com/office/2006/metadata/properties" xmlns:xsi="http://www.w3.org/2001/XMLSchema-instance" xmlns:pc="http://schemas.microsoft.com/office/infopath/2007/PartnerControls">
+  <documentManagement>
+    <TaxCatchAll xmlns="f4ecdb93-bc7f-4438-8c77-236ab96c18a9" xsi:nil="true"/>
+    <lcf76f155ced4ddcb4097134ff3c332f xmlns="455088e1-af34-4927-a3f0-bdce59540293">
+      <Terms xmlns="http://schemas.microsoft.com/office/infopath/2007/PartnerControls"/>
+    </lcf76f155ced4ddcb4097134ff3c332f>
+  </documentManagement>
+</p:properties>
 </file>
 
 <file path=customXml/itemProps1.xml><?xml version="1.0" encoding="utf-8"?>
+<ds:datastoreItem xmlns:ds="http://schemas.openxmlformats.org/officeDocument/2006/customXml" ds:itemID="{7C2CB8C0-D5C7-420F-8301-373704C9366D}">
+  <ds:schemaRefs>
+    <ds:schemaRef ds:uri="http://schemas.microsoft.com/sharepoint/v3/contenttype/forms"/>
+  </ds:schemaRefs>
+</ds:datastoreItem>
+</file>
+
+<file path=customXml/itemProps2.xml><?xml version="1.0" encoding="utf-8"?>
+<ds:datastoreItem xmlns:ds="http://schemas.openxmlformats.org/officeDocument/2006/customXml" ds:itemID="{361273FA-0CAB-4C4B-817B-16A2420F42B3}"/>
+</file>
+
+<file path=customXml/itemProps3.xml><?xml version="1.0" encoding="utf-8"?>
+<ds:datastoreItem xmlns:ds="http://schemas.openxmlformats.org/officeDocument/2006/customXml" ds:itemID="{CFA01A47-1C84-4C28-BF0B-CEF754E4155C}">
+  <ds:schemaRefs>
+    <ds:schemaRef ds:uri="http://schemas.openxmlformats.org/officeDocument/2006/bibliography"/>
+  </ds:schemaRefs>
+</ds:datastoreItem>
+</file>
+
+<file path=customXml/itemProps4.xml><?xml version="1.0" encoding="utf-8"?>
 <ds:datastoreItem xmlns:ds="http://schemas.openxmlformats.org/officeDocument/2006/customXml" ds:itemID="{8392CCB8-71F8-468E-8D4A-6D63FF89D6B4}">
   <ds:schemaRefs>
     <ds:schemaRef ds:uri="http://schemas.microsoft.com/office/2006/metadata/properties"/>
@@ -17907,26 +17745,6 @@
 </ds:datastoreItem>
 </file>
 
-<file path=customXml/itemProps2.xml><?xml version="1.0" encoding="utf-8"?>
-<ds:datastoreItem xmlns:ds="http://schemas.openxmlformats.org/officeDocument/2006/customXml" ds:itemID="{CFA01A47-1C84-4C28-BF0B-CEF754E4155C}">
-  <ds:schemaRefs>
-    <ds:schemaRef ds:uri="http://schemas.openxmlformats.org/officeDocument/2006/bibliography"/>
-  </ds:schemaRefs>
-</ds:datastoreItem>
-</file>
-
-<file path=customXml/itemProps3.xml><?xml version="1.0" encoding="utf-8"?>
-<ds:datastoreItem xmlns:ds="http://schemas.openxmlformats.org/officeDocument/2006/customXml" ds:itemID="{BF5C24B7-A17B-4F0B-839B-5C180062CEF8}"/>
-</file>
-
-<file path=customXml/itemProps4.xml><?xml version="1.0" encoding="utf-8"?>
-<ds:datastoreItem xmlns:ds="http://schemas.openxmlformats.org/officeDocument/2006/customXml" ds:itemID="{7C2CB8C0-D5C7-420F-8301-373704C9366D}">
-  <ds:schemaRefs>
-    <ds:schemaRef ds:uri="http://schemas.microsoft.com/sharepoint/v3/contenttype/forms"/>
-  </ds:schemaRefs>
-</ds:datastoreItem>
-</file>
-
 <file path=docMetadata/LabelInfo.xml><?xml version="1.0" encoding="utf-8"?>
 <clbl:labelList xmlns:clbl="http://schemas.microsoft.com/office/2020/mipLabelMetadata">
   <clbl:label id="{b0ff92c5-92ff-43fe-a760-6a9303f9073d}" enabled="1" method="Standard" siteId="{1272ef7d-0a4c-4c35-8f4b-416e283c5d59}" contentBits="3" removed="0"/>

--- a/ADAS Subsystem Requirement Specification to SGMW_main.docx
+++ b/ADAS Subsystem Requirement Specification to SGMW_main.docx
@@ -10208,6 +10208,92 @@
                 <w:rFonts w:hint="eastAsia"/>
               </w:rPr>
               <w:t>04/01/2026</w:t>
+            </w:r>
+          </w:p>
+        </w:tc>
+        <w:tc>
+          <w:tcPr>
+            <w:tcW w:w="2254" w:type="dxa"/>
+          </w:tcPr>
+          <w:p>
+            <w:pPr>
+              <w:rPr>
+                <w:rFonts w:hint="eastAsia"/>
+              </w:rPr>
+            </w:pPr>
+          </w:p>
+        </w:tc>
+      </w:tr>
+      <w:tr>
+        <w:tc>
+          <w:tcPr>
+            <w:tcW w:w="2254" w:type="dxa"/>
+          </w:tcPr>
+          <w:p>
+            <w:pPr>
+              <w:rPr>
+                <w:rFonts w:hint="eastAsia"/>
+              </w:rPr>
+            </w:pPr>
+            <w:r>
+              <w:rPr>
+                <w:rFonts w:hint="eastAsia"/>
+              </w:rPr>
+              <w:t>V1.6</w:t>
+            </w:r>
+          </w:p>
+        </w:tc>
+        <w:tc>
+          <w:tcPr>
+            <w:tcW w:w="2254" w:type="dxa"/>
+          </w:tcPr>
+          <w:p>
+            <w:pPr>
+              <w:rPr>
+                <w:rFonts w:hint="eastAsia"/>
+              </w:rPr>
+            </w:pPr>
+            <w:r>
+              <w:rPr>
+                <w:rFonts w:hint="eastAsia"/>
+              </w:rPr>
+              <w:t>TBH和AEB/AES 优先级</w:t>
+            </w:r>
+            <w:r>
+              <w:rPr>
+                <w:rFonts w:hint="eastAsia"/>
+              </w:rPr>
+              <w:t>调整</w:t>
+            </w:r>
+          </w:p>
+        </w:tc>
+        <w:tc>
+          <w:tcPr>
+            <w:tcW w:w="2254" w:type="dxa"/>
+          </w:tcPr>
+          <w:p>
+            <w:pPr>
+              <w:rPr>
+                <w:rFonts w:hint="eastAsia"/>
+              </w:rPr>
+            </w:pPr>
+            <w:r>
+              <w:rPr>
+                <w:rFonts w:hint="eastAsia"/>
+              </w:rPr>
+              <w:t>04/</w:t>
+            </w:r>
+            <w:r>
+              <w:rPr>
+                <w:rFonts w:hint="eastAsia"/>
+              </w:rPr>
+              <w:t>16</w:t>
+            </w:r>
+            <w:r>
+              <w:rPr>
+                <w:rFonts w:hint="eastAsia"/>
+              </w:rPr>
+              <w:t>/2026</w:t>
             </w:r>
           </w:p>
         </w:tc>
@@ -17490,15 +17576,21 @@
 </file>
 
 <file path=customXml/item1.xml><?xml version="1.0" encoding="utf-8"?>
-<?mso-contentType ?>
-<FormTemplates xmlns="http://schemas.microsoft.com/sharepoint/v3/contenttype/forms">
-  <Display>DocumentLibraryForm</Display>
-  <Edit>DocumentLibraryForm</Edit>
-  <New>DocumentLibraryForm</New>
-</FormTemplates>
+<p:properties xmlns:p="http://schemas.microsoft.com/office/2006/metadata/properties" xmlns:xsi="http://www.w3.org/2001/XMLSchema-instance" xmlns:pc="http://schemas.microsoft.com/office/infopath/2007/PartnerControls">
+  <documentManagement>
+    <TaxCatchAll xmlns="f4ecdb93-bc7f-4438-8c77-236ab96c18a9" xsi:nil="true"/>
+    <lcf76f155ced4ddcb4097134ff3c332f xmlns="455088e1-af34-4927-a3f0-bdce59540293">
+      <Terms xmlns="http://schemas.microsoft.com/office/infopath/2007/PartnerControls"/>
+    </lcf76f155ced4ddcb4097134ff3c332f>
+  </documentManagement>
+</p:properties>
 </file>
 
 <file path=customXml/item2.xml><?xml version="1.0" encoding="utf-8"?>
+<b:Sources xmlns:b="http://schemas.openxmlformats.org/officeDocument/2006/bibliography" xmlns="http://schemas.openxmlformats.org/officeDocument/2006/bibliography" SelectedStyle="\APASixthEditionOfficeOnline.xsl" StyleName="APA" Version="6"/>
+</file>
+
+<file path=customXml/item3.xml><?xml version="1.0" encoding="utf-8"?>
 <ct:contentTypeSchema xmlns:ct="http://schemas.microsoft.com/office/2006/metadata/contentType" xmlns:ma="http://schemas.microsoft.com/office/2006/metadata/properties/metaAttributes" ct:_="" ma:_="" ma:contentTypeName="Document" ma:contentTypeID="0x010100F4ECDE3992A08C4AB27EAAF617A05967" ma:contentTypeVersion="12" ma:contentTypeDescription="Create a new document." ma:contentTypeScope="" ma:versionID="6030d3fe49356aaef09cec4ad8e6441b">
   <xsd:schema xmlns:xsd="http://www.w3.org/2001/XMLSchema" xmlns:xs="http://www.w3.org/2001/XMLSchema" xmlns:p="http://schemas.microsoft.com/office/2006/metadata/properties" xmlns:ns2="455088e1-af34-4927-a3f0-bdce59540293" xmlns:ns3="f4ecdb93-bc7f-4438-8c77-236ab96c18a9" targetNamespace="http://schemas.microsoft.com/office/2006/metadata/properties" ma:root="true" ma:fieldsID="39cc5a898485895145ac9f4685282a2b" ns2:_="" ns3:_="">
     <xsd:import namespace="455088e1-af34-4927-a3f0-bdce59540293"/>
@@ -17699,42 +17791,16 @@
 </ct:contentTypeSchema>
 </file>
 
-<file path=customXml/item3.xml><?xml version="1.0" encoding="utf-8"?>
-<b:Sources xmlns:b="http://schemas.openxmlformats.org/officeDocument/2006/bibliography" xmlns="http://schemas.openxmlformats.org/officeDocument/2006/bibliography" SelectedStyle="\APASixthEditionOfficeOnline.xsl" StyleName="APA" Version="6"/>
-</file>
-
 <file path=customXml/item4.xml><?xml version="1.0" encoding="utf-8"?>
-<p:properties xmlns:p="http://schemas.microsoft.com/office/2006/metadata/properties" xmlns:xsi="http://www.w3.org/2001/XMLSchema-instance" xmlns:pc="http://schemas.microsoft.com/office/infopath/2007/PartnerControls">
-  <documentManagement>
-    <TaxCatchAll xmlns="f4ecdb93-bc7f-4438-8c77-236ab96c18a9" xsi:nil="true"/>
-    <lcf76f155ced4ddcb4097134ff3c332f xmlns="455088e1-af34-4927-a3f0-bdce59540293">
-      <Terms xmlns="http://schemas.microsoft.com/office/infopath/2007/PartnerControls"/>
-    </lcf76f155ced4ddcb4097134ff3c332f>
-  </documentManagement>
-</p:properties>
+<?mso-contentType ?>
+<FormTemplates xmlns="http://schemas.microsoft.com/sharepoint/v3/contenttype/forms">
+  <Display>DocumentLibraryForm</Display>
+  <Edit>DocumentLibraryForm</Edit>
+  <New>DocumentLibraryForm</New>
+</FormTemplates>
 </file>
 
 <file path=customXml/itemProps1.xml><?xml version="1.0" encoding="utf-8"?>
-<ds:datastoreItem xmlns:ds="http://schemas.openxmlformats.org/officeDocument/2006/customXml" ds:itemID="{7C2CB8C0-D5C7-420F-8301-373704C9366D}">
-  <ds:schemaRefs>
-    <ds:schemaRef ds:uri="http://schemas.microsoft.com/sharepoint/v3/contenttype/forms"/>
-  </ds:schemaRefs>
-</ds:datastoreItem>
-</file>
-
-<file path=customXml/itemProps2.xml><?xml version="1.0" encoding="utf-8"?>
-<ds:datastoreItem xmlns:ds="http://schemas.openxmlformats.org/officeDocument/2006/customXml" ds:itemID="{361273FA-0CAB-4C4B-817B-16A2420F42B3}"/>
-</file>
-
-<file path=customXml/itemProps3.xml><?xml version="1.0" encoding="utf-8"?>
-<ds:datastoreItem xmlns:ds="http://schemas.openxmlformats.org/officeDocument/2006/customXml" ds:itemID="{CFA01A47-1C84-4C28-BF0B-CEF754E4155C}">
-  <ds:schemaRefs>
-    <ds:schemaRef ds:uri="http://schemas.openxmlformats.org/officeDocument/2006/bibliography"/>
-  </ds:schemaRefs>
-</ds:datastoreItem>
-</file>
-
-<file path=customXml/itemProps4.xml><?xml version="1.0" encoding="utf-8"?>
 <ds:datastoreItem xmlns:ds="http://schemas.openxmlformats.org/officeDocument/2006/customXml" ds:itemID="{8392CCB8-71F8-468E-8D4A-6D63FF89D6B4}">
   <ds:schemaRefs>
     <ds:schemaRef ds:uri="http://schemas.microsoft.com/office/2006/metadata/properties"/>
@@ -17745,6 +17811,41 @@
 </ds:datastoreItem>
 </file>
 
+<file path=customXml/itemProps2.xml><?xml version="1.0" encoding="utf-8"?>
+<ds:datastoreItem xmlns:ds="http://schemas.openxmlformats.org/officeDocument/2006/customXml" ds:itemID="{CFA01A47-1C84-4C28-BF0B-CEF754E4155C}">
+  <ds:schemaRefs>
+    <ds:schemaRef ds:uri="http://schemas.openxmlformats.org/officeDocument/2006/bibliography"/>
+  </ds:schemaRefs>
+</ds:datastoreItem>
+</file>
+
+<file path=customXml/itemProps3.xml><?xml version="1.0" encoding="utf-8"?>
+<ds:datastoreItem xmlns:ds="http://schemas.openxmlformats.org/officeDocument/2006/customXml" ds:itemID="{361273FA-0CAB-4C4B-817B-16A2420F42B3}">
+  <ds:schemaRefs>
+    <ds:schemaRef ds:uri="http://schemas.microsoft.com/office/2006/metadata/contentType"/>
+    <ds:schemaRef ds:uri="http://schemas.microsoft.com/office/2006/metadata/properties/metaAttributes"/>
+    <ds:schemaRef ds:uri="http://www.w3.org/2001/XMLSchema"/>
+    <ds:schemaRef ds:uri="http://schemas.microsoft.com/office/2006/metadata/properties"/>
+    <ds:schemaRef ds:uri="455088e1-af34-4927-a3f0-bdce59540293"/>
+    <ds:schemaRef ds:uri="f4ecdb93-bc7f-4438-8c77-236ab96c18a9"/>
+    <ds:schemaRef ds:uri="http://schemas.microsoft.com/office/2006/documentManagement/types"/>
+    <ds:schemaRef ds:uri="http://schemas.microsoft.com/office/infopath/2007/PartnerControls"/>
+    <ds:schemaRef ds:uri="http://schemas.openxmlformats.org/package/2006/metadata/core-properties"/>
+    <ds:schemaRef ds:uri="http://purl.org/dc/elements/1.1/"/>
+    <ds:schemaRef ds:uri="http://purl.org/dc/terms/"/>
+    <ds:schemaRef ds:uri="http://schemas.microsoft.com/internal/obd"/>
+  </ds:schemaRefs>
+</ds:datastoreItem>
+</file>
+
+<file path=customXml/itemProps4.xml><?xml version="1.0" encoding="utf-8"?>
+<ds:datastoreItem xmlns:ds="http://schemas.openxmlformats.org/officeDocument/2006/customXml" ds:itemID="{7C2CB8C0-D5C7-420F-8301-373704C9366D}">
+  <ds:schemaRefs>
+    <ds:schemaRef ds:uri="http://schemas.microsoft.com/sharepoint/v3/contenttype/forms"/>
+  </ds:schemaRefs>
+</ds:datastoreItem>
+</file>
+
 <file path=docMetadata/LabelInfo.xml><?xml version="1.0" encoding="utf-8"?>
 <clbl:labelList xmlns:clbl="http://schemas.microsoft.com/office/2020/mipLabelMetadata">
   <clbl:label id="{b0ff92c5-92ff-43fe-a760-6a9303f9073d}" enabled="1" method="Standard" siteId="{1272ef7d-0a4c-4c35-8f4b-416e283c5d59}" contentBits="3" removed="0"/>

--- a/ADAS Subsystem Requirement Specification to SGMW_main.docx
+++ b/ADAS Subsystem Requirement Specification to SGMW_main.docx
@@ -2371,21 +2371,7 @@
         <w:rPr>
           <w:rFonts w:hint="eastAsia"/>
         </w:rPr>
-        <w:t>ADAS控后转时，VMC将作为RWS上位</w:t>
-      </w:r>
-      <w:proofErr w:type="gramStart"/>
-      <w:r>
-        <w:rPr>
-          <w:rFonts w:hint="eastAsia"/>
-        </w:rPr>
-        <w:t>机管理</w:t>
-      </w:r>
-      <w:proofErr w:type="gramEnd"/>
-      <w:r>
-        <w:rPr>
-          <w:rFonts w:hint="eastAsia"/>
-        </w:rPr>
-        <w:t>RWS的握手与请求，ADAS只需和VMC建立握手并发送RWS角度请求给VMC，由VMC转发给RWS并进行相应的安全限制。</w:t>
+        <w:t>ADAS控后转时，VMC将作为RWS上位机管理RWS的握手与请求，ADAS只需和VMC建立握手并发送RWS角度请求给VMC，由VMC转发给RWS并进行相应的安全限制。</w:t>
       </w:r>
     </w:p>
     <w:p>
@@ -2429,16 +2415,8 @@
               <w:rPr>
                 <w:rFonts w:hint="eastAsia"/>
               </w:rPr>
-              <w:t>VMC/</w:t>
-            </w:r>
-            <w:proofErr w:type="spellStart"/>
-            <w:r>
-              <w:rPr>
-                <w:rFonts w:hint="eastAsia"/>
-              </w:rPr>
-              <w:t>cubiX</w:t>
-            </w:r>
-            <w:proofErr w:type="spellEnd"/>
+              <w:t>VMC/cubiX</w:t>
+            </w:r>
           </w:p>
         </w:tc>
         <w:tc>
@@ -2856,14 +2834,12 @@
                 <w:rFonts w:hint="eastAsia"/>
               </w:rPr>
             </w:pPr>
-            <w:proofErr w:type="spellStart"/>
             <w:r>
               <w:rPr>
                 <w:rFonts w:hint="eastAsia"/>
               </w:rPr>
               <w:t>RWSAngADASCtrlAvailSts</w:t>
             </w:r>
-            <w:proofErr w:type="spellEnd"/>
           </w:p>
         </w:tc>
         <w:tc>
@@ -2919,21 +2895,7 @@
               <w:rPr>
                 <w:rFonts w:hint="eastAsia"/>
               </w:rPr>
-              <w:t>0x</w:t>
-            </w:r>
-            <w:proofErr w:type="gramStart"/>
-            <w:r>
-              <w:rPr>
-                <w:rFonts w:hint="eastAsia"/>
-              </w:rPr>
-              <w:t>0:Not</w:t>
-            </w:r>
-            <w:proofErr w:type="gramEnd"/>
-            <w:r>
-              <w:rPr>
-                <w:rFonts w:hint="eastAsia"/>
-              </w:rPr>
-              <w:t xml:space="preserve"> Available </w:t>
+              <w:t xml:space="preserve">0x0:Not Available </w:t>
             </w:r>
           </w:p>
           <w:p>
@@ -2947,16 +2909,8 @@
               <w:rPr>
                 <w:rFonts w:hint="eastAsia"/>
               </w:rPr>
-              <w:t xml:space="preserve"> 0x</w:t>
-            </w:r>
-            <w:proofErr w:type="gramStart"/>
-            <w:r>
-              <w:rPr>
-                <w:rFonts w:hint="eastAsia"/>
-              </w:rPr>
-              <w:t>1:Available</w:t>
-            </w:r>
-            <w:proofErr w:type="gramEnd"/>
+              <w:t xml:space="preserve"> 0x1:Available</w:t>
+            </w:r>
           </w:p>
           <w:p>
             <w:pPr>
@@ -2969,16 +2923,8 @@
               <w:rPr>
                 <w:rFonts w:hint="eastAsia"/>
               </w:rPr>
-              <w:t xml:space="preserve"> 0x</w:t>
-            </w:r>
-            <w:proofErr w:type="gramStart"/>
-            <w:r>
-              <w:rPr>
-                <w:rFonts w:hint="eastAsia"/>
-              </w:rPr>
-              <w:t>2:Reserved</w:t>
-            </w:r>
-            <w:proofErr w:type="gramEnd"/>
+              <w:t xml:space="preserve"> 0x2:Reserved</w:t>
+            </w:r>
           </w:p>
           <w:p>
             <w:pPr>
@@ -2991,16 +2937,8 @@
               <w:rPr>
                 <w:rFonts w:hint="eastAsia"/>
               </w:rPr>
-              <w:t xml:space="preserve"> 0x</w:t>
-            </w:r>
-            <w:proofErr w:type="gramStart"/>
-            <w:r>
-              <w:rPr>
-                <w:rFonts w:hint="eastAsia"/>
-              </w:rPr>
-              <w:t>3:Reserved</w:t>
-            </w:r>
-            <w:proofErr w:type="gramEnd"/>
+              <w:t xml:space="preserve"> 0x3:Reserved</w:t>
+            </w:r>
           </w:p>
         </w:tc>
       </w:tr>
@@ -3054,14 +2992,12 @@
                 <w:rFonts w:hint="eastAsia"/>
               </w:rPr>
             </w:pPr>
-            <w:proofErr w:type="spellStart"/>
             <w:r>
               <w:rPr>
                 <w:rFonts w:hint="eastAsia"/>
               </w:rPr>
               <w:t>RWSAngADASCtrlRspSts</w:t>
             </w:r>
-            <w:proofErr w:type="spellEnd"/>
           </w:p>
         </w:tc>
         <w:tc>
@@ -3098,35 +3034,7 @@
               <w:rPr>
                 <w:rFonts w:hint="eastAsia"/>
               </w:rPr>
-              <w:t>VMC 反馈给ADAS的后</w:t>
-            </w:r>
-            <w:proofErr w:type="gramStart"/>
-            <w:r>
-              <w:rPr>
-                <w:rFonts w:hint="eastAsia"/>
-              </w:rPr>
-              <w:t>转控制</w:t>
-            </w:r>
-            <w:proofErr w:type="gramEnd"/>
-            <w:r>
-              <w:rPr>
-                <w:rFonts w:hint="eastAsia"/>
-              </w:rPr>
-              <w:t>响应状态 (表示</w:t>
-            </w:r>
-            <w:proofErr w:type="spellStart"/>
-            <w:r>
-              <w:rPr>
-                <w:rFonts w:hint="eastAsia"/>
-              </w:rPr>
-              <w:t>adas</w:t>
-            </w:r>
-            <w:proofErr w:type="spellEnd"/>
-            <w:r>
-              <w:rPr>
-                <w:rFonts w:hint="eastAsia"/>
-              </w:rPr>
-              <w:t>请</w:t>
+              <w:t>VMC 反馈给ADAS的后转控制响应状态 (表示adas请</w:t>
             </w:r>
             <w:r>
               <w:rPr>
@@ -3153,21 +3061,7 @@
                 <w:rFonts w:hint="eastAsia"/>
               </w:rPr>
               <w:lastRenderedPageBreak/>
-              <w:t>0x</w:t>
-            </w:r>
-            <w:proofErr w:type="gramStart"/>
-            <w:r>
-              <w:rPr>
-                <w:rFonts w:hint="eastAsia"/>
-              </w:rPr>
-              <w:t>0:No</w:t>
-            </w:r>
-            <w:proofErr w:type="gramEnd"/>
-            <w:r>
-              <w:rPr>
-                <w:rFonts w:hint="eastAsia"/>
-              </w:rPr>
-              <w:t xml:space="preserve"> Active</w:t>
+              <w:t>0x0:No Active</w:t>
             </w:r>
           </w:p>
           <w:p>
@@ -3181,16 +3075,8 @@
               <w:rPr>
                 <w:rFonts w:hint="eastAsia"/>
               </w:rPr>
-              <w:t xml:space="preserve"> 0x</w:t>
-            </w:r>
-            <w:proofErr w:type="gramStart"/>
-            <w:r>
-              <w:rPr>
-                <w:rFonts w:hint="eastAsia"/>
-              </w:rPr>
-              <w:t>1:Active</w:t>
-            </w:r>
-            <w:proofErr w:type="gramEnd"/>
+              <w:t xml:space="preserve"> 0x1:Active</w:t>
+            </w:r>
           </w:p>
           <w:p>
             <w:pPr>
@@ -3203,16 +3089,8 @@
               <w:rPr>
                 <w:rFonts w:hint="eastAsia"/>
               </w:rPr>
-              <w:t xml:space="preserve"> 0x</w:t>
-            </w:r>
-            <w:proofErr w:type="gramStart"/>
-            <w:r>
-              <w:rPr>
-                <w:rFonts w:hint="eastAsia"/>
-              </w:rPr>
-              <w:t>2:Reserved</w:t>
-            </w:r>
-            <w:proofErr w:type="gramEnd"/>
+              <w:t xml:space="preserve"> 0x2:Reserved</w:t>
+            </w:r>
           </w:p>
           <w:p>
             <w:pPr>
@@ -3225,16 +3103,8 @@
               <w:rPr>
                 <w:rFonts w:hint="eastAsia"/>
               </w:rPr>
-              <w:t xml:space="preserve"> 0x</w:t>
-            </w:r>
-            <w:proofErr w:type="gramStart"/>
-            <w:r>
-              <w:rPr>
-                <w:rFonts w:hint="eastAsia"/>
-              </w:rPr>
-              <w:t>3:Reserved</w:t>
-            </w:r>
-            <w:proofErr w:type="gramEnd"/>
+              <w:t xml:space="preserve"> 0x3:Reserved</w:t>
+            </w:r>
           </w:p>
         </w:tc>
       </w:tr>
@@ -3288,14 +3158,12 @@
                 <w:rFonts w:hint="eastAsia"/>
               </w:rPr>
             </w:pPr>
-            <w:proofErr w:type="spellStart"/>
             <w:r>
               <w:rPr>
                 <w:rFonts w:hint="eastAsia"/>
               </w:rPr>
               <w:t>RWSAngRqst</w:t>
             </w:r>
-            <w:proofErr w:type="spellEnd"/>
           </w:p>
         </w:tc>
         <w:tc>
@@ -3400,14 +3268,12 @@
                 <w:rFonts w:hint="eastAsia"/>
               </w:rPr>
             </w:pPr>
-            <w:proofErr w:type="spellStart"/>
             <w:r>
               <w:rPr>
                 <w:rFonts w:hint="eastAsia"/>
               </w:rPr>
               <w:t>RWSAngRqstV</w:t>
             </w:r>
-            <w:proofErr w:type="spellEnd"/>
           </w:p>
         </w:tc>
         <w:tc>
@@ -3512,14 +3378,12 @@
                 <w:rFonts w:hint="eastAsia"/>
               </w:rPr>
             </w:pPr>
-            <w:proofErr w:type="spellStart"/>
             <w:r>
               <w:rPr>
                 <w:rFonts w:hint="eastAsia"/>
               </w:rPr>
               <w:t>RWSAngRqstEnable</w:t>
             </w:r>
-            <w:proofErr w:type="spellEnd"/>
           </w:p>
         </w:tc>
         <w:tc>
@@ -3801,6 +3665,7 @@
           </w:tcPr>
           <w:p>
             <w:pPr>
+              <w:jc w:val="center"/>
               <w:rPr>
                 <w:rFonts w:hint="eastAsia"/>
               </w:rPr>
@@ -3815,6 +3680,7 @@
           </w:tcPr>
           <w:p>
             <w:pPr>
+              <w:jc w:val="center"/>
               <w:rPr>
                 <w:rFonts w:hint="eastAsia"/>
                 <w:b/>
@@ -3837,6 +3703,7 @@
           </w:tcPr>
           <w:p>
             <w:pPr>
+              <w:jc w:val="center"/>
               <w:rPr>
                 <w:rFonts w:hint="eastAsia"/>
                 <w:b/>
@@ -3859,6 +3726,7 @@
           </w:tcPr>
           <w:p>
             <w:pPr>
+              <w:jc w:val="center"/>
               <w:rPr>
                 <w:rFonts w:hint="eastAsia"/>
                 <w:b/>
@@ -3881,6 +3749,7 @@
           </w:tcPr>
           <w:p>
             <w:pPr>
+              <w:jc w:val="center"/>
               <w:rPr>
                 <w:rFonts w:hint="eastAsia"/>
                 <w:b/>
@@ -3903,6 +3772,7 @@
           </w:tcPr>
           <w:p>
             <w:pPr>
+              <w:jc w:val="center"/>
               <w:rPr>
                 <w:rFonts w:hint="eastAsia"/>
                 <w:b/>
@@ -3913,21 +3783,7 @@
               <w:rPr>
                 <w:rFonts w:hint="eastAsia"/>
               </w:rPr>
-              <w:t>APS 气流</w:t>
-            </w:r>
-            <w:proofErr w:type="gramStart"/>
-            <w:r>
-              <w:rPr>
-                <w:rFonts w:hint="eastAsia"/>
-              </w:rPr>
-              <w:t>抗扰功能</w:t>
-            </w:r>
-            <w:proofErr w:type="gramEnd"/>
-            <w:r>
-              <w:rPr>
-                <w:rFonts w:hint="eastAsia"/>
-              </w:rPr>
-              <w:t>/ 静态碰撞防护 （两个功能都是只控制悬架） (大原则：悬架如果同时收到VMC和ADAS的请求，优先执行ADAS的请求，此时反馈VMC ： Not controllable)</w:t>
+              <w:t>APS 气流抗扰功能/ 静态碰撞防护 （两个功能都是只控制悬架） (大原则：悬架如果同时收到VMC和ADAS的请求，优先执行ADAS的请求，此时反馈VMC ： Not controllable)</w:t>
             </w:r>
           </w:p>
         </w:tc>
@@ -3940,11 +3796,11 @@
         <w:tc>
           <w:tcPr>
             <w:tcW w:w="1696" w:type="dxa"/>
-            <w:vAlign w:val="center"/>
             <w:hideMark/>
           </w:tcPr>
           <w:p>
             <w:pPr>
+              <w:jc w:val="center"/>
               <w:rPr>
                 <w:rFonts w:hint="eastAsia"/>
                 <w:b/>
@@ -3956,18 +3812,18 @@
                 <w:rFonts w:hint="eastAsia"/>
               </w:rPr>
               <w:lastRenderedPageBreak/>
-              <w:t>VDC （35kph以上）</w:t>
+              <w:t>VDC</w:t>
             </w:r>
           </w:p>
         </w:tc>
         <w:tc>
           <w:tcPr>
             <w:tcW w:w="1474" w:type="dxa"/>
-            <w:vAlign w:val="center"/>
             <w:hideMark/>
           </w:tcPr>
           <w:p>
             <w:pPr>
+              <w:jc w:val="center"/>
               <w:rPr>
                 <w:rFonts w:hint="eastAsia"/>
               </w:rPr>
@@ -3983,11 +3839,11 @@
         <w:tc>
           <w:tcPr>
             <w:tcW w:w="1474" w:type="dxa"/>
-            <w:vAlign w:val="center"/>
             <w:hideMark/>
           </w:tcPr>
           <w:p>
             <w:pPr>
+              <w:jc w:val="center"/>
               <w:rPr>
                 <w:rFonts w:hint="eastAsia"/>
               </w:rPr>
@@ -4003,11 +3859,11 @@
         <w:tc>
           <w:tcPr>
             <w:tcW w:w="1474" w:type="dxa"/>
-            <w:vAlign w:val="center"/>
             <w:hideMark/>
           </w:tcPr>
           <w:p>
             <w:pPr>
+              <w:jc w:val="center"/>
               <w:rPr>
                 <w:rFonts w:hint="eastAsia"/>
               </w:rPr>
@@ -4023,11 +3879,11 @@
         <w:tc>
           <w:tcPr>
             <w:tcW w:w="1474" w:type="dxa"/>
-            <w:vAlign w:val="center"/>
             <w:hideMark/>
           </w:tcPr>
           <w:p>
             <w:pPr>
+              <w:jc w:val="center"/>
               <w:rPr>
                 <w:rFonts w:hint="eastAsia"/>
               </w:rPr>
@@ -4043,11 +3899,11 @@
         <w:tc>
           <w:tcPr>
             <w:tcW w:w="1475" w:type="dxa"/>
-            <w:vAlign w:val="center"/>
             <w:hideMark/>
           </w:tcPr>
           <w:p>
             <w:pPr>
+              <w:jc w:val="center"/>
               <w:rPr>
                 <w:rFonts w:hint="eastAsia"/>
               </w:rPr>
@@ -4069,11 +3925,11 @@
         <w:tc>
           <w:tcPr>
             <w:tcW w:w="1696" w:type="dxa"/>
-            <w:vAlign w:val="center"/>
             <w:hideMark/>
           </w:tcPr>
           <w:p>
             <w:pPr>
+              <w:jc w:val="center"/>
               <w:rPr>
                 <w:rFonts w:hint="eastAsia"/>
                 <w:b/>
@@ -4084,18 +3940,18 @@
               <w:rPr>
                 <w:rFonts w:hint="eastAsia"/>
               </w:rPr>
-              <w:t>Pre-Stability （25kph以上）</w:t>
+              <w:t>Pre-Stability</w:t>
             </w:r>
           </w:p>
         </w:tc>
         <w:tc>
           <w:tcPr>
             <w:tcW w:w="1474" w:type="dxa"/>
-            <w:vAlign w:val="center"/>
             <w:hideMark/>
           </w:tcPr>
           <w:p>
             <w:pPr>
+              <w:jc w:val="center"/>
               <w:rPr>
                 <w:rFonts w:hint="eastAsia"/>
               </w:rPr>
@@ -4111,11 +3967,11 @@
         <w:tc>
           <w:tcPr>
             <w:tcW w:w="1474" w:type="dxa"/>
-            <w:vAlign w:val="center"/>
             <w:hideMark/>
           </w:tcPr>
           <w:p>
             <w:pPr>
+              <w:jc w:val="center"/>
               <w:rPr>
                 <w:rFonts w:hint="eastAsia"/>
               </w:rPr>
@@ -4131,11 +3987,11 @@
         <w:tc>
           <w:tcPr>
             <w:tcW w:w="1474" w:type="dxa"/>
-            <w:vAlign w:val="center"/>
             <w:hideMark/>
           </w:tcPr>
           <w:p>
             <w:pPr>
+              <w:jc w:val="center"/>
               <w:rPr>
                 <w:rFonts w:hint="eastAsia"/>
               </w:rPr>
@@ -4151,11 +4007,11 @@
         <w:tc>
           <w:tcPr>
             <w:tcW w:w="1474" w:type="dxa"/>
-            <w:vAlign w:val="center"/>
             <w:hideMark/>
           </w:tcPr>
           <w:p>
             <w:pPr>
+              <w:jc w:val="center"/>
               <w:rPr>
                 <w:rFonts w:hint="eastAsia"/>
               </w:rPr>
@@ -4171,11 +4027,11 @@
         <w:tc>
           <w:tcPr>
             <w:tcW w:w="1475" w:type="dxa"/>
-            <w:vAlign w:val="center"/>
             <w:hideMark/>
           </w:tcPr>
           <w:p>
             <w:pPr>
+              <w:jc w:val="center"/>
               <w:rPr>
                 <w:rFonts w:hint="eastAsia"/>
               </w:rPr>
@@ -4197,11 +4053,11 @@
         <w:tc>
           <w:tcPr>
             <w:tcW w:w="1696" w:type="dxa"/>
-            <w:vAlign w:val="center"/>
             <w:hideMark/>
           </w:tcPr>
           <w:p>
             <w:pPr>
+              <w:jc w:val="center"/>
               <w:rPr>
                 <w:rFonts w:hint="eastAsia"/>
                 <w:b/>
@@ -4219,11 +4075,11 @@
         <w:tc>
           <w:tcPr>
             <w:tcW w:w="1474" w:type="dxa"/>
-            <w:vAlign w:val="center"/>
             <w:hideMark/>
           </w:tcPr>
           <w:p>
             <w:pPr>
+              <w:jc w:val="center"/>
               <w:rPr>
                 <w:rFonts w:hint="eastAsia"/>
               </w:rPr>
@@ -4239,11 +4095,11 @@
         <w:tc>
           <w:tcPr>
             <w:tcW w:w="1474" w:type="dxa"/>
-            <w:vAlign w:val="center"/>
             <w:hideMark/>
           </w:tcPr>
           <w:p>
             <w:pPr>
+              <w:jc w:val="center"/>
               <w:rPr>
                 <w:rFonts w:hint="eastAsia"/>
               </w:rPr>
@@ -4259,11 +4115,11 @@
         <w:tc>
           <w:tcPr>
             <w:tcW w:w="1474" w:type="dxa"/>
-            <w:vAlign w:val="center"/>
             <w:hideMark/>
           </w:tcPr>
           <w:p>
             <w:pPr>
+              <w:jc w:val="center"/>
               <w:rPr>
                 <w:rFonts w:hint="eastAsia"/>
               </w:rPr>
@@ -4279,11 +4135,11 @@
         <w:tc>
           <w:tcPr>
             <w:tcW w:w="1474" w:type="dxa"/>
-            <w:vAlign w:val="center"/>
             <w:hideMark/>
           </w:tcPr>
           <w:p>
             <w:pPr>
+              <w:jc w:val="center"/>
               <w:rPr>
                 <w:rFonts w:hint="eastAsia"/>
               </w:rPr>
@@ -4299,11 +4155,11 @@
         <w:tc>
           <w:tcPr>
             <w:tcW w:w="1475" w:type="dxa"/>
-            <w:vAlign w:val="center"/>
             <w:hideMark/>
           </w:tcPr>
           <w:p>
             <w:pPr>
+              <w:jc w:val="center"/>
               <w:rPr>
                 <w:rFonts w:hint="eastAsia"/>
               </w:rPr>
@@ -4325,11 +4181,11 @@
         <w:tc>
           <w:tcPr>
             <w:tcW w:w="1696" w:type="dxa"/>
-            <w:vAlign w:val="center"/>
             <w:hideMark/>
           </w:tcPr>
           <w:p>
             <w:pPr>
+              <w:jc w:val="center"/>
               <w:rPr>
                 <w:rFonts w:hint="eastAsia"/>
                 <w:b/>
@@ -4347,11 +4203,11 @@
         <w:tc>
           <w:tcPr>
             <w:tcW w:w="1474" w:type="dxa"/>
-            <w:vAlign w:val="center"/>
             <w:hideMark/>
           </w:tcPr>
           <w:p>
             <w:pPr>
+              <w:jc w:val="center"/>
               <w:rPr>
                 <w:rFonts w:hint="eastAsia"/>
               </w:rPr>
@@ -4367,11 +4223,11 @@
         <w:tc>
           <w:tcPr>
             <w:tcW w:w="1474" w:type="dxa"/>
-            <w:vAlign w:val="center"/>
             <w:hideMark/>
           </w:tcPr>
           <w:p>
             <w:pPr>
+              <w:jc w:val="center"/>
               <w:rPr>
                 <w:rFonts w:hint="eastAsia"/>
               </w:rPr>
@@ -4387,11 +4243,11 @@
         <w:tc>
           <w:tcPr>
             <w:tcW w:w="1474" w:type="dxa"/>
-            <w:vAlign w:val="center"/>
             <w:hideMark/>
           </w:tcPr>
           <w:p>
             <w:pPr>
+              <w:jc w:val="center"/>
               <w:rPr>
                 <w:rFonts w:hint="eastAsia"/>
               </w:rPr>
@@ -4407,11 +4263,11 @@
         <w:tc>
           <w:tcPr>
             <w:tcW w:w="1474" w:type="dxa"/>
-            <w:vAlign w:val="center"/>
             <w:hideMark/>
           </w:tcPr>
           <w:p>
             <w:pPr>
+              <w:jc w:val="center"/>
               <w:rPr>
                 <w:rFonts w:hint="eastAsia"/>
               </w:rPr>
@@ -4427,11 +4283,11 @@
         <w:tc>
           <w:tcPr>
             <w:tcW w:w="1475" w:type="dxa"/>
-            <w:vAlign w:val="center"/>
             <w:hideMark/>
           </w:tcPr>
           <w:p>
             <w:pPr>
+              <w:jc w:val="center"/>
               <w:rPr>
                 <w:rFonts w:hint="eastAsia"/>
               </w:rPr>
@@ -4453,11 +4309,11 @@
         <w:tc>
           <w:tcPr>
             <w:tcW w:w="1696" w:type="dxa"/>
-            <w:vAlign w:val="center"/>
             <w:hideMark/>
           </w:tcPr>
           <w:p>
             <w:pPr>
+              <w:jc w:val="center"/>
               <w:rPr>
                 <w:rFonts w:hint="eastAsia"/>
                 <w:b/>
@@ -4468,106 +4324,98 @@
               <w:rPr>
                 <w:rFonts w:hint="eastAsia"/>
               </w:rPr>
-              <w:t>SABB（有开关）</w:t>
+              <w:t>Crab Walk （有开关）</w:t>
             </w:r>
           </w:p>
         </w:tc>
         <w:tc>
           <w:tcPr>
             <w:tcW w:w="1474" w:type="dxa"/>
-            <w:vAlign w:val="center"/>
             <w:hideMark/>
           </w:tcPr>
           <w:p>
             <w:pPr>
-              <w:rPr>
-                <w:rFonts w:hint="eastAsia"/>
-                <w:highlight w:val="yellow"/>
-              </w:rPr>
-            </w:pPr>
-            <w:r>
-              <w:rPr>
-                <w:rFonts w:hint="eastAsia"/>
-                <w:highlight w:val="yellow"/>
-              </w:rPr>
-              <w:t>√</w:t>
+              <w:jc w:val="center"/>
+              <w:rPr>
+                <w:rFonts w:hint="eastAsia"/>
+              </w:rPr>
+            </w:pPr>
+            <w:r>
+              <w:rPr>
+                <w:rFonts w:hint="eastAsia"/>
+              </w:rPr>
+              <w:t>X</w:t>
             </w:r>
           </w:p>
         </w:tc>
         <w:tc>
           <w:tcPr>
             <w:tcW w:w="1474" w:type="dxa"/>
-            <w:vAlign w:val="center"/>
             <w:hideMark/>
           </w:tcPr>
           <w:p>
             <w:pPr>
-              <w:rPr>
-                <w:rFonts w:hint="eastAsia"/>
-                <w:highlight w:val="yellow"/>
-              </w:rPr>
-            </w:pPr>
-            <w:r>
-              <w:rPr>
-                <w:rFonts w:hint="eastAsia"/>
-                <w:highlight w:val="yellow"/>
-              </w:rPr>
-              <w:t>√</w:t>
+              <w:jc w:val="center"/>
+              <w:rPr>
+                <w:rFonts w:hint="eastAsia"/>
+              </w:rPr>
+            </w:pPr>
+            <w:r>
+              <w:rPr>
+                <w:rFonts w:hint="eastAsia"/>
+              </w:rPr>
+              <w:t>X</w:t>
             </w:r>
           </w:p>
         </w:tc>
         <w:tc>
           <w:tcPr>
             <w:tcW w:w="1474" w:type="dxa"/>
-            <w:vAlign w:val="center"/>
             <w:hideMark/>
           </w:tcPr>
           <w:p>
             <w:pPr>
-              <w:rPr>
-                <w:rFonts w:hint="eastAsia"/>
-                <w:highlight w:val="yellow"/>
-              </w:rPr>
-            </w:pPr>
-            <w:r>
-              <w:rPr>
-                <w:rFonts w:hint="eastAsia"/>
-                <w:highlight w:val="yellow"/>
-              </w:rPr>
-              <w:t>√</w:t>
+              <w:jc w:val="center"/>
+              <w:rPr>
+                <w:rFonts w:hint="eastAsia"/>
+              </w:rPr>
+            </w:pPr>
+            <w:r>
+              <w:rPr>
+                <w:rFonts w:hint="eastAsia"/>
+              </w:rPr>
+              <w:t>X</w:t>
             </w:r>
           </w:p>
         </w:tc>
         <w:tc>
           <w:tcPr>
             <w:tcW w:w="1474" w:type="dxa"/>
-            <w:vAlign w:val="center"/>
             <w:hideMark/>
           </w:tcPr>
           <w:p>
             <w:pPr>
-              <w:rPr>
-                <w:rFonts w:hint="eastAsia"/>
-                <w:highlight w:val="yellow"/>
-              </w:rPr>
-            </w:pPr>
-            <w:r>
-              <w:rPr>
-                <w:rFonts w:hint="eastAsia"/>
-                <w:highlight w:val="yellow"/>
-              </w:rPr>
-              <w:t>√</w:t>
+              <w:jc w:val="center"/>
+              <w:rPr>
+                <w:rFonts w:hint="eastAsia"/>
+              </w:rPr>
+            </w:pPr>
+            <w:r>
+              <w:rPr>
+                <w:rFonts w:hint="eastAsia"/>
+              </w:rPr>
+              <w:t>X</w:t>
             </w:r>
           </w:p>
         </w:tc>
         <w:tc>
           <w:tcPr>
             <w:tcW w:w="1475" w:type="dxa"/>
-            <w:vAlign w:val="center"/>
             <w:hideMark/>
           </w:tcPr>
           <w:p>
             <w:pPr>
+              <w:jc w:val="center"/>
               <w:rPr>
                 <w:rFonts w:hint="eastAsia"/>
               </w:rPr>
@@ -4589,11 +4437,11 @@
         <w:tc>
           <w:tcPr>
             <w:tcW w:w="1696" w:type="dxa"/>
-            <w:vAlign w:val="center"/>
             <w:hideMark/>
           </w:tcPr>
           <w:p>
             <w:pPr>
+              <w:jc w:val="center"/>
               <w:rPr>
                 <w:rFonts w:hint="eastAsia"/>
                 <w:b/>
@@ -4604,18 +4452,18 @@
               <w:rPr>
                 <w:rFonts w:hint="eastAsia"/>
               </w:rPr>
-              <w:t>Crab Walk （有开关）</w:t>
+              <w:t>Tank Turn（有开关）</w:t>
             </w:r>
           </w:p>
         </w:tc>
         <w:tc>
           <w:tcPr>
             <w:tcW w:w="1474" w:type="dxa"/>
-            <w:vAlign w:val="center"/>
             <w:hideMark/>
           </w:tcPr>
           <w:p>
             <w:pPr>
+              <w:jc w:val="center"/>
               <w:rPr>
                 <w:rFonts w:hint="eastAsia"/>
               </w:rPr>
@@ -4631,11 +4479,11 @@
         <w:tc>
           <w:tcPr>
             <w:tcW w:w="1474" w:type="dxa"/>
-            <w:vAlign w:val="center"/>
             <w:hideMark/>
           </w:tcPr>
           <w:p>
             <w:pPr>
+              <w:jc w:val="center"/>
               <w:rPr>
                 <w:rFonts w:hint="eastAsia"/>
               </w:rPr>
@@ -4651,11 +4499,11 @@
         <w:tc>
           <w:tcPr>
             <w:tcW w:w="1474" w:type="dxa"/>
-            <w:vAlign w:val="center"/>
             <w:hideMark/>
           </w:tcPr>
           <w:p>
             <w:pPr>
+              <w:jc w:val="center"/>
               <w:rPr>
                 <w:rFonts w:hint="eastAsia"/>
               </w:rPr>
@@ -4671,11 +4519,11 @@
         <w:tc>
           <w:tcPr>
             <w:tcW w:w="1474" w:type="dxa"/>
-            <w:vAlign w:val="center"/>
             <w:hideMark/>
           </w:tcPr>
           <w:p>
             <w:pPr>
+              <w:jc w:val="center"/>
               <w:rPr>
                 <w:rFonts w:hint="eastAsia"/>
               </w:rPr>
@@ -4691,11 +4539,11 @@
         <w:tc>
           <w:tcPr>
             <w:tcW w:w="1475" w:type="dxa"/>
-            <w:vAlign w:val="center"/>
             <w:hideMark/>
           </w:tcPr>
           <w:p>
             <w:pPr>
+              <w:jc w:val="center"/>
               <w:rPr>
                 <w:rFonts w:hint="eastAsia"/>
               </w:rPr>
@@ -4717,11 +4565,11 @@
         <w:tc>
           <w:tcPr>
             <w:tcW w:w="1696" w:type="dxa"/>
-            <w:vAlign w:val="center"/>
             <w:hideMark/>
           </w:tcPr>
           <w:p>
             <w:pPr>
+              <w:jc w:val="center"/>
               <w:rPr>
                 <w:rFonts w:hint="eastAsia"/>
                 <w:b/>
@@ -4732,18 +4580,18 @@
               <w:rPr>
                 <w:rFonts w:hint="eastAsia"/>
               </w:rPr>
-              <w:t>Tank Turn（有开关）</w:t>
+              <w:t>Compas Turn（有开关）</w:t>
             </w:r>
           </w:p>
         </w:tc>
         <w:tc>
           <w:tcPr>
             <w:tcW w:w="1474" w:type="dxa"/>
-            <w:vAlign w:val="center"/>
             <w:hideMark/>
           </w:tcPr>
           <w:p>
             <w:pPr>
+              <w:jc w:val="center"/>
               <w:rPr>
                 <w:rFonts w:hint="eastAsia"/>
               </w:rPr>
@@ -4759,11 +4607,11 @@
         <w:tc>
           <w:tcPr>
             <w:tcW w:w="1474" w:type="dxa"/>
-            <w:vAlign w:val="center"/>
             <w:hideMark/>
           </w:tcPr>
           <w:p>
             <w:pPr>
+              <w:jc w:val="center"/>
               <w:rPr>
                 <w:rFonts w:hint="eastAsia"/>
               </w:rPr>
@@ -4779,11 +4627,11 @@
         <w:tc>
           <w:tcPr>
             <w:tcW w:w="1474" w:type="dxa"/>
-            <w:vAlign w:val="center"/>
             <w:hideMark/>
           </w:tcPr>
           <w:p>
             <w:pPr>
+              <w:jc w:val="center"/>
               <w:rPr>
                 <w:rFonts w:hint="eastAsia"/>
               </w:rPr>
@@ -4799,11 +4647,11 @@
         <w:tc>
           <w:tcPr>
             <w:tcW w:w="1474" w:type="dxa"/>
-            <w:vAlign w:val="center"/>
             <w:hideMark/>
           </w:tcPr>
           <w:p>
             <w:pPr>
+              <w:jc w:val="center"/>
               <w:rPr>
                 <w:rFonts w:hint="eastAsia"/>
               </w:rPr>
@@ -4819,11 +4667,11 @@
         <w:tc>
           <w:tcPr>
             <w:tcW w:w="1475" w:type="dxa"/>
-            <w:vAlign w:val="center"/>
             <w:hideMark/>
           </w:tcPr>
           <w:p>
             <w:pPr>
+              <w:jc w:val="center"/>
               <w:rPr>
                 <w:rFonts w:hint="eastAsia"/>
               </w:rPr>
@@ -4845,121 +4693,113 @@
         <w:tc>
           <w:tcPr>
             <w:tcW w:w="1696" w:type="dxa"/>
-            <w:vAlign w:val="center"/>
             <w:hideMark/>
           </w:tcPr>
           <w:p>
             <w:pPr>
+              <w:jc w:val="center"/>
               <w:rPr>
                 <w:rFonts w:hint="eastAsia"/>
                 <w:b/>
                 <w:bCs/>
               </w:rPr>
             </w:pPr>
-            <w:proofErr w:type="spellStart"/>
-            <w:r>
-              <w:rPr>
-                <w:rFonts w:hint="eastAsia"/>
-              </w:rPr>
-              <w:t>Compas</w:t>
-            </w:r>
-            <w:proofErr w:type="spellEnd"/>
-            <w:r>
-              <w:rPr>
-                <w:rFonts w:hint="eastAsia"/>
-              </w:rPr>
-              <w:t xml:space="preserve"> Turn（有开关）</w:t>
+            <w:r>
+              <w:rPr>
+                <w:rFonts w:hint="eastAsia"/>
+              </w:rPr>
+              <w:t>SABB (有开关)</w:t>
             </w:r>
           </w:p>
         </w:tc>
         <w:tc>
           <w:tcPr>
             <w:tcW w:w="1474" w:type="dxa"/>
-            <w:vAlign w:val="center"/>
             <w:hideMark/>
           </w:tcPr>
           <w:p>
             <w:pPr>
-              <w:rPr>
-                <w:rFonts w:hint="eastAsia"/>
-              </w:rPr>
-            </w:pPr>
-            <w:r>
-              <w:rPr>
-                <w:rFonts w:hint="eastAsia"/>
-              </w:rPr>
-              <w:t>X</w:t>
+              <w:jc w:val="center"/>
+              <w:rPr>
+                <w:rFonts w:hint="eastAsia"/>
+              </w:rPr>
+            </w:pPr>
+            <w:r>
+              <w:rPr>
+                <w:rFonts w:hint="eastAsia"/>
+              </w:rPr>
+              <w:t>√</w:t>
             </w:r>
           </w:p>
         </w:tc>
         <w:tc>
           <w:tcPr>
             <w:tcW w:w="1474" w:type="dxa"/>
-            <w:vAlign w:val="center"/>
             <w:hideMark/>
           </w:tcPr>
           <w:p>
             <w:pPr>
-              <w:rPr>
-                <w:rFonts w:hint="eastAsia"/>
-              </w:rPr>
-            </w:pPr>
-            <w:r>
-              <w:rPr>
-                <w:rFonts w:hint="eastAsia"/>
-              </w:rPr>
-              <w:t>X</w:t>
+              <w:jc w:val="center"/>
+              <w:rPr>
+                <w:rFonts w:hint="eastAsia"/>
+              </w:rPr>
+            </w:pPr>
+            <w:r>
+              <w:rPr>
+                <w:rFonts w:hint="eastAsia"/>
+              </w:rPr>
+              <w:t>√</w:t>
             </w:r>
           </w:p>
         </w:tc>
         <w:tc>
           <w:tcPr>
             <w:tcW w:w="1474" w:type="dxa"/>
-            <w:vAlign w:val="center"/>
             <w:hideMark/>
           </w:tcPr>
           <w:p>
             <w:pPr>
-              <w:rPr>
-                <w:rFonts w:hint="eastAsia"/>
-              </w:rPr>
-            </w:pPr>
-            <w:r>
-              <w:rPr>
-                <w:rFonts w:hint="eastAsia"/>
-              </w:rPr>
-              <w:t>X</w:t>
+              <w:jc w:val="center"/>
+              <w:rPr>
+                <w:rFonts w:hint="eastAsia"/>
+              </w:rPr>
+            </w:pPr>
+            <w:r>
+              <w:rPr>
+                <w:rFonts w:hint="eastAsia"/>
+              </w:rPr>
+              <w:t>√</w:t>
             </w:r>
           </w:p>
         </w:tc>
         <w:tc>
           <w:tcPr>
             <w:tcW w:w="1474" w:type="dxa"/>
-            <w:vAlign w:val="center"/>
             <w:hideMark/>
           </w:tcPr>
           <w:p>
             <w:pPr>
-              <w:rPr>
-                <w:rFonts w:hint="eastAsia"/>
-              </w:rPr>
-            </w:pPr>
-            <w:r>
-              <w:rPr>
-                <w:rFonts w:hint="eastAsia"/>
-              </w:rPr>
-              <w:t>X</w:t>
+              <w:jc w:val="center"/>
+              <w:rPr>
+                <w:rFonts w:hint="eastAsia"/>
+              </w:rPr>
+            </w:pPr>
+            <w:r>
+              <w:rPr>
+                <w:rFonts w:hint="eastAsia"/>
+              </w:rPr>
+              <w:t>√</w:t>
             </w:r>
           </w:p>
         </w:tc>
         <w:tc>
           <w:tcPr>
             <w:tcW w:w="1475" w:type="dxa"/>
-            <w:vAlign w:val="center"/>
             <w:hideMark/>
           </w:tcPr>
           <w:p>
             <w:pPr>
+              <w:jc w:val="center"/>
               <w:rPr>
                 <w:rFonts w:hint="eastAsia"/>
               </w:rPr>
@@ -4981,11 +4821,11 @@
         <w:tc>
           <w:tcPr>
             <w:tcW w:w="1696" w:type="dxa"/>
-            <w:vAlign w:val="center"/>
             <w:hideMark/>
           </w:tcPr>
           <w:p>
             <w:pPr>
+              <w:jc w:val="center"/>
               <w:rPr>
                 <w:rFonts w:hint="eastAsia"/>
                 <w:b/>
@@ -5003,11 +4843,11 @@
         <w:tc>
           <w:tcPr>
             <w:tcW w:w="1474" w:type="dxa"/>
-            <w:vAlign w:val="center"/>
             <w:hideMark/>
           </w:tcPr>
           <w:p>
             <w:pPr>
+              <w:jc w:val="center"/>
               <w:rPr>
                 <w:rFonts w:hint="eastAsia"/>
               </w:rPr>
@@ -5023,11 +4863,11 @@
         <w:tc>
           <w:tcPr>
             <w:tcW w:w="1474" w:type="dxa"/>
-            <w:vAlign w:val="center"/>
             <w:hideMark/>
           </w:tcPr>
           <w:p>
             <w:pPr>
+              <w:jc w:val="center"/>
               <w:rPr>
                 <w:rFonts w:hint="eastAsia"/>
               </w:rPr>
@@ -5043,20 +4883,18 @@
         <w:tc>
           <w:tcPr>
             <w:tcW w:w="1474" w:type="dxa"/>
-            <w:vAlign w:val="center"/>
             <w:hideMark/>
           </w:tcPr>
           <w:p>
             <w:pPr>
-              <w:rPr>
-                <w:rFonts w:hint="eastAsia"/>
-                <w:highlight w:val="yellow"/>
-              </w:rPr>
-            </w:pPr>
-            <w:r>
-              <w:rPr>
-                <w:rFonts w:hint="eastAsia"/>
-                <w:highlight w:val="yellow"/>
+              <w:jc w:val="center"/>
+              <w:rPr>
+                <w:rFonts w:hint="eastAsia"/>
+              </w:rPr>
+            </w:pPr>
+            <w:r>
+              <w:rPr>
+                <w:rFonts w:hint="eastAsia"/>
               </w:rPr>
               <w:t>√</w:t>
             </w:r>
@@ -5065,20 +4903,18 @@
         <w:tc>
           <w:tcPr>
             <w:tcW w:w="1474" w:type="dxa"/>
-            <w:vAlign w:val="center"/>
             <w:hideMark/>
           </w:tcPr>
           <w:p>
             <w:pPr>
-              <w:rPr>
-                <w:rFonts w:hint="eastAsia"/>
-                <w:highlight w:val="yellow"/>
-              </w:rPr>
-            </w:pPr>
-            <w:r>
-              <w:rPr>
-                <w:rFonts w:hint="eastAsia"/>
-                <w:highlight w:val="yellow"/>
+              <w:jc w:val="center"/>
+              <w:rPr>
+                <w:rFonts w:hint="eastAsia"/>
+              </w:rPr>
+            </w:pPr>
+            <w:r>
+              <w:rPr>
+                <w:rFonts w:hint="eastAsia"/>
               </w:rPr>
               <w:t>√</w:t>
             </w:r>
@@ -5087,11 +4923,11 @@
         <w:tc>
           <w:tcPr>
             <w:tcW w:w="1475" w:type="dxa"/>
-            <w:vAlign w:val="center"/>
             <w:hideMark/>
           </w:tcPr>
           <w:p>
             <w:pPr>
+              <w:jc w:val="center"/>
               <w:rPr>
                 <w:rFonts w:hint="eastAsia"/>
               </w:rPr>
@@ -5113,29 +4949,29 @@
         <w:tc>
           <w:tcPr>
             <w:tcW w:w="1696" w:type="dxa"/>
-            <w:vAlign w:val="center"/>
-          </w:tcPr>
-          <w:p>
-            <w:pPr>
-              <w:rPr>
-                <w:rFonts w:hint="eastAsia"/>
-              </w:rPr>
-            </w:pPr>
-            <w:r>
-              <w:rPr>
-                <w:rFonts w:hint="eastAsia"/>
-              </w:rPr>
-              <w:t>CST舒适制动</w:t>
+          </w:tcPr>
+          <w:p>
+            <w:pPr>
+              <w:jc w:val="center"/>
+              <w:rPr>
+                <w:rFonts w:hint="eastAsia"/>
+              </w:rPr>
+            </w:pPr>
+            <w:r>
+              <w:rPr>
+                <w:rFonts w:hint="eastAsia"/>
+              </w:rPr>
+              <w:t>CST</w:t>
             </w:r>
           </w:p>
         </w:tc>
         <w:tc>
           <w:tcPr>
             <w:tcW w:w="1474" w:type="dxa"/>
-            <w:vAlign w:val="center"/>
-          </w:tcPr>
-          <w:p>
-            <w:pPr>
+          </w:tcPr>
+          <w:p>
+            <w:pPr>
+              <w:jc w:val="center"/>
               <w:rPr>
                 <w:rFonts w:hint="eastAsia"/>
               </w:rPr>
@@ -5151,10 +4987,10 @@
         <w:tc>
           <w:tcPr>
             <w:tcW w:w="1474" w:type="dxa"/>
-            <w:vAlign w:val="center"/>
-          </w:tcPr>
-          <w:p>
-            <w:pPr>
+          </w:tcPr>
+          <w:p>
+            <w:pPr>
+              <w:jc w:val="center"/>
               <w:rPr>
                 <w:rFonts w:hint="eastAsia"/>
               </w:rPr>
@@ -5170,10 +5006,10 @@
         <w:tc>
           <w:tcPr>
             <w:tcW w:w="1474" w:type="dxa"/>
-            <w:vAlign w:val="center"/>
-          </w:tcPr>
-          <w:p>
-            <w:pPr>
+          </w:tcPr>
+          <w:p>
+            <w:pPr>
+              <w:jc w:val="center"/>
               <w:rPr>
                 <w:rFonts w:hint="eastAsia"/>
               </w:rPr>
@@ -5189,10 +5025,10 @@
         <w:tc>
           <w:tcPr>
             <w:tcW w:w="1474" w:type="dxa"/>
-            <w:vAlign w:val="center"/>
-          </w:tcPr>
-          <w:p>
-            <w:pPr>
+          </w:tcPr>
+          <w:p>
+            <w:pPr>
+              <w:jc w:val="center"/>
               <w:rPr>
                 <w:rFonts w:hint="eastAsia"/>
               </w:rPr>
@@ -5208,10 +5044,10 @@
         <w:tc>
           <w:tcPr>
             <w:tcW w:w="1475" w:type="dxa"/>
-            <w:vAlign w:val="center"/>
-          </w:tcPr>
-          <w:p>
-            <w:pPr>
+          </w:tcPr>
+          <w:p>
+            <w:pPr>
+              <w:jc w:val="center"/>
               <w:rPr>
                 <w:rFonts w:hint="eastAsia"/>
               </w:rPr>
@@ -5233,29 +5069,29 @@
         <w:tc>
           <w:tcPr>
             <w:tcW w:w="1696" w:type="dxa"/>
-            <w:vAlign w:val="center"/>
-          </w:tcPr>
-          <w:p>
-            <w:pPr>
-              <w:rPr>
-                <w:rFonts w:hint="eastAsia"/>
-              </w:rPr>
-            </w:pPr>
-            <w:r>
-              <w:rPr>
-                <w:rFonts w:hint="eastAsia"/>
-              </w:rPr>
-              <w:t>弹射起步/舒适起步</w:t>
+          </w:tcPr>
+          <w:p>
+            <w:pPr>
+              <w:jc w:val="center"/>
+              <w:rPr>
+                <w:rFonts w:hint="eastAsia"/>
+              </w:rPr>
+            </w:pPr>
+            <w:r>
+              <w:rPr>
+                <w:rFonts w:hint="eastAsia"/>
+              </w:rPr>
+              <w:t>弹射起步  （有开关）</w:t>
             </w:r>
           </w:p>
         </w:tc>
         <w:tc>
           <w:tcPr>
             <w:tcW w:w="1474" w:type="dxa"/>
-            <w:vAlign w:val="center"/>
-          </w:tcPr>
-          <w:p>
-            <w:pPr>
+          </w:tcPr>
+          <w:p>
+            <w:pPr>
+              <w:jc w:val="center"/>
               <w:rPr>
                 <w:rFonts w:hint="eastAsia"/>
               </w:rPr>
@@ -5271,10 +5107,10 @@
         <w:tc>
           <w:tcPr>
             <w:tcW w:w="1474" w:type="dxa"/>
-            <w:vAlign w:val="center"/>
-          </w:tcPr>
-          <w:p>
-            <w:pPr>
+          </w:tcPr>
+          <w:p>
+            <w:pPr>
+              <w:jc w:val="center"/>
               <w:rPr>
                 <w:rFonts w:hint="eastAsia"/>
               </w:rPr>
@@ -5290,10 +5126,10 @@
         <w:tc>
           <w:tcPr>
             <w:tcW w:w="1474" w:type="dxa"/>
-            <w:vAlign w:val="center"/>
-          </w:tcPr>
-          <w:p>
-            <w:pPr>
+          </w:tcPr>
+          <w:p>
+            <w:pPr>
+              <w:jc w:val="center"/>
               <w:rPr>
                 <w:rFonts w:hint="eastAsia"/>
               </w:rPr>
@@ -5309,10 +5145,10 @@
         <w:tc>
           <w:tcPr>
             <w:tcW w:w="1474" w:type="dxa"/>
-            <w:vAlign w:val="center"/>
-          </w:tcPr>
-          <w:p>
-            <w:pPr>
+          </w:tcPr>
+          <w:p>
+            <w:pPr>
+              <w:jc w:val="center"/>
               <w:rPr>
                 <w:rFonts w:hint="eastAsia"/>
               </w:rPr>
@@ -5328,10 +5164,10 @@
         <w:tc>
           <w:tcPr>
             <w:tcW w:w="1475" w:type="dxa"/>
-            <w:vAlign w:val="center"/>
-          </w:tcPr>
-          <w:p>
-            <w:pPr>
+          </w:tcPr>
+          <w:p>
+            <w:pPr>
+              <w:jc w:val="center"/>
               <w:rPr>
                 <w:rFonts w:hint="eastAsia"/>
               </w:rPr>
@@ -5353,29 +5189,29 @@
         <w:tc>
           <w:tcPr>
             <w:tcW w:w="1696" w:type="dxa"/>
-            <w:vAlign w:val="center"/>
-          </w:tcPr>
-          <w:p>
-            <w:pPr>
-              <w:rPr>
-                <w:rFonts w:hint="eastAsia"/>
-              </w:rPr>
-            </w:pPr>
-            <w:r>
-              <w:rPr>
-                <w:rFonts w:hint="eastAsia"/>
-              </w:rPr>
-              <w:t>漂移模式</w:t>
+          </w:tcPr>
+          <w:p>
+            <w:pPr>
+              <w:jc w:val="center"/>
+              <w:rPr>
+                <w:rFonts w:hint="eastAsia"/>
+              </w:rPr>
+            </w:pPr>
+            <w:r>
+              <w:rPr>
+                <w:rFonts w:hint="eastAsia"/>
+              </w:rPr>
+              <w:t>舒适起步</w:t>
             </w:r>
           </w:p>
         </w:tc>
         <w:tc>
           <w:tcPr>
             <w:tcW w:w="1474" w:type="dxa"/>
-            <w:vAlign w:val="center"/>
-          </w:tcPr>
-          <w:p>
-            <w:pPr>
+          </w:tcPr>
+          <w:p>
+            <w:pPr>
+              <w:jc w:val="center"/>
               <w:rPr>
                 <w:rFonts w:hint="eastAsia"/>
               </w:rPr>
@@ -5391,10 +5227,10 @@
         <w:tc>
           <w:tcPr>
             <w:tcW w:w="1474" w:type="dxa"/>
-            <w:vAlign w:val="center"/>
-          </w:tcPr>
-          <w:p>
-            <w:pPr>
+          </w:tcPr>
+          <w:p>
+            <w:pPr>
+              <w:jc w:val="center"/>
               <w:rPr>
                 <w:rFonts w:hint="eastAsia"/>
               </w:rPr>
@@ -5410,10 +5246,10 @@
         <w:tc>
           <w:tcPr>
             <w:tcW w:w="1474" w:type="dxa"/>
-            <w:vAlign w:val="center"/>
-          </w:tcPr>
-          <w:p>
-            <w:pPr>
+          </w:tcPr>
+          <w:p>
+            <w:pPr>
+              <w:jc w:val="center"/>
               <w:rPr>
                 <w:rFonts w:hint="eastAsia"/>
               </w:rPr>
@@ -5429,10 +5265,10 @@
         <w:tc>
           <w:tcPr>
             <w:tcW w:w="1474" w:type="dxa"/>
-            <w:vAlign w:val="center"/>
-          </w:tcPr>
-          <w:p>
-            <w:pPr>
+          </w:tcPr>
+          <w:p>
+            <w:pPr>
+              <w:jc w:val="center"/>
               <w:rPr>
                 <w:rFonts w:hint="eastAsia"/>
               </w:rPr>
@@ -5448,10 +5284,10 @@
         <w:tc>
           <w:tcPr>
             <w:tcW w:w="1475" w:type="dxa"/>
-            <w:vAlign w:val="center"/>
-          </w:tcPr>
-          <w:p>
-            <w:pPr>
+          </w:tcPr>
+          <w:p>
+            <w:pPr>
+              <w:jc w:val="center"/>
               <w:rPr>
                 <w:rFonts w:hint="eastAsia"/>
               </w:rPr>
@@ -5473,85 +5309,122 @@
         <w:tc>
           <w:tcPr>
             <w:tcW w:w="1696" w:type="dxa"/>
-            <w:vAlign w:val="center"/>
-          </w:tcPr>
-          <w:p>
-            <w:pPr>
-              <w:rPr>
-                <w:rFonts w:hint="eastAsia"/>
-              </w:rPr>
-            </w:pPr>
-            <w:r>
-              <w:rPr>
-                <w:rFonts w:hint="eastAsia"/>
-              </w:rPr>
-              <w:t>ARM VMC</w:t>
+          </w:tcPr>
+          <w:p>
+            <w:pPr>
+              <w:jc w:val="center"/>
+              <w:rPr>
+                <w:rFonts w:hint="eastAsia"/>
+                <w:highlight w:val="yellow"/>
+              </w:rPr>
+            </w:pPr>
+            <w:r>
+              <w:rPr>
+                <w:rFonts w:hint="eastAsia"/>
+                <w:highlight w:val="yellow"/>
+              </w:rPr>
+              <w:t>漂移模式 （有开关）</w:t>
             </w:r>
           </w:p>
         </w:tc>
         <w:tc>
           <w:tcPr>
             <w:tcW w:w="1474" w:type="dxa"/>
-            <w:vAlign w:val="center"/>
-          </w:tcPr>
-          <w:p>
-            <w:pPr>
-              <w:rPr>
-                <w:rFonts w:hint="eastAsia"/>
-              </w:rPr>
-            </w:pPr>
+          </w:tcPr>
+          <w:p>
+            <w:pPr>
+              <w:jc w:val="center"/>
+              <w:rPr>
+                <w:rFonts w:hint="eastAsia"/>
+                <w:highlight w:val="yellow"/>
+              </w:rPr>
+            </w:pPr>
+            <w:r>
+              <w:rPr>
+                <w:rFonts w:hint="eastAsia"/>
+              </w:rPr>
+              <w:t>X</w:t>
+            </w:r>
           </w:p>
         </w:tc>
         <w:tc>
           <w:tcPr>
             <w:tcW w:w="1474" w:type="dxa"/>
-            <w:vAlign w:val="center"/>
-          </w:tcPr>
-          <w:p>
-            <w:pPr>
-              <w:rPr>
-                <w:rFonts w:hint="eastAsia"/>
-              </w:rPr>
-            </w:pPr>
+          </w:tcPr>
+          <w:p>
+            <w:pPr>
+              <w:jc w:val="center"/>
+              <w:rPr>
+                <w:rFonts w:hint="eastAsia"/>
+                <w:highlight w:val="yellow"/>
+              </w:rPr>
+            </w:pPr>
+            <w:r>
+              <w:rPr>
+                <w:rFonts w:hint="eastAsia"/>
+              </w:rPr>
+              <w:t>X</w:t>
+            </w:r>
           </w:p>
         </w:tc>
         <w:tc>
           <w:tcPr>
             <w:tcW w:w="1474" w:type="dxa"/>
-            <w:vAlign w:val="center"/>
-          </w:tcPr>
-          <w:p>
-            <w:pPr>
-              <w:rPr>
-                <w:rFonts w:hint="eastAsia"/>
-              </w:rPr>
-            </w:pPr>
+          </w:tcPr>
+          <w:p>
+            <w:pPr>
+              <w:jc w:val="center"/>
+              <w:rPr>
+                <w:rFonts w:hint="eastAsia"/>
+                <w:highlight w:val="yellow"/>
+              </w:rPr>
+            </w:pPr>
+            <w:r>
+              <w:rPr>
+                <w:rFonts w:hint="eastAsia"/>
+              </w:rPr>
+              <w:t>X</w:t>
+            </w:r>
           </w:p>
         </w:tc>
         <w:tc>
           <w:tcPr>
             <w:tcW w:w="1474" w:type="dxa"/>
-            <w:vAlign w:val="center"/>
-          </w:tcPr>
-          <w:p>
-            <w:pPr>
-              <w:rPr>
-                <w:rFonts w:hint="eastAsia"/>
-              </w:rPr>
-            </w:pPr>
+          </w:tcPr>
+          <w:p>
+            <w:pPr>
+              <w:jc w:val="center"/>
+              <w:rPr>
+                <w:rFonts w:hint="eastAsia"/>
+                <w:highlight w:val="yellow"/>
+              </w:rPr>
+            </w:pPr>
+            <w:r>
+              <w:rPr>
+                <w:rFonts w:hint="eastAsia"/>
+              </w:rPr>
+              <w:t>X</w:t>
+            </w:r>
           </w:p>
         </w:tc>
         <w:tc>
           <w:tcPr>
             <w:tcW w:w="1475" w:type="dxa"/>
-            <w:vAlign w:val="center"/>
-          </w:tcPr>
-          <w:p>
-            <w:pPr>
-              <w:rPr>
-                <w:rFonts w:hint="eastAsia"/>
-              </w:rPr>
-            </w:pPr>
+          </w:tcPr>
+          <w:p>
+            <w:pPr>
+              <w:jc w:val="center"/>
+              <w:rPr>
+                <w:rFonts w:hint="eastAsia"/>
+                <w:highlight w:val="yellow"/>
+              </w:rPr>
+            </w:pPr>
+            <w:r>
+              <w:rPr>
+                <w:rFonts w:hint="eastAsia"/>
+              </w:rPr>
+              <w:t>√</w:t>
+            </w:r>
           </w:p>
         </w:tc>
       </w:tr>
@@ -5563,86 +5436,123 @@
         <w:tc>
           <w:tcPr>
             <w:tcW w:w="1696" w:type="dxa"/>
-            <w:vAlign w:val="center"/>
-          </w:tcPr>
-          <w:p>
-            <w:pPr>
-              <w:rPr>
-                <w:rFonts w:hint="eastAsia"/>
-              </w:rPr>
-            </w:pPr>
-            <w:r>
-              <w:rPr>
-                <w:rFonts w:hint="eastAsia"/>
+          </w:tcPr>
+          <w:p>
+            <w:pPr>
+              <w:jc w:val="center"/>
+              <w:rPr>
+                <w:rFonts w:hint="eastAsia"/>
+                <w:highlight w:val="yellow"/>
+              </w:rPr>
+            </w:pPr>
+            <w:r>
+              <w:rPr>
+                <w:rFonts w:hint="eastAsia"/>
+                <w:highlight w:val="yellow"/>
               </w:rPr>
               <w:lastRenderedPageBreak/>
-              <w:t>HDC</w:t>
+              <w:t>ARM VMC</w:t>
             </w:r>
           </w:p>
         </w:tc>
         <w:tc>
           <w:tcPr>
             <w:tcW w:w="1474" w:type="dxa"/>
-            <w:vAlign w:val="center"/>
-          </w:tcPr>
-          <w:p>
-            <w:pPr>
-              <w:rPr>
-                <w:rFonts w:hint="eastAsia"/>
-              </w:rPr>
-            </w:pPr>
+          </w:tcPr>
+          <w:p>
+            <w:pPr>
+              <w:jc w:val="center"/>
+              <w:rPr>
+                <w:rFonts w:hint="eastAsia"/>
+                <w:highlight w:val="yellow"/>
+              </w:rPr>
+            </w:pPr>
+            <w:r>
+              <w:rPr>
+                <w:rFonts w:hint="eastAsia"/>
+              </w:rPr>
+              <w:t>Non-Overlap</w:t>
+            </w:r>
           </w:p>
         </w:tc>
         <w:tc>
           <w:tcPr>
             <w:tcW w:w="1474" w:type="dxa"/>
-            <w:vAlign w:val="center"/>
-          </w:tcPr>
-          <w:p>
-            <w:pPr>
-              <w:rPr>
-                <w:rFonts w:hint="eastAsia"/>
-              </w:rPr>
-            </w:pPr>
+          </w:tcPr>
+          <w:p>
+            <w:pPr>
+              <w:jc w:val="center"/>
+              <w:rPr>
+                <w:rFonts w:hint="eastAsia"/>
+                <w:highlight w:val="yellow"/>
+              </w:rPr>
+            </w:pPr>
+            <w:r>
+              <w:rPr>
+                <w:rFonts w:hint="eastAsia"/>
+              </w:rPr>
+              <w:t>√</w:t>
+            </w:r>
           </w:p>
         </w:tc>
         <w:tc>
           <w:tcPr>
             <w:tcW w:w="1474" w:type="dxa"/>
-            <w:vAlign w:val="center"/>
-          </w:tcPr>
-          <w:p>
-            <w:pPr>
-              <w:rPr>
-                <w:rFonts w:hint="eastAsia"/>
-              </w:rPr>
-            </w:pPr>
+          </w:tcPr>
+          <w:p>
+            <w:pPr>
+              <w:jc w:val="center"/>
+              <w:rPr>
+                <w:rFonts w:hint="eastAsia"/>
+                <w:highlight w:val="yellow"/>
+              </w:rPr>
+            </w:pPr>
+            <w:r>
+              <w:rPr>
+                <w:rFonts w:hint="eastAsia"/>
+              </w:rPr>
+              <w:t>√</w:t>
+            </w:r>
           </w:p>
         </w:tc>
         <w:tc>
           <w:tcPr>
             <w:tcW w:w="1474" w:type="dxa"/>
-            <w:vAlign w:val="center"/>
-          </w:tcPr>
-          <w:p>
-            <w:pPr>
-              <w:rPr>
-                <w:rFonts w:hint="eastAsia"/>
-              </w:rPr>
-            </w:pPr>
+          </w:tcPr>
+          <w:p>
+            <w:pPr>
+              <w:jc w:val="center"/>
+              <w:rPr>
+                <w:rFonts w:hint="eastAsia"/>
+                <w:highlight w:val="yellow"/>
+              </w:rPr>
+            </w:pPr>
+            <w:r>
+              <w:rPr>
+                <w:rFonts w:hint="eastAsia"/>
+              </w:rPr>
+              <w:t>√</w:t>
+            </w:r>
           </w:p>
         </w:tc>
         <w:tc>
           <w:tcPr>
             <w:tcW w:w="1475" w:type="dxa"/>
-            <w:vAlign w:val="center"/>
-          </w:tcPr>
-          <w:p>
-            <w:pPr>
-              <w:rPr>
-                <w:rFonts w:hint="eastAsia"/>
-              </w:rPr>
-            </w:pPr>
+          </w:tcPr>
+          <w:p>
+            <w:pPr>
+              <w:jc w:val="center"/>
+              <w:rPr>
+                <w:rFonts w:hint="eastAsia"/>
+                <w:highlight w:val="yellow"/>
+              </w:rPr>
+            </w:pPr>
+            <w:r>
+              <w:rPr>
+                <w:rFonts w:hint="eastAsia"/>
+              </w:rPr>
+              <w:t>√</w:t>
+            </w:r>
           </w:p>
         </w:tc>
       </w:tr>
@@ -5654,85 +5564,122 @@
         <w:tc>
           <w:tcPr>
             <w:tcW w:w="1696" w:type="dxa"/>
-            <w:vAlign w:val="center"/>
-          </w:tcPr>
-          <w:p>
-            <w:pPr>
-              <w:rPr>
-                <w:rFonts w:hint="eastAsia"/>
-              </w:rPr>
-            </w:pPr>
-            <w:r>
-              <w:rPr>
-                <w:rFonts w:hint="eastAsia"/>
-              </w:rPr>
-              <w:t>DACS/DACB</w:t>
+          </w:tcPr>
+          <w:p>
+            <w:pPr>
+              <w:jc w:val="center"/>
+              <w:rPr>
+                <w:rFonts w:hint="eastAsia"/>
+                <w:highlight w:val="yellow"/>
+              </w:rPr>
+            </w:pPr>
+            <w:r>
+              <w:rPr>
+                <w:rFonts w:hint="eastAsia"/>
+                <w:highlight w:val="yellow"/>
+              </w:rPr>
+              <w:t>HDC</w:t>
             </w:r>
           </w:p>
         </w:tc>
         <w:tc>
           <w:tcPr>
             <w:tcW w:w="1474" w:type="dxa"/>
-            <w:vAlign w:val="center"/>
-          </w:tcPr>
-          <w:p>
-            <w:pPr>
-              <w:rPr>
-                <w:rFonts w:hint="eastAsia"/>
-              </w:rPr>
-            </w:pPr>
+          </w:tcPr>
+          <w:p>
+            <w:pPr>
+              <w:jc w:val="center"/>
+              <w:rPr>
+                <w:rFonts w:hint="eastAsia"/>
+                <w:highlight w:val="yellow"/>
+              </w:rPr>
+            </w:pPr>
+            <w:r>
+              <w:rPr>
+                <w:rFonts w:hint="eastAsia"/>
+              </w:rPr>
+              <w:t>√</w:t>
+            </w:r>
           </w:p>
         </w:tc>
         <w:tc>
           <w:tcPr>
             <w:tcW w:w="1474" w:type="dxa"/>
-            <w:vAlign w:val="center"/>
-          </w:tcPr>
-          <w:p>
-            <w:pPr>
-              <w:rPr>
-                <w:rFonts w:hint="eastAsia"/>
-              </w:rPr>
-            </w:pPr>
+          </w:tcPr>
+          <w:p>
+            <w:pPr>
+              <w:jc w:val="center"/>
+              <w:rPr>
+                <w:rFonts w:hint="eastAsia"/>
+                <w:highlight w:val="yellow"/>
+              </w:rPr>
+            </w:pPr>
+            <w:r>
+              <w:rPr>
+                <w:rFonts w:hint="eastAsia"/>
+              </w:rPr>
+              <w:t>√</w:t>
+            </w:r>
           </w:p>
         </w:tc>
         <w:tc>
           <w:tcPr>
             <w:tcW w:w="1474" w:type="dxa"/>
-            <w:vAlign w:val="center"/>
-          </w:tcPr>
-          <w:p>
-            <w:pPr>
-              <w:rPr>
-                <w:rFonts w:hint="eastAsia"/>
-              </w:rPr>
-            </w:pPr>
+          </w:tcPr>
+          <w:p>
+            <w:pPr>
+              <w:jc w:val="center"/>
+              <w:rPr>
+                <w:rFonts w:hint="eastAsia"/>
+                <w:highlight w:val="yellow"/>
+              </w:rPr>
+            </w:pPr>
+            <w:r>
+              <w:rPr>
+                <w:rFonts w:hint="eastAsia"/>
+              </w:rPr>
+              <w:t>√</w:t>
+            </w:r>
           </w:p>
         </w:tc>
         <w:tc>
           <w:tcPr>
             <w:tcW w:w="1474" w:type="dxa"/>
-            <w:vAlign w:val="center"/>
-          </w:tcPr>
-          <w:p>
-            <w:pPr>
-              <w:rPr>
-                <w:rFonts w:hint="eastAsia"/>
-              </w:rPr>
-            </w:pPr>
+          </w:tcPr>
+          <w:p>
+            <w:pPr>
+              <w:jc w:val="center"/>
+              <w:rPr>
+                <w:rFonts w:hint="eastAsia"/>
+                <w:highlight w:val="yellow"/>
+              </w:rPr>
+            </w:pPr>
+            <w:r>
+              <w:rPr>
+                <w:rFonts w:hint="eastAsia"/>
+              </w:rPr>
+              <w:t>√</w:t>
+            </w:r>
           </w:p>
         </w:tc>
         <w:tc>
           <w:tcPr>
             <w:tcW w:w="1475" w:type="dxa"/>
-            <w:vAlign w:val="center"/>
-          </w:tcPr>
-          <w:p>
-            <w:pPr>
-              <w:rPr>
-                <w:rFonts w:hint="eastAsia"/>
-              </w:rPr>
-            </w:pPr>
+          </w:tcPr>
+          <w:p>
+            <w:pPr>
+              <w:jc w:val="center"/>
+              <w:rPr>
+                <w:rFonts w:hint="eastAsia"/>
+                <w:highlight w:val="yellow"/>
+              </w:rPr>
+            </w:pPr>
+            <w:r>
+              <w:rPr>
+                <w:rFonts w:hint="eastAsia"/>
+              </w:rPr>
+              <w:t>√</w:t>
+            </w:r>
           </w:p>
         </w:tc>
       </w:tr>
@@ -5744,85 +5691,255 @@
         <w:tc>
           <w:tcPr>
             <w:tcW w:w="1696" w:type="dxa"/>
-            <w:vAlign w:val="center"/>
-          </w:tcPr>
-          <w:p>
-            <w:pPr>
-              <w:rPr>
-                <w:rFonts w:hint="eastAsia"/>
-              </w:rPr>
-            </w:pPr>
-            <w:r>
-              <w:rPr>
-                <w:rFonts w:hint="eastAsia"/>
-              </w:rPr>
-              <w:t>ATS</w:t>
+          </w:tcPr>
+          <w:p>
+            <w:pPr>
+              <w:jc w:val="center"/>
+              <w:rPr>
+                <w:rFonts w:hint="eastAsia"/>
+                <w:highlight w:val="yellow"/>
+              </w:rPr>
+            </w:pPr>
+            <w:r>
+              <w:rPr>
+                <w:rFonts w:hint="eastAsia"/>
+                <w:highlight w:val="yellow"/>
+              </w:rPr>
+              <w:t>DACS</w:t>
+            </w:r>
+            <w:r>
+              <w:rPr>
+                <w:rFonts w:hint="eastAsia"/>
+                <w:highlight w:val="yellow"/>
+              </w:rPr>
+              <w:t>/DACB</w:t>
             </w:r>
           </w:p>
         </w:tc>
         <w:tc>
           <w:tcPr>
             <w:tcW w:w="1474" w:type="dxa"/>
-            <w:vAlign w:val="center"/>
-          </w:tcPr>
-          <w:p>
-            <w:pPr>
-              <w:rPr>
-                <w:rFonts w:hint="eastAsia"/>
-              </w:rPr>
-            </w:pPr>
+          </w:tcPr>
+          <w:p>
+            <w:pPr>
+              <w:jc w:val="center"/>
+              <w:rPr>
+                <w:rFonts w:hint="eastAsia"/>
+                <w:highlight w:val="yellow"/>
+              </w:rPr>
+            </w:pPr>
+            <w:r>
+              <w:rPr>
+                <w:rFonts w:hint="eastAsia"/>
+              </w:rPr>
+              <w:t>X</w:t>
+            </w:r>
           </w:p>
         </w:tc>
         <w:tc>
           <w:tcPr>
             <w:tcW w:w="1474" w:type="dxa"/>
-            <w:vAlign w:val="center"/>
-          </w:tcPr>
-          <w:p>
-            <w:pPr>
-              <w:rPr>
-                <w:rFonts w:hint="eastAsia"/>
-              </w:rPr>
-            </w:pPr>
+          </w:tcPr>
+          <w:p>
+            <w:pPr>
+              <w:jc w:val="center"/>
+              <w:rPr>
+                <w:rFonts w:hint="eastAsia"/>
+                <w:highlight w:val="yellow"/>
+              </w:rPr>
+            </w:pPr>
+            <w:r>
+              <w:rPr>
+                <w:rFonts w:hint="eastAsia"/>
+              </w:rPr>
+              <w:t>X</w:t>
+            </w:r>
           </w:p>
         </w:tc>
         <w:tc>
           <w:tcPr>
             <w:tcW w:w="1474" w:type="dxa"/>
-            <w:vAlign w:val="center"/>
-          </w:tcPr>
-          <w:p>
-            <w:pPr>
-              <w:rPr>
-                <w:rFonts w:hint="eastAsia"/>
-              </w:rPr>
-            </w:pPr>
+          </w:tcPr>
+          <w:p>
+            <w:pPr>
+              <w:jc w:val="center"/>
+              <w:rPr>
+                <w:rFonts w:hint="eastAsia"/>
+                <w:highlight w:val="yellow"/>
+              </w:rPr>
+            </w:pPr>
+            <w:r>
+              <w:rPr>
+                <w:rFonts w:hint="eastAsia"/>
+              </w:rPr>
+              <w:t>X</w:t>
+            </w:r>
           </w:p>
         </w:tc>
         <w:tc>
           <w:tcPr>
             <w:tcW w:w="1474" w:type="dxa"/>
-            <w:vAlign w:val="center"/>
-          </w:tcPr>
-          <w:p>
-            <w:pPr>
-              <w:rPr>
-                <w:rFonts w:hint="eastAsia"/>
-              </w:rPr>
-            </w:pPr>
+          </w:tcPr>
+          <w:p>
+            <w:pPr>
+              <w:jc w:val="center"/>
+              <w:rPr>
+                <w:rFonts w:hint="eastAsia"/>
+                <w:highlight w:val="yellow"/>
+              </w:rPr>
+            </w:pPr>
+            <w:r>
+              <w:rPr>
+                <w:rFonts w:hint="eastAsia"/>
+              </w:rPr>
+              <w:t>X</w:t>
+            </w:r>
           </w:p>
         </w:tc>
         <w:tc>
           <w:tcPr>
             <w:tcW w:w="1475" w:type="dxa"/>
-            <w:vAlign w:val="center"/>
-          </w:tcPr>
-          <w:p>
-            <w:pPr>
-              <w:rPr>
-                <w:rFonts w:hint="eastAsia"/>
-              </w:rPr>
-            </w:pPr>
+          </w:tcPr>
+          <w:p>
+            <w:pPr>
+              <w:jc w:val="center"/>
+              <w:rPr>
+                <w:rFonts w:hint="eastAsia"/>
+                <w:highlight w:val="yellow"/>
+              </w:rPr>
+            </w:pPr>
+            <w:r>
+              <w:rPr>
+                <w:rFonts w:hint="eastAsia"/>
+              </w:rPr>
+              <w:t>√</w:t>
+            </w:r>
+          </w:p>
+        </w:tc>
+      </w:tr>
+      <w:tr>
+        <w:trPr>
+          <w:trHeight w:val="999"/>
+          <w:jc w:val="center"/>
+        </w:trPr>
+        <w:tc>
+          <w:tcPr>
+            <w:tcW w:w="1696" w:type="dxa"/>
+          </w:tcPr>
+          <w:p>
+            <w:pPr>
+              <w:jc w:val="center"/>
+              <w:rPr>
+                <w:rFonts w:hint="eastAsia"/>
+                <w:highlight w:val="yellow"/>
+              </w:rPr>
+            </w:pPr>
+            <w:r>
+              <w:rPr>
+                <w:highlight w:val="yellow"/>
+              </w:rPr>
+              <w:t>ATS （有开关）</w:t>
+            </w:r>
+          </w:p>
+        </w:tc>
+        <w:tc>
+          <w:tcPr>
+            <w:tcW w:w="1474" w:type="dxa"/>
+          </w:tcPr>
+          <w:p>
+            <w:pPr>
+              <w:jc w:val="center"/>
+              <w:rPr>
+                <w:rFonts w:hint="eastAsia"/>
+                <w:highlight w:val="yellow"/>
+              </w:rPr>
+            </w:pPr>
+            <w:r>
+              <w:rPr>
+                <w:rFonts w:hint="eastAsia"/>
+              </w:rPr>
+              <w:t>X</w:t>
+            </w:r>
+          </w:p>
+        </w:tc>
+        <w:tc>
+          <w:tcPr>
+            <w:tcW w:w="1474" w:type="dxa"/>
+          </w:tcPr>
+          <w:p>
+            <w:pPr>
+              <w:jc w:val="center"/>
+              <w:rPr>
+                <w:rFonts w:hint="eastAsia"/>
+                <w:highlight w:val="yellow"/>
+              </w:rPr>
+            </w:pPr>
+            <w:r>
+              <w:rPr>
+                <w:rFonts w:hint="eastAsia"/>
+              </w:rPr>
+              <w:t>X</w:t>
+            </w:r>
+          </w:p>
+        </w:tc>
+        <w:tc>
+          <w:tcPr>
+            <w:tcW w:w="1474" w:type="dxa"/>
+          </w:tcPr>
+          <w:p>
+            <w:pPr>
+              <w:jc w:val="center"/>
+              <w:rPr>
+                <w:rFonts w:hint="eastAsia"/>
+                <w:highlight w:val="yellow"/>
+              </w:rPr>
+            </w:pPr>
+            <w:r>
+              <w:rPr>
+                <w:rFonts w:hint="eastAsia"/>
+              </w:rPr>
+              <w:t>√</w:t>
+            </w:r>
+          </w:p>
+        </w:tc>
+        <w:tc>
+          <w:tcPr>
+            <w:tcW w:w="1474" w:type="dxa"/>
+          </w:tcPr>
+          <w:p>
+            <w:pPr>
+              <w:jc w:val="center"/>
+              <w:rPr>
+                <w:rFonts w:hint="eastAsia"/>
+                <w:highlight w:val="yellow"/>
+              </w:rPr>
+            </w:pPr>
+            <w:r>
+              <w:rPr>
+                <w:rFonts w:hint="eastAsia"/>
+              </w:rPr>
+              <w:t>√</w:t>
+            </w:r>
+          </w:p>
+        </w:tc>
+        <w:tc>
+          <w:tcPr>
+            <w:tcW w:w="1475" w:type="dxa"/>
+          </w:tcPr>
+          <w:p>
+            <w:pPr>
+              <w:jc w:val="center"/>
+              <w:rPr>
+                <w:rFonts w:hint="eastAsia"/>
+                <w:highlight w:val="yellow"/>
+              </w:rPr>
+            </w:pPr>
+            <w:r>
+              <w:rPr>
+                <w:rFonts w:hint="eastAsia"/>
+              </w:rPr>
+              <w:t>√</w:t>
+            </w:r>
           </w:p>
         </w:tc>
       </w:tr>
@@ -5860,14 +5977,12 @@
       <w:r>
         <w:rPr>
           <w:rFonts w:hint="eastAsia"/>
-          <w:highlight w:val="yellow"/>
         </w:rPr>
         <w:t>TBH激活状态下，</w:t>
       </w:r>
       <w:r>
         <w:rPr>
           <w:rFonts w:hint="eastAsia"/>
-          <w:highlight w:val="yellow"/>
         </w:rPr>
         <w:t>AEB/AES功能允许激活。</w:t>
       </w:r>
@@ -5960,7 +6075,7 @@
     <w:tbl>
       <w:tblPr>
         <w:tblStyle w:val="a3"/>
-        <w:tblW w:w="0" w:type="auto"/>
+        <w:tblW w:w="9504" w:type="dxa"/>
         <w:tblLayout w:type="fixed"/>
         <w:tblLook w:val="04A0" w:firstRow="1" w:lastRow="0" w:firstColumn="1" w:lastColumn="0" w:noHBand="0" w:noVBand="1"/>
       </w:tblPr>
@@ -5982,6 +6097,7 @@
         <w:gridCol w:w="487"/>
         <w:gridCol w:w="488"/>
         <w:gridCol w:w="488"/>
+        <w:gridCol w:w="488"/>
       </w:tblGrid>
       <w:tr>
         <w:trPr>
@@ -6010,19 +6126,20 @@
           </w:tcPr>
           <w:p>
             <w:pPr>
+              <w:jc w:val="left"/>
               <w:rPr>
                 <w:rFonts w:hint="eastAsia"/>
                 <w:b/>
                 <w:bCs/>
-                <w:sz w:val="16"/>
-                <w:szCs w:val="18"/>
-              </w:rPr>
-            </w:pPr>
-            <w:r>
-              <w:rPr>
-                <w:rFonts w:hint="eastAsia"/>
-                <w:sz w:val="16"/>
-                <w:szCs w:val="18"/>
+                <w:sz w:val="15"/>
+                <w:szCs w:val="16"/>
+              </w:rPr>
+            </w:pPr>
+            <w:r>
+              <w:rPr>
+                <w:rFonts w:hint="eastAsia"/>
+                <w:sz w:val="15"/>
+                <w:szCs w:val="16"/>
               </w:rPr>
               <w:t>VDC</w:t>
             </w:r>
@@ -6035,19 +6152,20 @@
           </w:tcPr>
           <w:p>
             <w:pPr>
+              <w:jc w:val="left"/>
               <w:rPr>
                 <w:rFonts w:hint="eastAsia"/>
                 <w:b/>
                 <w:bCs/>
-                <w:sz w:val="16"/>
-                <w:szCs w:val="18"/>
-              </w:rPr>
-            </w:pPr>
-            <w:r>
-              <w:rPr>
-                <w:rFonts w:hint="eastAsia"/>
-                <w:sz w:val="16"/>
-                <w:szCs w:val="18"/>
+                <w:sz w:val="15"/>
+                <w:szCs w:val="16"/>
+              </w:rPr>
+            </w:pPr>
+            <w:r>
+              <w:rPr>
+                <w:rFonts w:hint="eastAsia"/>
+                <w:sz w:val="15"/>
+                <w:szCs w:val="16"/>
               </w:rPr>
               <w:t>Pre-Stability</w:t>
             </w:r>
@@ -6060,19 +6178,20 @@
           </w:tcPr>
           <w:p>
             <w:pPr>
+              <w:jc w:val="left"/>
               <w:rPr>
                 <w:rFonts w:hint="eastAsia"/>
                 <w:b/>
                 <w:bCs/>
-                <w:sz w:val="16"/>
-                <w:szCs w:val="18"/>
-              </w:rPr>
-            </w:pPr>
-            <w:r>
-              <w:rPr>
-                <w:rFonts w:hint="eastAsia"/>
-                <w:sz w:val="16"/>
-                <w:szCs w:val="18"/>
+                <w:sz w:val="15"/>
+                <w:szCs w:val="16"/>
+              </w:rPr>
+            </w:pPr>
+            <w:r>
+              <w:rPr>
+                <w:rFonts w:hint="eastAsia"/>
+                <w:sz w:val="15"/>
+                <w:szCs w:val="16"/>
               </w:rPr>
               <w:t>CMS</w:t>
             </w:r>
@@ -6085,19 +6204,20 @@
           </w:tcPr>
           <w:p>
             <w:pPr>
+              <w:jc w:val="left"/>
               <w:rPr>
                 <w:rFonts w:hint="eastAsia"/>
                 <w:b/>
                 <w:bCs/>
-                <w:sz w:val="16"/>
-                <w:szCs w:val="18"/>
-              </w:rPr>
-            </w:pPr>
-            <w:r>
-              <w:rPr>
-                <w:rFonts w:hint="eastAsia"/>
-                <w:sz w:val="16"/>
-                <w:szCs w:val="18"/>
+                <w:sz w:val="15"/>
+                <w:szCs w:val="16"/>
+              </w:rPr>
+            </w:pPr>
+            <w:r>
+              <w:rPr>
+                <w:rFonts w:hint="eastAsia"/>
+                <w:sz w:val="15"/>
+                <w:szCs w:val="16"/>
               </w:rPr>
               <w:t>LSDC</w:t>
             </w:r>
@@ -6110,21 +6230,22 @@
           </w:tcPr>
           <w:p>
             <w:pPr>
+              <w:jc w:val="left"/>
               <w:rPr>
                 <w:rFonts w:hint="eastAsia"/>
                 <w:b/>
                 <w:bCs/>
-                <w:sz w:val="16"/>
-                <w:szCs w:val="18"/>
-              </w:rPr>
-            </w:pPr>
-            <w:r>
-              <w:rPr>
-                <w:rFonts w:hint="eastAsia"/>
-                <w:sz w:val="16"/>
-                <w:szCs w:val="18"/>
-              </w:rPr>
-              <w:t>SABB</w:t>
+                <w:sz w:val="15"/>
+                <w:szCs w:val="16"/>
+              </w:rPr>
+            </w:pPr>
+            <w:r>
+              <w:rPr>
+                <w:rFonts w:hint="eastAsia"/>
+                <w:sz w:val="15"/>
+                <w:szCs w:val="16"/>
+              </w:rPr>
+              <w:t>Crab Walk</w:t>
             </w:r>
           </w:p>
         </w:tc>
@@ -6135,21 +6256,22 @@
           </w:tcPr>
           <w:p>
             <w:pPr>
+              <w:jc w:val="left"/>
               <w:rPr>
                 <w:rFonts w:hint="eastAsia"/>
                 <w:b/>
                 <w:bCs/>
-                <w:sz w:val="16"/>
-                <w:szCs w:val="18"/>
-              </w:rPr>
-            </w:pPr>
-            <w:r>
-              <w:rPr>
-                <w:rFonts w:hint="eastAsia"/>
-                <w:sz w:val="16"/>
-                <w:szCs w:val="18"/>
-              </w:rPr>
-              <w:t>Crab Walk</w:t>
+                <w:sz w:val="15"/>
+                <w:szCs w:val="16"/>
+              </w:rPr>
+            </w:pPr>
+            <w:r>
+              <w:rPr>
+                <w:rFonts w:hint="eastAsia"/>
+                <w:sz w:val="15"/>
+                <w:szCs w:val="16"/>
+              </w:rPr>
+              <w:t>Tank Turn</w:t>
             </w:r>
           </w:p>
         </w:tc>
@@ -6160,21 +6282,22 @@
           </w:tcPr>
           <w:p>
             <w:pPr>
+              <w:jc w:val="left"/>
               <w:rPr>
                 <w:rFonts w:hint="eastAsia"/>
                 <w:b/>
                 <w:bCs/>
-                <w:sz w:val="16"/>
-                <w:szCs w:val="18"/>
-              </w:rPr>
-            </w:pPr>
-            <w:r>
-              <w:rPr>
-                <w:rFonts w:hint="eastAsia"/>
-                <w:sz w:val="16"/>
-                <w:szCs w:val="18"/>
-              </w:rPr>
-              <w:t>Tank Turn</w:t>
+                <w:sz w:val="15"/>
+                <w:szCs w:val="16"/>
+              </w:rPr>
+            </w:pPr>
+            <w:r>
+              <w:rPr>
+                <w:rFonts w:hint="eastAsia"/>
+                <w:sz w:val="15"/>
+                <w:szCs w:val="16"/>
+              </w:rPr>
+              <w:t>Compas Turn</w:t>
             </w:r>
           </w:p>
         </w:tc>
@@ -6185,31 +6308,22 @@
           </w:tcPr>
           <w:p>
             <w:pPr>
+              <w:jc w:val="left"/>
               <w:rPr>
                 <w:rFonts w:hint="eastAsia"/>
                 <w:b/>
                 <w:bCs/>
-                <w:sz w:val="16"/>
-                <w:szCs w:val="18"/>
-              </w:rPr>
-            </w:pPr>
-            <w:proofErr w:type="spellStart"/>
-            <w:r>
-              <w:rPr>
-                <w:rFonts w:hint="eastAsia"/>
-                <w:sz w:val="16"/>
-                <w:szCs w:val="18"/>
-              </w:rPr>
-              <w:t>Compas</w:t>
-            </w:r>
-            <w:proofErr w:type="spellEnd"/>
-            <w:r>
-              <w:rPr>
-                <w:rFonts w:hint="eastAsia"/>
-                <w:sz w:val="16"/>
-                <w:szCs w:val="18"/>
-              </w:rPr>
-              <w:t xml:space="preserve"> Turn</w:t>
+                <w:sz w:val="15"/>
+                <w:szCs w:val="16"/>
+              </w:rPr>
+            </w:pPr>
+            <w:r>
+              <w:rPr>
+                <w:rFonts w:hint="eastAsia"/>
+                <w:sz w:val="15"/>
+                <w:szCs w:val="16"/>
+              </w:rPr>
+              <w:t>SABB</w:t>
             </w:r>
           </w:p>
         </w:tc>
@@ -6220,19 +6334,20 @@
           </w:tcPr>
           <w:p>
             <w:pPr>
+              <w:jc w:val="left"/>
               <w:rPr>
                 <w:rFonts w:hint="eastAsia"/>
                 <w:b/>
                 <w:bCs/>
-                <w:sz w:val="16"/>
-                <w:szCs w:val="18"/>
-              </w:rPr>
-            </w:pPr>
-            <w:r>
-              <w:rPr>
-                <w:rFonts w:hint="eastAsia"/>
-                <w:sz w:val="16"/>
-                <w:szCs w:val="18"/>
+                <w:sz w:val="15"/>
+                <w:szCs w:val="16"/>
+              </w:rPr>
+            </w:pPr>
+            <w:r>
+              <w:rPr>
+                <w:rFonts w:hint="eastAsia"/>
+                <w:sz w:val="15"/>
+                <w:szCs w:val="16"/>
               </w:rPr>
               <w:t>TBH 爆胎</w:t>
             </w:r>
@@ -6244,17 +6359,18 @@
           </w:tcPr>
           <w:p>
             <w:pPr>
-              <w:rPr>
-                <w:rFonts w:hint="eastAsia"/>
-                <w:sz w:val="16"/>
-                <w:szCs w:val="18"/>
-              </w:rPr>
-            </w:pPr>
-            <w:r>
-              <w:rPr>
-                <w:rFonts w:hint="eastAsia"/>
-                <w:sz w:val="16"/>
-                <w:szCs w:val="18"/>
+              <w:jc w:val="left"/>
+              <w:rPr>
+                <w:rFonts w:hint="eastAsia"/>
+                <w:sz w:val="15"/>
+                <w:szCs w:val="16"/>
+              </w:rPr>
+            </w:pPr>
+            <w:r>
+              <w:rPr>
+                <w:rFonts w:hint="eastAsia"/>
+                <w:sz w:val="15"/>
+                <w:szCs w:val="16"/>
               </w:rPr>
               <w:t>CST</w:t>
             </w:r>
@@ -6266,19 +6382,20 @@
           </w:tcPr>
           <w:p>
             <w:pPr>
-              <w:rPr>
-                <w:rFonts w:hint="eastAsia"/>
-                <w:sz w:val="16"/>
-                <w:szCs w:val="18"/>
-              </w:rPr>
-            </w:pPr>
-            <w:r>
-              <w:rPr>
-                <w:rFonts w:hint="eastAsia"/>
-                <w:sz w:val="16"/>
-                <w:szCs w:val="18"/>
-              </w:rPr>
-              <w:t>弹射起步/舒适起步</w:t>
+              <w:jc w:val="left"/>
+              <w:rPr>
+                <w:rFonts w:hint="eastAsia"/>
+                <w:sz w:val="15"/>
+                <w:szCs w:val="16"/>
+              </w:rPr>
+            </w:pPr>
+            <w:r>
+              <w:rPr>
+                <w:rFonts w:hint="eastAsia"/>
+                <w:sz w:val="15"/>
+                <w:szCs w:val="16"/>
+              </w:rPr>
+              <w:t>弹射起步</w:t>
             </w:r>
           </w:p>
         </w:tc>
@@ -6288,17 +6405,43 @@
           </w:tcPr>
           <w:p>
             <w:pPr>
-              <w:rPr>
-                <w:rFonts w:hint="eastAsia"/>
-                <w:sz w:val="16"/>
-                <w:szCs w:val="18"/>
-              </w:rPr>
-            </w:pPr>
-            <w:r>
-              <w:rPr>
-                <w:rFonts w:hint="eastAsia"/>
-                <w:sz w:val="16"/>
-                <w:szCs w:val="18"/>
+              <w:jc w:val="left"/>
+              <w:rPr>
+                <w:rFonts w:hint="eastAsia"/>
+                <w:sz w:val="15"/>
+                <w:szCs w:val="16"/>
+              </w:rPr>
+            </w:pPr>
+            <w:r>
+              <w:rPr>
+                <w:rFonts w:hint="eastAsia"/>
+                <w:sz w:val="15"/>
+                <w:szCs w:val="16"/>
+              </w:rPr>
+              <w:t>舒适起步</w:t>
+            </w:r>
+          </w:p>
+        </w:tc>
+        <w:tc>
+          <w:tcPr>
+            <w:tcW w:w="488" w:type="dxa"/>
+          </w:tcPr>
+          <w:p>
+            <w:pPr>
+              <w:jc w:val="left"/>
+              <w:rPr>
+                <w:rFonts w:hint="eastAsia"/>
+                <w:sz w:val="15"/>
+                <w:szCs w:val="16"/>
+                <w:highlight w:val="yellow"/>
+              </w:rPr>
+            </w:pPr>
+            <w:r>
+              <w:rPr>
+                <w:rFonts w:hint="eastAsia"/>
+                <w:sz w:val="15"/>
+                <w:szCs w:val="16"/>
+                <w:highlight w:val="yellow"/>
               </w:rPr>
               <w:t>漂移</w:t>
             </w:r>
@@ -6306,43 +6449,49 @@
         </w:tc>
         <w:tc>
           <w:tcPr>
+            <w:tcW w:w="487" w:type="dxa"/>
+          </w:tcPr>
+          <w:p>
+            <w:pPr>
+              <w:jc w:val="left"/>
+              <w:rPr>
+                <w:rFonts w:hint="eastAsia"/>
+                <w:sz w:val="15"/>
+                <w:szCs w:val="16"/>
+                <w:highlight w:val="yellow"/>
+              </w:rPr>
+            </w:pPr>
+            <w:r>
+              <w:rPr>
+                <w:rFonts w:hint="eastAsia"/>
+                <w:sz w:val="15"/>
+                <w:szCs w:val="16"/>
+                <w:highlight w:val="yellow"/>
+              </w:rPr>
+              <w:t>ARM</w:t>
+            </w:r>
+          </w:p>
+        </w:tc>
+        <w:tc>
+          <w:tcPr>
             <w:tcW w:w="488" w:type="dxa"/>
           </w:tcPr>
           <w:p>
             <w:pPr>
-              <w:rPr>
-                <w:rFonts w:hint="eastAsia"/>
-                <w:sz w:val="16"/>
-                <w:szCs w:val="18"/>
-              </w:rPr>
-            </w:pPr>
-            <w:r>
-              <w:rPr>
-                <w:rFonts w:hint="eastAsia"/>
-                <w:sz w:val="16"/>
-                <w:szCs w:val="18"/>
-              </w:rPr>
-              <w:t>ARM</w:t>
-            </w:r>
-          </w:p>
-        </w:tc>
-        <w:tc>
-          <w:tcPr>
-            <w:tcW w:w="487" w:type="dxa"/>
-          </w:tcPr>
-          <w:p>
-            <w:pPr>
-              <w:rPr>
-                <w:rFonts w:hint="eastAsia"/>
-                <w:sz w:val="16"/>
-                <w:szCs w:val="18"/>
-              </w:rPr>
-            </w:pPr>
-            <w:r>
-              <w:rPr>
-                <w:rFonts w:hint="eastAsia"/>
-                <w:sz w:val="16"/>
-                <w:szCs w:val="18"/>
+              <w:jc w:val="left"/>
+              <w:rPr>
+                <w:rFonts w:hint="eastAsia"/>
+                <w:sz w:val="15"/>
+                <w:szCs w:val="16"/>
+                <w:highlight w:val="yellow"/>
+              </w:rPr>
+            </w:pPr>
+            <w:r>
+              <w:rPr>
+                <w:rFonts w:hint="eastAsia"/>
+                <w:sz w:val="15"/>
+                <w:szCs w:val="16"/>
+                <w:highlight w:val="yellow"/>
               </w:rPr>
               <w:t>HDC</w:t>
             </w:r>
@@ -6354,27 +6503,22 @@
           </w:tcPr>
           <w:p>
             <w:pPr>
-              <w:rPr>
-                <w:rFonts w:hint="eastAsia"/>
-                <w:sz w:val="16"/>
-                <w:szCs w:val="18"/>
-              </w:rPr>
-            </w:pPr>
-            <w:r>
-              <w:rPr>
-                <w:rFonts w:hint="eastAsia"/>
-                <w:sz w:val="16"/>
-                <w:szCs w:val="18"/>
-              </w:rPr>
-              <w:t>DACS</w:t>
-            </w:r>
-            <w:r>
-              <w:rPr>
-                <w:rFonts w:hint="eastAsia"/>
-                <w:sz w:val="16"/>
-                <w:szCs w:val="18"/>
-              </w:rPr>
-              <w:t>/DACB</w:t>
+              <w:jc w:val="left"/>
+              <w:rPr>
+                <w:rFonts w:hint="eastAsia"/>
+                <w:sz w:val="15"/>
+                <w:szCs w:val="16"/>
+                <w:highlight w:val="yellow"/>
+              </w:rPr>
+            </w:pPr>
+            <w:r>
+              <w:rPr>
+                <w:rFonts w:hint="eastAsia"/>
+                <w:sz w:val="15"/>
+                <w:szCs w:val="16"/>
+                <w:highlight w:val="yellow"/>
+              </w:rPr>
+              <w:t>DACS/DACB</w:t>
             </w:r>
           </w:p>
         </w:tc>
@@ -6384,17 +6528,19 @@
           </w:tcPr>
           <w:p>
             <w:pPr>
-              <w:rPr>
-                <w:rFonts w:hint="eastAsia"/>
-                <w:sz w:val="16"/>
-                <w:szCs w:val="18"/>
-              </w:rPr>
-            </w:pPr>
-            <w:r>
-              <w:rPr>
-                <w:rFonts w:hint="eastAsia"/>
-                <w:sz w:val="16"/>
-                <w:szCs w:val="18"/>
+              <w:jc w:val="left"/>
+              <w:rPr>
+                <w:rFonts w:hint="eastAsia"/>
+                <w:sz w:val="15"/>
+                <w:szCs w:val="16"/>
+                <w:highlight w:val="yellow"/>
+              </w:rPr>
+            </w:pPr>
+            <w:r>
+              <w:rPr>
+                <w:sz w:val="15"/>
+                <w:szCs w:val="16"/>
+                <w:highlight w:val="yellow"/>
               </w:rPr>
               <w:t>ATS</w:t>
             </w:r>
@@ -6446,10 +6592,50 @@
             <w:r>
               <w:rPr>
                 <w:rFonts w:hint="eastAsia"/>
+              </w:rPr>
+              <w:t>Non-Overlap</w:t>
+            </w:r>
+          </w:p>
+        </w:tc>
+        <w:tc>
+          <w:tcPr>
+            <w:tcW w:w="488" w:type="dxa"/>
+            <w:hideMark/>
+          </w:tcPr>
+          <w:p>
+            <w:pPr>
+              <w:rPr>
+                <w:rFonts w:hint="eastAsia"/>
                 <w:sz w:val="16"/>
                 <w:szCs w:val="18"/>
               </w:rPr>
-              <w:t>Non-Overlap</w:t>
+            </w:pPr>
+            <w:r>
+              <w:rPr>
+                <w:rFonts w:hint="eastAsia"/>
+              </w:rPr>
+              <w:t>X</w:t>
+            </w:r>
+          </w:p>
+        </w:tc>
+        <w:tc>
+          <w:tcPr>
+            <w:tcW w:w="487" w:type="dxa"/>
+            <w:hideMark/>
+          </w:tcPr>
+          <w:p>
+            <w:pPr>
+              <w:rPr>
+                <w:rFonts w:hint="eastAsia"/>
+                <w:sz w:val="16"/>
+                <w:szCs w:val="18"/>
+              </w:rPr>
+            </w:pPr>
+            <w:r>
+              <w:rPr>
+                <w:rFonts w:hint="eastAsia"/>
+              </w:rPr>
+              <w:t>√</w:t>
             </w:r>
           </w:p>
         </w:tc>
@@ -6469,9 +6655,28 @@
             <w:r>
               <w:rPr>
                 <w:rFonts w:hint="eastAsia"/>
+              </w:rPr>
+              <w:t>X</w:t>
+            </w:r>
+          </w:p>
+        </w:tc>
+        <w:tc>
+          <w:tcPr>
+            <w:tcW w:w="488" w:type="dxa"/>
+            <w:hideMark/>
+          </w:tcPr>
+          <w:p>
+            <w:pPr>
+              <w:rPr>
+                <w:rFonts w:hint="eastAsia"/>
                 <w:sz w:val="16"/>
                 <w:szCs w:val="18"/>
               </w:rPr>
+            </w:pPr>
+            <w:r>
+              <w:rPr>
+                <w:rFonts w:hint="eastAsia"/>
+              </w:rPr>
               <w:t>X</w:t>
             </w:r>
           </w:p>
@@ -6492,10 +6697,29 @@
             <w:r>
               <w:rPr>
                 <w:rFonts w:hint="eastAsia"/>
+              </w:rPr>
+              <w:t>X</w:t>
+            </w:r>
+          </w:p>
+        </w:tc>
+        <w:tc>
+          <w:tcPr>
+            <w:tcW w:w="488" w:type="dxa"/>
+            <w:hideMark/>
+          </w:tcPr>
+          <w:p>
+            <w:pPr>
+              <w:rPr>
+                <w:rFonts w:hint="eastAsia"/>
                 <w:sz w:val="16"/>
                 <w:szCs w:val="18"/>
               </w:rPr>
-              <w:t>√</w:t>
+            </w:pPr>
+            <w:r>
+              <w:rPr>
+                <w:rFonts w:hint="eastAsia"/>
+              </w:rPr>
+              <w:t>X</w:t>
             </w:r>
           </w:p>
         </w:tc>
@@ -6515,17 +6739,35 @@
             <w:r>
               <w:rPr>
                 <w:rFonts w:hint="eastAsia"/>
+              </w:rPr>
+              <w:t>X</w:t>
+            </w:r>
+          </w:p>
+        </w:tc>
+        <w:tc>
+          <w:tcPr>
+            <w:tcW w:w="487" w:type="dxa"/>
+            <w:hideMark/>
+          </w:tcPr>
+          <w:p>
+            <w:pPr>
+              <w:rPr>
+                <w:rFonts w:hint="eastAsia"/>
                 <w:sz w:val="16"/>
                 <w:szCs w:val="18"/>
               </w:rPr>
-              <w:t>X</w:t>
+            </w:pPr>
+            <w:r>
+              <w:rPr>
+                <w:rFonts w:hint="eastAsia"/>
+              </w:rPr>
+              <w:t>√</w:t>
             </w:r>
           </w:p>
         </w:tc>
         <w:tc>
           <w:tcPr>
             <w:tcW w:w="488" w:type="dxa"/>
-            <w:hideMark/>
           </w:tcPr>
           <w:p>
             <w:pPr>
@@ -6538,17 +6780,34 @@
             <w:r>
               <w:rPr>
                 <w:rFonts w:hint="eastAsia"/>
+              </w:rPr>
+              <w:t>X</w:t>
+            </w:r>
+          </w:p>
+        </w:tc>
+        <w:tc>
+          <w:tcPr>
+            <w:tcW w:w="487" w:type="dxa"/>
+          </w:tcPr>
+          <w:p>
+            <w:pPr>
+              <w:rPr>
+                <w:rFonts w:hint="eastAsia"/>
                 <w:sz w:val="16"/>
                 <w:szCs w:val="18"/>
               </w:rPr>
+            </w:pPr>
+            <w:r>
+              <w:rPr>
+                <w:rFonts w:hint="eastAsia"/>
+              </w:rPr>
               <w:t>X</w:t>
             </w:r>
           </w:p>
         </w:tc>
         <w:tc>
           <w:tcPr>
-            <w:tcW w:w="487" w:type="dxa"/>
-            <w:hideMark/>
+            <w:tcW w:w="488" w:type="dxa"/>
           </w:tcPr>
           <w:p>
             <w:pPr>
@@ -6561,8 +6820,27 @@
             <w:r>
               <w:rPr>
                 <w:rFonts w:hint="eastAsia"/>
+              </w:rPr>
+              <w:t>X</w:t>
+            </w:r>
+          </w:p>
+        </w:tc>
+        <w:tc>
+          <w:tcPr>
+            <w:tcW w:w="488" w:type="dxa"/>
+          </w:tcPr>
+          <w:p>
+            <w:pPr>
+              <w:rPr>
+                <w:rFonts w:hint="eastAsia"/>
                 <w:sz w:val="16"/>
                 <w:szCs w:val="18"/>
+                <w:highlight w:val="yellow"/>
+              </w:rPr>
+            </w:pPr>
+            <w:r>
+              <w:rPr>
+                <w:rFonts w:hint="eastAsia"/>
               </w:rPr>
               <w:t>X</w:t>
             </w:r>
@@ -6570,8 +6848,7 @@
         </w:tc>
         <w:tc>
           <w:tcPr>
-            <w:tcW w:w="488" w:type="dxa"/>
-            <w:hideMark/>
+            <w:tcW w:w="487" w:type="dxa"/>
           </w:tcPr>
           <w:p>
             <w:pPr>
@@ -6579,13 +6856,33 @@
                 <w:rFonts w:hint="eastAsia"/>
                 <w:sz w:val="16"/>
                 <w:szCs w:val="18"/>
-              </w:rPr>
-            </w:pPr>
-            <w:r>
+                <w:highlight w:val="yellow"/>
+              </w:rPr>
+            </w:pPr>
+            <w:r>
+              <w:rPr>
+                <w:rFonts w:hint="eastAsia"/>
+              </w:rPr>
+              <w:t>Non-Overlap</w:t>
+            </w:r>
+          </w:p>
+        </w:tc>
+        <w:tc>
+          <w:tcPr>
+            <w:tcW w:w="488" w:type="dxa"/>
+          </w:tcPr>
+          <w:p>
+            <w:pPr>
               <w:rPr>
                 <w:rFonts w:hint="eastAsia"/>
                 <w:sz w:val="16"/>
                 <w:szCs w:val="18"/>
+                <w:highlight w:val="yellow"/>
+              </w:rPr>
+            </w:pPr>
+            <w:r>
+              <w:rPr>
+                <w:rFonts w:hint="eastAsia"/>
               </w:rPr>
               <w:t>X</w:t>
             </w:r>
@@ -6594,7 +6891,6 @@
         <w:tc>
           <w:tcPr>
             <w:tcW w:w="488" w:type="dxa"/>
-            <w:hideMark/>
           </w:tcPr>
           <w:p>
             <w:pPr>
@@ -6602,161 +6898,36 @@
                 <w:rFonts w:hint="eastAsia"/>
                 <w:sz w:val="16"/>
                 <w:szCs w:val="18"/>
-              </w:rPr>
-            </w:pPr>
-            <w:r>
+                <w:highlight w:val="yellow"/>
+              </w:rPr>
+            </w:pPr>
+            <w:r>
+              <w:rPr>
+                <w:rFonts w:hint="eastAsia"/>
+              </w:rPr>
+              <w:t>√</w:t>
+            </w:r>
+          </w:p>
+        </w:tc>
+        <w:tc>
+          <w:tcPr>
+            <w:tcW w:w="488" w:type="dxa"/>
+          </w:tcPr>
+          <w:p>
+            <w:pPr>
               <w:rPr>
                 <w:rFonts w:hint="eastAsia"/>
                 <w:sz w:val="16"/>
                 <w:szCs w:val="18"/>
+                <w:highlight w:val="yellow"/>
+              </w:rPr>
+            </w:pPr>
+            <w:r>
+              <w:rPr>
+                <w:rFonts w:hint="eastAsia"/>
               </w:rPr>
               <w:t>X</w:t>
             </w:r>
-          </w:p>
-        </w:tc>
-        <w:tc>
-          <w:tcPr>
-            <w:tcW w:w="487" w:type="dxa"/>
-            <w:hideMark/>
-          </w:tcPr>
-          <w:p>
-            <w:pPr>
-              <w:rPr>
-                <w:rFonts w:hint="eastAsia"/>
-                <w:sz w:val="16"/>
-                <w:szCs w:val="18"/>
-              </w:rPr>
-            </w:pPr>
-            <w:r>
-              <w:rPr>
-                <w:rFonts w:hint="eastAsia"/>
-                <w:sz w:val="16"/>
-                <w:szCs w:val="18"/>
-              </w:rPr>
-              <w:t>√</w:t>
-            </w:r>
-          </w:p>
-        </w:tc>
-        <w:tc>
-          <w:tcPr>
-            <w:tcW w:w="488" w:type="dxa"/>
-          </w:tcPr>
-          <w:p>
-            <w:pPr>
-              <w:rPr>
-                <w:rFonts w:hint="eastAsia"/>
-                <w:sz w:val="16"/>
-                <w:szCs w:val="18"/>
-              </w:rPr>
-            </w:pPr>
-            <w:r>
-              <w:rPr>
-                <w:rFonts w:hint="eastAsia"/>
-                <w:sz w:val="16"/>
-                <w:szCs w:val="18"/>
-              </w:rPr>
-              <w:t>X</w:t>
-            </w:r>
-          </w:p>
-        </w:tc>
-        <w:tc>
-          <w:tcPr>
-            <w:tcW w:w="487" w:type="dxa"/>
-          </w:tcPr>
-          <w:p>
-            <w:pPr>
-              <w:rPr>
-                <w:rFonts w:hint="eastAsia"/>
-                <w:sz w:val="16"/>
-                <w:szCs w:val="18"/>
-              </w:rPr>
-            </w:pPr>
-            <w:r>
-              <w:rPr>
-                <w:rFonts w:hint="eastAsia"/>
-                <w:sz w:val="16"/>
-                <w:szCs w:val="18"/>
-              </w:rPr>
-              <w:t>X</w:t>
-            </w:r>
-          </w:p>
-        </w:tc>
-        <w:tc>
-          <w:tcPr>
-            <w:tcW w:w="488" w:type="dxa"/>
-          </w:tcPr>
-          <w:p>
-            <w:pPr>
-              <w:rPr>
-                <w:rFonts w:hint="eastAsia"/>
-                <w:sz w:val="16"/>
-                <w:szCs w:val="18"/>
-              </w:rPr>
-            </w:pPr>
-            <w:r>
-              <w:rPr>
-                <w:rFonts w:hint="eastAsia"/>
-                <w:sz w:val="16"/>
-                <w:szCs w:val="18"/>
-              </w:rPr>
-              <w:t>X</w:t>
-            </w:r>
-          </w:p>
-        </w:tc>
-        <w:tc>
-          <w:tcPr>
-            <w:tcW w:w="488" w:type="dxa"/>
-          </w:tcPr>
-          <w:p>
-            <w:pPr>
-              <w:rPr>
-                <w:rFonts w:hint="eastAsia"/>
-                <w:sz w:val="16"/>
-                <w:szCs w:val="18"/>
-              </w:rPr>
-            </w:pPr>
-          </w:p>
-        </w:tc>
-        <w:tc>
-          <w:tcPr>
-            <w:tcW w:w="487" w:type="dxa"/>
-          </w:tcPr>
-          <w:p>
-            <w:pPr>
-              <w:rPr>
-                <w:rFonts w:hint="eastAsia"/>
-                <w:sz w:val="16"/>
-                <w:szCs w:val="18"/>
-              </w:rPr>
-            </w:pPr>
-          </w:p>
-        </w:tc>
-        <w:tc>
-          <w:tcPr>
-            <w:tcW w:w="488" w:type="dxa"/>
-          </w:tcPr>
-          <w:p>
-            <w:pPr>
-              <w:rPr>
-                <w:rFonts w:hint="eastAsia"/>
-                <w:sz w:val="16"/>
-                <w:szCs w:val="18"/>
-              </w:rPr>
-            </w:pPr>
-          </w:p>
-        </w:tc>
-        <w:tc>
-          <w:tcPr>
-            <w:tcW w:w="488" w:type="dxa"/>
-          </w:tcPr>
-          <w:p>
-            <w:pPr>
-              <w:rPr>
-                <w:rFonts w:hint="eastAsia"/>
-                <w:sz w:val="16"/>
-                <w:szCs w:val="18"/>
-              </w:rPr>
-            </w:pPr>
           </w:p>
         </w:tc>
       </w:tr>
@@ -6805,10 +6976,50 @@
             <w:r>
               <w:rPr>
                 <w:rFonts w:hint="eastAsia"/>
+              </w:rPr>
+              <w:t>X</w:t>
+            </w:r>
+          </w:p>
+        </w:tc>
+        <w:tc>
+          <w:tcPr>
+            <w:tcW w:w="488" w:type="dxa"/>
+            <w:hideMark/>
+          </w:tcPr>
+          <w:p>
+            <w:pPr>
+              <w:rPr>
+                <w:rFonts w:hint="eastAsia"/>
                 <w:sz w:val="16"/>
                 <w:szCs w:val="18"/>
               </w:rPr>
+            </w:pPr>
+            <w:r>
+              <w:rPr>
+                <w:rFonts w:hint="eastAsia"/>
+              </w:rPr>
               <w:t>X</w:t>
+            </w:r>
+          </w:p>
+        </w:tc>
+        <w:tc>
+          <w:tcPr>
+            <w:tcW w:w="487" w:type="dxa"/>
+            <w:hideMark/>
+          </w:tcPr>
+          <w:p>
+            <w:pPr>
+              <w:rPr>
+                <w:rFonts w:hint="eastAsia"/>
+                <w:sz w:val="16"/>
+                <w:szCs w:val="18"/>
+              </w:rPr>
+            </w:pPr>
+            <w:r>
+              <w:rPr>
+                <w:rFonts w:hint="eastAsia"/>
+              </w:rPr>
+              <w:t>√</w:t>
             </w:r>
           </w:p>
         </w:tc>
@@ -6828,9 +7039,28 @@
             <w:r>
               <w:rPr>
                 <w:rFonts w:hint="eastAsia"/>
+              </w:rPr>
+              <w:t>X</w:t>
+            </w:r>
+          </w:p>
+        </w:tc>
+        <w:tc>
+          <w:tcPr>
+            <w:tcW w:w="488" w:type="dxa"/>
+            <w:hideMark/>
+          </w:tcPr>
+          <w:p>
+            <w:pPr>
+              <w:rPr>
+                <w:rFonts w:hint="eastAsia"/>
                 <w:sz w:val="16"/>
                 <w:szCs w:val="18"/>
               </w:rPr>
+            </w:pPr>
+            <w:r>
+              <w:rPr>
+                <w:rFonts w:hint="eastAsia"/>
+              </w:rPr>
               <w:t>X</w:t>
             </w:r>
           </w:p>
@@ -6851,10 +7081,29 @@
             <w:r>
               <w:rPr>
                 <w:rFonts w:hint="eastAsia"/>
+              </w:rPr>
+              <w:t>X</w:t>
+            </w:r>
+          </w:p>
+        </w:tc>
+        <w:tc>
+          <w:tcPr>
+            <w:tcW w:w="488" w:type="dxa"/>
+            <w:hideMark/>
+          </w:tcPr>
+          <w:p>
+            <w:pPr>
+              <w:rPr>
+                <w:rFonts w:hint="eastAsia"/>
                 <w:sz w:val="16"/>
                 <w:szCs w:val="18"/>
               </w:rPr>
-              <w:t>√</w:t>
+            </w:pPr>
+            <w:r>
+              <w:rPr>
+                <w:rFonts w:hint="eastAsia"/>
+              </w:rPr>
+              <w:t>X</w:t>
             </w:r>
           </w:p>
         </w:tc>
@@ -6874,17 +7123,35 @@
             <w:r>
               <w:rPr>
                 <w:rFonts w:hint="eastAsia"/>
+              </w:rPr>
+              <w:t>X</w:t>
+            </w:r>
+          </w:p>
+        </w:tc>
+        <w:tc>
+          <w:tcPr>
+            <w:tcW w:w="487" w:type="dxa"/>
+            <w:hideMark/>
+          </w:tcPr>
+          <w:p>
+            <w:pPr>
+              <w:rPr>
+                <w:rFonts w:hint="eastAsia"/>
                 <w:sz w:val="16"/>
                 <w:szCs w:val="18"/>
               </w:rPr>
-              <w:t>X</w:t>
+            </w:pPr>
+            <w:r>
+              <w:rPr>
+                <w:rFonts w:hint="eastAsia"/>
+              </w:rPr>
+              <w:t>√</w:t>
             </w:r>
           </w:p>
         </w:tc>
         <w:tc>
           <w:tcPr>
             <w:tcW w:w="488" w:type="dxa"/>
-            <w:hideMark/>
           </w:tcPr>
           <w:p>
             <w:pPr>
@@ -6897,17 +7164,34 @@
             <w:r>
               <w:rPr>
                 <w:rFonts w:hint="eastAsia"/>
+              </w:rPr>
+              <w:t>X</w:t>
+            </w:r>
+          </w:p>
+        </w:tc>
+        <w:tc>
+          <w:tcPr>
+            <w:tcW w:w="487" w:type="dxa"/>
+          </w:tcPr>
+          <w:p>
+            <w:pPr>
+              <w:rPr>
+                <w:rFonts w:hint="eastAsia"/>
                 <w:sz w:val="16"/>
                 <w:szCs w:val="18"/>
               </w:rPr>
+            </w:pPr>
+            <w:r>
+              <w:rPr>
+                <w:rFonts w:hint="eastAsia"/>
+              </w:rPr>
               <w:t>X</w:t>
             </w:r>
           </w:p>
         </w:tc>
         <w:tc>
           <w:tcPr>
-            <w:tcW w:w="487" w:type="dxa"/>
-            <w:hideMark/>
+            <w:tcW w:w="488" w:type="dxa"/>
           </w:tcPr>
           <w:p>
             <w:pPr>
@@ -6920,8 +7204,27 @@
             <w:r>
               <w:rPr>
                 <w:rFonts w:hint="eastAsia"/>
+              </w:rPr>
+              <w:t>X</w:t>
+            </w:r>
+          </w:p>
+        </w:tc>
+        <w:tc>
+          <w:tcPr>
+            <w:tcW w:w="488" w:type="dxa"/>
+          </w:tcPr>
+          <w:p>
+            <w:pPr>
+              <w:rPr>
+                <w:rFonts w:hint="eastAsia"/>
                 <w:sz w:val="16"/>
                 <w:szCs w:val="18"/>
+                <w:highlight w:val="yellow"/>
+              </w:rPr>
+            </w:pPr>
+            <w:r>
+              <w:rPr>
+                <w:rFonts w:hint="eastAsia"/>
               </w:rPr>
               <w:t>X</w:t>
             </w:r>
@@ -6929,8 +7232,7 @@
         </w:tc>
         <w:tc>
           <w:tcPr>
-            <w:tcW w:w="488" w:type="dxa"/>
-            <w:hideMark/>
+            <w:tcW w:w="487" w:type="dxa"/>
           </w:tcPr>
           <w:p>
             <w:pPr>
@@ -6938,13 +7240,33 @@
                 <w:rFonts w:hint="eastAsia"/>
                 <w:sz w:val="16"/>
                 <w:szCs w:val="18"/>
-              </w:rPr>
-            </w:pPr>
-            <w:r>
+                <w:highlight w:val="yellow"/>
+              </w:rPr>
+            </w:pPr>
+            <w:r>
+              <w:rPr>
+                <w:rFonts w:hint="eastAsia"/>
+              </w:rPr>
+              <w:t>√</w:t>
+            </w:r>
+          </w:p>
+        </w:tc>
+        <w:tc>
+          <w:tcPr>
+            <w:tcW w:w="488" w:type="dxa"/>
+          </w:tcPr>
+          <w:p>
+            <w:pPr>
               <w:rPr>
                 <w:rFonts w:hint="eastAsia"/>
                 <w:sz w:val="16"/>
                 <w:szCs w:val="18"/>
+                <w:highlight w:val="yellow"/>
+              </w:rPr>
+            </w:pPr>
+            <w:r>
+              <w:rPr>
+                <w:rFonts w:hint="eastAsia"/>
               </w:rPr>
               <w:t>X</w:t>
             </w:r>
@@ -6953,7 +7275,6 @@
         <w:tc>
           <w:tcPr>
             <w:tcW w:w="488" w:type="dxa"/>
-            <w:hideMark/>
           </w:tcPr>
           <w:p>
             <w:pPr>
@@ -6961,161 +7282,36 @@
                 <w:rFonts w:hint="eastAsia"/>
                 <w:sz w:val="16"/>
                 <w:szCs w:val="18"/>
-              </w:rPr>
-            </w:pPr>
-            <w:r>
+                <w:highlight w:val="yellow"/>
+              </w:rPr>
+            </w:pPr>
+            <w:r>
+              <w:rPr>
+                <w:rFonts w:hint="eastAsia"/>
+              </w:rPr>
+              <w:t>√</w:t>
+            </w:r>
+          </w:p>
+        </w:tc>
+        <w:tc>
+          <w:tcPr>
+            <w:tcW w:w="488" w:type="dxa"/>
+          </w:tcPr>
+          <w:p>
+            <w:pPr>
               <w:rPr>
                 <w:rFonts w:hint="eastAsia"/>
                 <w:sz w:val="16"/>
                 <w:szCs w:val="18"/>
+                <w:highlight w:val="yellow"/>
+              </w:rPr>
+            </w:pPr>
+            <w:r>
+              <w:rPr>
+                <w:rFonts w:hint="eastAsia"/>
               </w:rPr>
               <w:t>X</w:t>
             </w:r>
-          </w:p>
-        </w:tc>
-        <w:tc>
-          <w:tcPr>
-            <w:tcW w:w="487" w:type="dxa"/>
-            <w:hideMark/>
-          </w:tcPr>
-          <w:p>
-            <w:pPr>
-              <w:rPr>
-                <w:rFonts w:hint="eastAsia"/>
-                <w:sz w:val="16"/>
-                <w:szCs w:val="18"/>
-              </w:rPr>
-            </w:pPr>
-            <w:r>
-              <w:rPr>
-                <w:rFonts w:hint="eastAsia"/>
-                <w:sz w:val="16"/>
-                <w:szCs w:val="18"/>
-              </w:rPr>
-              <w:t>√</w:t>
-            </w:r>
-          </w:p>
-        </w:tc>
-        <w:tc>
-          <w:tcPr>
-            <w:tcW w:w="488" w:type="dxa"/>
-          </w:tcPr>
-          <w:p>
-            <w:pPr>
-              <w:rPr>
-                <w:rFonts w:hint="eastAsia"/>
-                <w:sz w:val="16"/>
-                <w:szCs w:val="18"/>
-              </w:rPr>
-            </w:pPr>
-            <w:r>
-              <w:rPr>
-                <w:rFonts w:hint="eastAsia"/>
-                <w:sz w:val="16"/>
-                <w:szCs w:val="18"/>
-              </w:rPr>
-              <w:t>X</w:t>
-            </w:r>
-          </w:p>
-        </w:tc>
-        <w:tc>
-          <w:tcPr>
-            <w:tcW w:w="487" w:type="dxa"/>
-          </w:tcPr>
-          <w:p>
-            <w:pPr>
-              <w:rPr>
-                <w:rFonts w:hint="eastAsia"/>
-                <w:sz w:val="16"/>
-                <w:szCs w:val="18"/>
-              </w:rPr>
-            </w:pPr>
-            <w:r>
-              <w:rPr>
-                <w:rFonts w:hint="eastAsia"/>
-                <w:sz w:val="16"/>
-                <w:szCs w:val="18"/>
-              </w:rPr>
-              <w:t>X</w:t>
-            </w:r>
-          </w:p>
-        </w:tc>
-        <w:tc>
-          <w:tcPr>
-            <w:tcW w:w="488" w:type="dxa"/>
-          </w:tcPr>
-          <w:p>
-            <w:pPr>
-              <w:rPr>
-                <w:rFonts w:hint="eastAsia"/>
-                <w:sz w:val="16"/>
-                <w:szCs w:val="18"/>
-              </w:rPr>
-            </w:pPr>
-            <w:r>
-              <w:rPr>
-                <w:rFonts w:hint="eastAsia"/>
-                <w:sz w:val="16"/>
-                <w:szCs w:val="18"/>
-              </w:rPr>
-              <w:t>X</w:t>
-            </w:r>
-          </w:p>
-        </w:tc>
-        <w:tc>
-          <w:tcPr>
-            <w:tcW w:w="488" w:type="dxa"/>
-          </w:tcPr>
-          <w:p>
-            <w:pPr>
-              <w:rPr>
-                <w:rFonts w:hint="eastAsia"/>
-                <w:sz w:val="16"/>
-                <w:szCs w:val="18"/>
-              </w:rPr>
-            </w:pPr>
-          </w:p>
-        </w:tc>
-        <w:tc>
-          <w:tcPr>
-            <w:tcW w:w="487" w:type="dxa"/>
-          </w:tcPr>
-          <w:p>
-            <w:pPr>
-              <w:rPr>
-                <w:rFonts w:hint="eastAsia"/>
-                <w:sz w:val="16"/>
-                <w:szCs w:val="18"/>
-              </w:rPr>
-            </w:pPr>
-          </w:p>
-        </w:tc>
-        <w:tc>
-          <w:tcPr>
-            <w:tcW w:w="488" w:type="dxa"/>
-          </w:tcPr>
-          <w:p>
-            <w:pPr>
-              <w:rPr>
-                <w:rFonts w:hint="eastAsia"/>
-                <w:sz w:val="16"/>
-                <w:szCs w:val="18"/>
-              </w:rPr>
-            </w:pPr>
-          </w:p>
-        </w:tc>
-        <w:tc>
-          <w:tcPr>
-            <w:tcW w:w="488" w:type="dxa"/>
-          </w:tcPr>
-          <w:p>
-            <w:pPr>
-              <w:rPr>
-                <w:rFonts w:hint="eastAsia"/>
-                <w:sz w:val="16"/>
-                <w:szCs w:val="18"/>
-              </w:rPr>
-            </w:pPr>
           </w:p>
         </w:tc>
       </w:tr>
@@ -7164,10 +7360,50 @@
             <w:r>
               <w:rPr>
                 <w:rFonts w:hint="eastAsia"/>
+              </w:rPr>
+              <w:t>X</w:t>
+            </w:r>
+          </w:p>
+        </w:tc>
+        <w:tc>
+          <w:tcPr>
+            <w:tcW w:w="488" w:type="dxa"/>
+            <w:hideMark/>
+          </w:tcPr>
+          <w:p>
+            <w:pPr>
+              <w:rPr>
+                <w:rFonts w:hint="eastAsia"/>
                 <w:sz w:val="16"/>
                 <w:szCs w:val="18"/>
               </w:rPr>
+            </w:pPr>
+            <w:r>
+              <w:rPr>
+                <w:rFonts w:hint="eastAsia"/>
+              </w:rPr>
               <w:t>X</w:t>
+            </w:r>
+          </w:p>
+        </w:tc>
+        <w:tc>
+          <w:tcPr>
+            <w:tcW w:w="487" w:type="dxa"/>
+            <w:hideMark/>
+          </w:tcPr>
+          <w:p>
+            <w:pPr>
+              <w:rPr>
+                <w:rFonts w:hint="eastAsia"/>
+                <w:sz w:val="16"/>
+                <w:szCs w:val="18"/>
+              </w:rPr>
+            </w:pPr>
+            <w:r>
+              <w:rPr>
+                <w:rFonts w:hint="eastAsia"/>
+              </w:rPr>
+              <w:t>√</w:t>
             </w:r>
           </w:p>
         </w:tc>
@@ -7187,9 +7423,28 @@
             <w:r>
               <w:rPr>
                 <w:rFonts w:hint="eastAsia"/>
+              </w:rPr>
+              <w:t>X</w:t>
+            </w:r>
+          </w:p>
+        </w:tc>
+        <w:tc>
+          <w:tcPr>
+            <w:tcW w:w="488" w:type="dxa"/>
+            <w:hideMark/>
+          </w:tcPr>
+          <w:p>
+            <w:pPr>
+              <w:rPr>
+                <w:rFonts w:hint="eastAsia"/>
                 <w:sz w:val="16"/>
                 <w:szCs w:val="18"/>
               </w:rPr>
+            </w:pPr>
+            <w:r>
+              <w:rPr>
+                <w:rFonts w:hint="eastAsia"/>
+              </w:rPr>
               <w:t>X</w:t>
             </w:r>
           </w:p>
@@ -7210,10 +7465,29 @@
             <w:r>
               <w:rPr>
                 <w:rFonts w:hint="eastAsia"/>
+              </w:rPr>
+              <w:t>X</w:t>
+            </w:r>
+          </w:p>
+        </w:tc>
+        <w:tc>
+          <w:tcPr>
+            <w:tcW w:w="488" w:type="dxa"/>
+            <w:hideMark/>
+          </w:tcPr>
+          <w:p>
+            <w:pPr>
+              <w:rPr>
+                <w:rFonts w:hint="eastAsia"/>
                 <w:sz w:val="16"/>
                 <w:szCs w:val="18"/>
               </w:rPr>
-              <w:t>√</w:t>
+            </w:pPr>
+            <w:r>
+              <w:rPr>
+                <w:rFonts w:hint="eastAsia"/>
+              </w:rPr>
+              <w:t>X</w:t>
             </w:r>
           </w:p>
         </w:tc>
@@ -7233,17 +7507,35 @@
             <w:r>
               <w:rPr>
                 <w:rFonts w:hint="eastAsia"/>
+              </w:rPr>
+              <w:t>X</w:t>
+            </w:r>
+          </w:p>
+        </w:tc>
+        <w:tc>
+          <w:tcPr>
+            <w:tcW w:w="487" w:type="dxa"/>
+            <w:hideMark/>
+          </w:tcPr>
+          <w:p>
+            <w:pPr>
+              <w:rPr>
+                <w:rFonts w:hint="eastAsia"/>
                 <w:sz w:val="16"/>
                 <w:szCs w:val="18"/>
               </w:rPr>
-              <w:t>X</w:t>
+            </w:pPr>
+            <w:r>
+              <w:rPr>
+                <w:rFonts w:hint="eastAsia"/>
+              </w:rPr>
+              <w:t>√</w:t>
             </w:r>
           </w:p>
         </w:tc>
         <w:tc>
           <w:tcPr>
             <w:tcW w:w="488" w:type="dxa"/>
-            <w:hideMark/>
           </w:tcPr>
           <w:p>
             <w:pPr>
@@ -7256,17 +7548,34 @@
             <w:r>
               <w:rPr>
                 <w:rFonts w:hint="eastAsia"/>
+              </w:rPr>
+              <w:t>X</w:t>
+            </w:r>
+          </w:p>
+        </w:tc>
+        <w:tc>
+          <w:tcPr>
+            <w:tcW w:w="487" w:type="dxa"/>
+          </w:tcPr>
+          <w:p>
+            <w:pPr>
+              <w:rPr>
+                <w:rFonts w:hint="eastAsia"/>
                 <w:sz w:val="16"/>
                 <w:szCs w:val="18"/>
               </w:rPr>
+            </w:pPr>
+            <w:r>
+              <w:rPr>
+                <w:rFonts w:hint="eastAsia"/>
+              </w:rPr>
               <w:t>X</w:t>
             </w:r>
           </w:p>
         </w:tc>
         <w:tc>
           <w:tcPr>
-            <w:tcW w:w="487" w:type="dxa"/>
-            <w:hideMark/>
+            <w:tcW w:w="488" w:type="dxa"/>
           </w:tcPr>
           <w:p>
             <w:pPr>
@@ -7279,8 +7588,27 @@
             <w:r>
               <w:rPr>
                 <w:rFonts w:hint="eastAsia"/>
+              </w:rPr>
+              <w:t>X</w:t>
+            </w:r>
+          </w:p>
+        </w:tc>
+        <w:tc>
+          <w:tcPr>
+            <w:tcW w:w="488" w:type="dxa"/>
+          </w:tcPr>
+          <w:p>
+            <w:pPr>
+              <w:rPr>
+                <w:rFonts w:hint="eastAsia"/>
                 <w:sz w:val="16"/>
                 <w:szCs w:val="18"/>
+                <w:highlight w:val="yellow"/>
+              </w:rPr>
+            </w:pPr>
+            <w:r>
+              <w:rPr>
+                <w:rFonts w:hint="eastAsia"/>
               </w:rPr>
               <w:t>X</w:t>
             </w:r>
@@ -7288,8 +7616,7 @@
         </w:tc>
         <w:tc>
           <w:tcPr>
-            <w:tcW w:w="488" w:type="dxa"/>
-            <w:hideMark/>
+            <w:tcW w:w="487" w:type="dxa"/>
           </w:tcPr>
           <w:p>
             <w:pPr>
@@ -7297,13 +7624,33 @@
                 <w:rFonts w:hint="eastAsia"/>
                 <w:sz w:val="16"/>
                 <w:szCs w:val="18"/>
-              </w:rPr>
-            </w:pPr>
-            <w:r>
+                <w:highlight w:val="yellow"/>
+              </w:rPr>
+            </w:pPr>
+            <w:r>
+              <w:rPr>
+                <w:rFonts w:hint="eastAsia"/>
+              </w:rPr>
+              <w:t>√</w:t>
+            </w:r>
+          </w:p>
+        </w:tc>
+        <w:tc>
+          <w:tcPr>
+            <w:tcW w:w="488" w:type="dxa"/>
+          </w:tcPr>
+          <w:p>
+            <w:pPr>
               <w:rPr>
                 <w:rFonts w:hint="eastAsia"/>
                 <w:sz w:val="16"/>
                 <w:szCs w:val="18"/>
+                <w:highlight w:val="yellow"/>
+              </w:rPr>
+            </w:pPr>
+            <w:r>
+              <w:rPr>
+                <w:rFonts w:hint="eastAsia"/>
               </w:rPr>
               <w:t>X</w:t>
             </w:r>
@@ -7312,7 +7659,6 @@
         <w:tc>
           <w:tcPr>
             <w:tcW w:w="488" w:type="dxa"/>
-            <w:hideMark/>
           </w:tcPr>
           <w:p>
             <w:pPr>
@@ -7320,161 +7666,36 @@
                 <w:rFonts w:hint="eastAsia"/>
                 <w:sz w:val="16"/>
                 <w:szCs w:val="18"/>
-              </w:rPr>
-            </w:pPr>
-            <w:r>
+                <w:highlight w:val="yellow"/>
+              </w:rPr>
+            </w:pPr>
+            <w:r>
+              <w:rPr>
+                <w:rFonts w:hint="eastAsia"/>
+              </w:rPr>
+              <w:t>√</w:t>
+            </w:r>
+          </w:p>
+        </w:tc>
+        <w:tc>
+          <w:tcPr>
+            <w:tcW w:w="488" w:type="dxa"/>
+          </w:tcPr>
+          <w:p>
+            <w:pPr>
               <w:rPr>
                 <w:rFonts w:hint="eastAsia"/>
                 <w:sz w:val="16"/>
                 <w:szCs w:val="18"/>
+                <w:highlight w:val="yellow"/>
+              </w:rPr>
+            </w:pPr>
+            <w:r>
+              <w:rPr>
+                <w:rFonts w:hint="eastAsia"/>
               </w:rPr>
               <w:t>X</w:t>
             </w:r>
-          </w:p>
-        </w:tc>
-        <w:tc>
-          <w:tcPr>
-            <w:tcW w:w="487" w:type="dxa"/>
-            <w:hideMark/>
-          </w:tcPr>
-          <w:p>
-            <w:pPr>
-              <w:rPr>
-                <w:rFonts w:hint="eastAsia"/>
-                <w:sz w:val="16"/>
-                <w:szCs w:val="18"/>
-              </w:rPr>
-            </w:pPr>
-            <w:r>
-              <w:rPr>
-                <w:rFonts w:hint="eastAsia"/>
-                <w:sz w:val="16"/>
-                <w:szCs w:val="18"/>
-              </w:rPr>
-              <w:t>√</w:t>
-            </w:r>
-          </w:p>
-        </w:tc>
-        <w:tc>
-          <w:tcPr>
-            <w:tcW w:w="488" w:type="dxa"/>
-          </w:tcPr>
-          <w:p>
-            <w:pPr>
-              <w:rPr>
-                <w:rFonts w:hint="eastAsia"/>
-                <w:sz w:val="16"/>
-                <w:szCs w:val="18"/>
-              </w:rPr>
-            </w:pPr>
-            <w:r>
-              <w:rPr>
-                <w:rFonts w:hint="eastAsia"/>
-                <w:sz w:val="16"/>
-                <w:szCs w:val="18"/>
-              </w:rPr>
-              <w:t>X</w:t>
-            </w:r>
-          </w:p>
-        </w:tc>
-        <w:tc>
-          <w:tcPr>
-            <w:tcW w:w="487" w:type="dxa"/>
-          </w:tcPr>
-          <w:p>
-            <w:pPr>
-              <w:rPr>
-                <w:rFonts w:hint="eastAsia"/>
-                <w:sz w:val="16"/>
-                <w:szCs w:val="18"/>
-              </w:rPr>
-            </w:pPr>
-            <w:r>
-              <w:rPr>
-                <w:rFonts w:hint="eastAsia"/>
-                <w:sz w:val="16"/>
-                <w:szCs w:val="18"/>
-              </w:rPr>
-              <w:t>X</w:t>
-            </w:r>
-          </w:p>
-        </w:tc>
-        <w:tc>
-          <w:tcPr>
-            <w:tcW w:w="488" w:type="dxa"/>
-          </w:tcPr>
-          <w:p>
-            <w:pPr>
-              <w:rPr>
-                <w:rFonts w:hint="eastAsia"/>
-                <w:sz w:val="16"/>
-                <w:szCs w:val="18"/>
-              </w:rPr>
-            </w:pPr>
-            <w:r>
-              <w:rPr>
-                <w:rFonts w:hint="eastAsia"/>
-                <w:sz w:val="16"/>
-                <w:szCs w:val="18"/>
-              </w:rPr>
-              <w:t>X</w:t>
-            </w:r>
-          </w:p>
-        </w:tc>
-        <w:tc>
-          <w:tcPr>
-            <w:tcW w:w="488" w:type="dxa"/>
-          </w:tcPr>
-          <w:p>
-            <w:pPr>
-              <w:rPr>
-                <w:rFonts w:hint="eastAsia"/>
-                <w:sz w:val="16"/>
-                <w:szCs w:val="18"/>
-              </w:rPr>
-            </w:pPr>
-          </w:p>
-        </w:tc>
-        <w:tc>
-          <w:tcPr>
-            <w:tcW w:w="487" w:type="dxa"/>
-          </w:tcPr>
-          <w:p>
-            <w:pPr>
-              <w:rPr>
-                <w:rFonts w:hint="eastAsia"/>
-                <w:sz w:val="16"/>
-                <w:szCs w:val="18"/>
-              </w:rPr>
-            </w:pPr>
-          </w:p>
-        </w:tc>
-        <w:tc>
-          <w:tcPr>
-            <w:tcW w:w="488" w:type="dxa"/>
-          </w:tcPr>
-          <w:p>
-            <w:pPr>
-              <w:rPr>
-                <w:rFonts w:hint="eastAsia"/>
-                <w:sz w:val="16"/>
-                <w:szCs w:val="18"/>
-              </w:rPr>
-            </w:pPr>
-          </w:p>
-        </w:tc>
-        <w:tc>
-          <w:tcPr>
-            <w:tcW w:w="488" w:type="dxa"/>
-          </w:tcPr>
-          <w:p>
-            <w:pPr>
-              <w:rPr>
-                <w:rFonts w:hint="eastAsia"/>
-                <w:sz w:val="16"/>
-                <w:szCs w:val="18"/>
-              </w:rPr>
-            </w:pPr>
           </w:p>
         </w:tc>
       </w:tr>
@@ -7503,6 +7724,7 @@
                 <w:sz w:val="16"/>
                 <w:szCs w:val="18"/>
               </w:rPr>
+              <w:lastRenderedPageBreak/>
               <w:t>AES</w:t>
             </w:r>
           </w:p>
@@ -7523,10 +7745,50 @@
             <w:r>
               <w:rPr>
                 <w:rFonts w:hint="eastAsia"/>
+              </w:rPr>
+              <w:t>X</w:t>
+            </w:r>
+          </w:p>
+        </w:tc>
+        <w:tc>
+          <w:tcPr>
+            <w:tcW w:w="488" w:type="dxa"/>
+            <w:hideMark/>
+          </w:tcPr>
+          <w:p>
+            <w:pPr>
+              <w:rPr>
+                <w:rFonts w:hint="eastAsia"/>
                 <w:sz w:val="16"/>
                 <w:szCs w:val="18"/>
               </w:rPr>
+            </w:pPr>
+            <w:r>
+              <w:rPr>
+                <w:rFonts w:hint="eastAsia"/>
+              </w:rPr>
               <w:t>X</w:t>
+            </w:r>
+          </w:p>
+        </w:tc>
+        <w:tc>
+          <w:tcPr>
+            <w:tcW w:w="487" w:type="dxa"/>
+            <w:hideMark/>
+          </w:tcPr>
+          <w:p>
+            <w:pPr>
+              <w:rPr>
+                <w:rFonts w:hint="eastAsia"/>
+                <w:sz w:val="16"/>
+                <w:szCs w:val="18"/>
+              </w:rPr>
+            </w:pPr>
+            <w:r>
+              <w:rPr>
+                <w:rFonts w:hint="eastAsia"/>
+              </w:rPr>
+              <w:t>√</w:t>
             </w:r>
           </w:p>
         </w:tc>
@@ -7546,9 +7808,28 @@
             <w:r>
               <w:rPr>
                 <w:rFonts w:hint="eastAsia"/>
+              </w:rPr>
+              <w:t>X</w:t>
+            </w:r>
+          </w:p>
+        </w:tc>
+        <w:tc>
+          <w:tcPr>
+            <w:tcW w:w="488" w:type="dxa"/>
+            <w:hideMark/>
+          </w:tcPr>
+          <w:p>
+            <w:pPr>
+              <w:rPr>
+                <w:rFonts w:hint="eastAsia"/>
                 <w:sz w:val="16"/>
                 <w:szCs w:val="18"/>
               </w:rPr>
+            </w:pPr>
+            <w:r>
+              <w:rPr>
+                <w:rFonts w:hint="eastAsia"/>
+              </w:rPr>
               <w:t>X</w:t>
             </w:r>
           </w:p>
@@ -7569,10 +7850,29 @@
             <w:r>
               <w:rPr>
                 <w:rFonts w:hint="eastAsia"/>
+              </w:rPr>
+              <w:t>X</w:t>
+            </w:r>
+          </w:p>
+        </w:tc>
+        <w:tc>
+          <w:tcPr>
+            <w:tcW w:w="488" w:type="dxa"/>
+            <w:hideMark/>
+          </w:tcPr>
+          <w:p>
+            <w:pPr>
+              <w:rPr>
+                <w:rFonts w:hint="eastAsia"/>
                 <w:sz w:val="16"/>
                 <w:szCs w:val="18"/>
               </w:rPr>
-              <w:t>√</w:t>
+            </w:pPr>
+            <w:r>
+              <w:rPr>
+                <w:rFonts w:hint="eastAsia"/>
+              </w:rPr>
+              <w:t>X</w:t>
             </w:r>
           </w:p>
         </w:tc>
@@ -7592,17 +7892,35 @@
             <w:r>
               <w:rPr>
                 <w:rFonts w:hint="eastAsia"/>
+              </w:rPr>
+              <w:t>X</w:t>
+            </w:r>
+          </w:p>
+        </w:tc>
+        <w:tc>
+          <w:tcPr>
+            <w:tcW w:w="487" w:type="dxa"/>
+            <w:hideMark/>
+          </w:tcPr>
+          <w:p>
+            <w:pPr>
+              <w:rPr>
+                <w:rFonts w:hint="eastAsia"/>
                 <w:sz w:val="16"/>
                 <w:szCs w:val="18"/>
               </w:rPr>
-              <w:t>X</w:t>
+            </w:pPr>
+            <w:r>
+              <w:rPr>
+                <w:rFonts w:hint="eastAsia"/>
+              </w:rPr>
+              <w:t>√</w:t>
             </w:r>
           </w:p>
         </w:tc>
         <w:tc>
           <w:tcPr>
             <w:tcW w:w="488" w:type="dxa"/>
-            <w:hideMark/>
           </w:tcPr>
           <w:p>
             <w:pPr>
@@ -7615,17 +7933,34 @@
             <w:r>
               <w:rPr>
                 <w:rFonts w:hint="eastAsia"/>
+              </w:rPr>
+              <w:t>X</w:t>
+            </w:r>
+          </w:p>
+        </w:tc>
+        <w:tc>
+          <w:tcPr>
+            <w:tcW w:w="487" w:type="dxa"/>
+          </w:tcPr>
+          <w:p>
+            <w:pPr>
+              <w:rPr>
+                <w:rFonts w:hint="eastAsia"/>
                 <w:sz w:val="16"/>
                 <w:szCs w:val="18"/>
               </w:rPr>
+            </w:pPr>
+            <w:r>
+              <w:rPr>
+                <w:rFonts w:hint="eastAsia"/>
+              </w:rPr>
               <w:t>X</w:t>
             </w:r>
           </w:p>
         </w:tc>
         <w:tc>
           <w:tcPr>
-            <w:tcW w:w="487" w:type="dxa"/>
-            <w:hideMark/>
+            <w:tcW w:w="488" w:type="dxa"/>
           </w:tcPr>
           <w:p>
             <w:pPr>
@@ -7638,8 +7973,27 @@
             <w:r>
               <w:rPr>
                 <w:rFonts w:hint="eastAsia"/>
+              </w:rPr>
+              <w:t>X</w:t>
+            </w:r>
+          </w:p>
+        </w:tc>
+        <w:tc>
+          <w:tcPr>
+            <w:tcW w:w="488" w:type="dxa"/>
+          </w:tcPr>
+          <w:p>
+            <w:pPr>
+              <w:rPr>
+                <w:rFonts w:hint="eastAsia"/>
                 <w:sz w:val="16"/>
                 <w:szCs w:val="18"/>
+                <w:highlight w:val="yellow"/>
+              </w:rPr>
+            </w:pPr>
+            <w:r>
+              <w:rPr>
+                <w:rFonts w:hint="eastAsia"/>
               </w:rPr>
               <w:t>X</w:t>
             </w:r>
@@ -7647,8 +8001,7 @@
         </w:tc>
         <w:tc>
           <w:tcPr>
-            <w:tcW w:w="488" w:type="dxa"/>
-            <w:hideMark/>
+            <w:tcW w:w="487" w:type="dxa"/>
           </w:tcPr>
           <w:p>
             <w:pPr>
@@ -7656,13 +8009,33 @@
                 <w:rFonts w:hint="eastAsia"/>
                 <w:sz w:val="16"/>
                 <w:szCs w:val="18"/>
-              </w:rPr>
-            </w:pPr>
-            <w:r>
+                <w:highlight w:val="yellow"/>
+              </w:rPr>
+            </w:pPr>
+            <w:r>
+              <w:rPr>
+                <w:rFonts w:hint="eastAsia"/>
+              </w:rPr>
+              <w:t>√</w:t>
+            </w:r>
+          </w:p>
+        </w:tc>
+        <w:tc>
+          <w:tcPr>
+            <w:tcW w:w="488" w:type="dxa"/>
+          </w:tcPr>
+          <w:p>
+            <w:pPr>
               <w:rPr>
                 <w:rFonts w:hint="eastAsia"/>
                 <w:sz w:val="16"/>
                 <w:szCs w:val="18"/>
+                <w:highlight w:val="yellow"/>
+              </w:rPr>
+            </w:pPr>
+            <w:r>
+              <w:rPr>
+                <w:rFonts w:hint="eastAsia"/>
               </w:rPr>
               <w:t>X</w:t>
             </w:r>
@@ -7671,7 +8044,6 @@
         <w:tc>
           <w:tcPr>
             <w:tcW w:w="488" w:type="dxa"/>
-            <w:hideMark/>
           </w:tcPr>
           <w:p>
             <w:pPr>
@@ -7679,161 +8051,36 @@
                 <w:rFonts w:hint="eastAsia"/>
                 <w:sz w:val="16"/>
                 <w:szCs w:val="18"/>
-              </w:rPr>
-            </w:pPr>
-            <w:r>
+                <w:highlight w:val="yellow"/>
+              </w:rPr>
+            </w:pPr>
+            <w:r>
+              <w:rPr>
+                <w:rFonts w:hint="eastAsia"/>
+              </w:rPr>
+              <w:t>√</w:t>
+            </w:r>
+          </w:p>
+        </w:tc>
+        <w:tc>
+          <w:tcPr>
+            <w:tcW w:w="488" w:type="dxa"/>
+          </w:tcPr>
+          <w:p>
+            <w:pPr>
               <w:rPr>
                 <w:rFonts w:hint="eastAsia"/>
                 <w:sz w:val="16"/>
                 <w:szCs w:val="18"/>
+                <w:highlight w:val="yellow"/>
+              </w:rPr>
+            </w:pPr>
+            <w:r>
+              <w:rPr>
+                <w:rFonts w:hint="eastAsia"/>
               </w:rPr>
               <w:t>X</w:t>
             </w:r>
-          </w:p>
-        </w:tc>
-        <w:tc>
-          <w:tcPr>
-            <w:tcW w:w="487" w:type="dxa"/>
-            <w:hideMark/>
-          </w:tcPr>
-          <w:p>
-            <w:pPr>
-              <w:rPr>
-                <w:rFonts w:hint="eastAsia"/>
-                <w:sz w:val="16"/>
-                <w:szCs w:val="18"/>
-              </w:rPr>
-            </w:pPr>
-            <w:r>
-              <w:rPr>
-                <w:rFonts w:hint="eastAsia"/>
-                <w:sz w:val="16"/>
-                <w:szCs w:val="18"/>
-              </w:rPr>
-              <w:t>√</w:t>
-            </w:r>
-          </w:p>
-        </w:tc>
-        <w:tc>
-          <w:tcPr>
-            <w:tcW w:w="488" w:type="dxa"/>
-          </w:tcPr>
-          <w:p>
-            <w:pPr>
-              <w:rPr>
-                <w:rFonts w:hint="eastAsia"/>
-                <w:sz w:val="16"/>
-                <w:szCs w:val="18"/>
-              </w:rPr>
-            </w:pPr>
-            <w:r>
-              <w:rPr>
-                <w:rFonts w:hint="eastAsia"/>
-                <w:sz w:val="16"/>
-                <w:szCs w:val="18"/>
-              </w:rPr>
-              <w:t>X</w:t>
-            </w:r>
-          </w:p>
-        </w:tc>
-        <w:tc>
-          <w:tcPr>
-            <w:tcW w:w="487" w:type="dxa"/>
-          </w:tcPr>
-          <w:p>
-            <w:pPr>
-              <w:rPr>
-                <w:rFonts w:hint="eastAsia"/>
-                <w:sz w:val="16"/>
-                <w:szCs w:val="18"/>
-              </w:rPr>
-            </w:pPr>
-            <w:r>
-              <w:rPr>
-                <w:rFonts w:hint="eastAsia"/>
-                <w:sz w:val="16"/>
-                <w:szCs w:val="18"/>
-              </w:rPr>
-              <w:t>X</w:t>
-            </w:r>
-          </w:p>
-        </w:tc>
-        <w:tc>
-          <w:tcPr>
-            <w:tcW w:w="488" w:type="dxa"/>
-          </w:tcPr>
-          <w:p>
-            <w:pPr>
-              <w:rPr>
-                <w:rFonts w:hint="eastAsia"/>
-                <w:sz w:val="16"/>
-                <w:szCs w:val="18"/>
-              </w:rPr>
-            </w:pPr>
-            <w:r>
-              <w:rPr>
-                <w:rFonts w:hint="eastAsia"/>
-                <w:sz w:val="16"/>
-                <w:szCs w:val="18"/>
-              </w:rPr>
-              <w:t>X</w:t>
-            </w:r>
-          </w:p>
-        </w:tc>
-        <w:tc>
-          <w:tcPr>
-            <w:tcW w:w="488" w:type="dxa"/>
-          </w:tcPr>
-          <w:p>
-            <w:pPr>
-              <w:rPr>
-                <w:rFonts w:hint="eastAsia"/>
-                <w:sz w:val="16"/>
-                <w:szCs w:val="18"/>
-              </w:rPr>
-            </w:pPr>
-          </w:p>
-        </w:tc>
-        <w:tc>
-          <w:tcPr>
-            <w:tcW w:w="487" w:type="dxa"/>
-          </w:tcPr>
-          <w:p>
-            <w:pPr>
-              <w:rPr>
-                <w:rFonts w:hint="eastAsia"/>
-                <w:sz w:val="16"/>
-                <w:szCs w:val="18"/>
-              </w:rPr>
-            </w:pPr>
-          </w:p>
-        </w:tc>
-        <w:tc>
-          <w:tcPr>
-            <w:tcW w:w="488" w:type="dxa"/>
-          </w:tcPr>
-          <w:p>
-            <w:pPr>
-              <w:rPr>
-                <w:rFonts w:hint="eastAsia"/>
-                <w:sz w:val="16"/>
-                <w:szCs w:val="18"/>
-              </w:rPr>
-            </w:pPr>
-          </w:p>
-        </w:tc>
-        <w:tc>
-          <w:tcPr>
-            <w:tcW w:w="488" w:type="dxa"/>
-          </w:tcPr>
-          <w:p>
-            <w:pPr>
-              <w:rPr>
-                <w:rFonts w:hint="eastAsia"/>
-                <w:sz w:val="16"/>
-                <w:szCs w:val="18"/>
-              </w:rPr>
-            </w:pPr>
           </w:p>
         </w:tc>
       </w:tr>
@@ -7862,19 +8109,50 @@
                 <w:sz w:val="16"/>
                 <w:szCs w:val="18"/>
               </w:rPr>
-              <w:lastRenderedPageBreak/>
-              <w:t>APS 气流</w:t>
-            </w:r>
-            <w:proofErr w:type="gramStart"/>
-            <w:r>
+              <w:t>APS 气流抗扰功能</w:t>
+            </w:r>
+          </w:p>
+        </w:tc>
+        <w:tc>
+          <w:tcPr>
+            <w:tcW w:w="487" w:type="dxa"/>
+            <w:hideMark/>
+          </w:tcPr>
+          <w:p>
+            <w:pPr>
               <w:rPr>
                 <w:rFonts w:hint="eastAsia"/>
                 <w:sz w:val="16"/>
                 <w:szCs w:val="18"/>
               </w:rPr>
-              <w:t>抗扰功能</w:t>
-            </w:r>
-            <w:proofErr w:type="gramEnd"/>
+            </w:pPr>
+            <w:r>
+              <w:rPr>
+                <w:rFonts w:hint="eastAsia"/>
+              </w:rPr>
+              <w:t>√</w:t>
+            </w:r>
+          </w:p>
+        </w:tc>
+        <w:tc>
+          <w:tcPr>
+            <w:tcW w:w="488" w:type="dxa"/>
+            <w:hideMark/>
+          </w:tcPr>
+          <w:p>
+            <w:pPr>
+              <w:rPr>
+                <w:rFonts w:hint="eastAsia"/>
+                <w:sz w:val="16"/>
+                <w:szCs w:val="18"/>
+              </w:rPr>
+            </w:pPr>
+            <w:r>
+              <w:rPr>
+                <w:rFonts w:hint="eastAsia"/>
+              </w:rPr>
+              <w:t>√</w:t>
+            </w:r>
           </w:p>
         </w:tc>
         <w:tc>
@@ -7893,9 +8171,28 @@
             <w:r>
               <w:rPr>
                 <w:rFonts w:hint="eastAsia"/>
+              </w:rPr>
+              <w:t>√</w:t>
+            </w:r>
+          </w:p>
+        </w:tc>
+        <w:tc>
+          <w:tcPr>
+            <w:tcW w:w="488" w:type="dxa"/>
+            <w:hideMark/>
+          </w:tcPr>
+          <w:p>
+            <w:pPr>
+              <w:rPr>
+                <w:rFonts w:hint="eastAsia"/>
                 <w:sz w:val="16"/>
                 <w:szCs w:val="18"/>
               </w:rPr>
+            </w:pPr>
+            <w:r>
+              <w:rPr>
+                <w:rFonts w:hint="eastAsia"/>
+              </w:rPr>
               <w:t>√</w:t>
             </w:r>
           </w:p>
@@ -7916,9 +8213,70 @@
             <w:r>
               <w:rPr>
                 <w:rFonts w:hint="eastAsia"/>
+              </w:rPr>
+              <w:t>√</w:t>
+            </w:r>
+          </w:p>
+        </w:tc>
+        <w:tc>
+          <w:tcPr>
+            <w:tcW w:w="487" w:type="dxa"/>
+            <w:hideMark/>
+          </w:tcPr>
+          <w:p>
+            <w:pPr>
+              <w:rPr>
+                <w:rFonts w:hint="eastAsia"/>
                 <w:sz w:val="16"/>
                 <w:szCs w:val="18"/>
               </w:rPr>
+            </w:pPr>
+            <w:r>
+              <w:rPr>
+                <w:rFonts w:hint="eastAsia"/>
+              </w:rPr>
+              <w:t>√</w:t>
+            </w:r>
+          </w:p>
+        </w:tc>
+        <w:tc>
+          <w:tcPr>
+            <w:tcW w:w="488" w:type="dxa"/>
+            <w:hideMark/>
+          </w:tcPr>
+          <w:p>
+            <w:pPr>
+              <w:rPr>
+                <w:rFonts w:hint="eastAsia"/>
+                <w:sz w:val="16"/>
+                <w:szCs w:val="18"/>
+              </w:rPr>
+            </w:pPr>
+            <w:r>
+              <w:rPr>
+                <w:rFonts w:hint="eastAsia"/>
+              </w:rPr>
+              <w:t>√</w:t>
+            </w:r>
+          </w:p>
+        </w:tc>
+        <w:tc>
+          <w:tcPr>
+            <w:tcW w:w="488" w:type="dxa"/>
+            <w:hideMark/>
+          </w:tcPr>
+          <w:p>
+            <w:pPr>
+              <w:rPr>
+                <w:rFonts w:hint="eastAsia"/>
+                <w:sz w:val="16"/>
+                <w:szCs w:val="18"/>
+              </w:rPr>
+            </w:pPr>
+            <w:r>
+              <w:rPr>
+                <w:rFonts w:hint="eastAsia"/>
+              </w:rPr>
               <w:t>√</w:t>
             </w:r>
           </w:p>
@@ -7939,17 +8297,34 @@
             <w:r>
               <w:rPr>
                 <w:rFonts w:hint="eastAsia"/>
+              </w:rPr>
+              <w:t>√</w:t>
+            </w:r>
+          </w:p>
+        </w:tc>
+        <w:tc>
+          <w:tcPr>
+            <w:tcW w:w="488" w:type="dxa"/>
+          </w:tcPr>
+          <w:p>
+            <w:pPr>
+              <w:rPr>
+                <w:rFonts w:hint="eastAsia"/>
                 <w:sz w:val="16"/>
                 <w:szCs w:val="18"/>
               </w:rPr>
+            </w:pPr>
+            <w:r>
+              <w:rPr>
+                <w:rFonts w:hint="eastAsia"/>
+              </w:rPr>
               <w:t>√</w:t>
             </w:r>
           </w:p>
         </w:tc>
         <w:tc>
           <w:tcPr>
-            <w:tcW w:w="488" w:type="dxa"/>
-            <w:hideMark/>
+            <w:tcW w:w="487" w:type="dxa"/>
           </w:tcPr>
           <w:p>
             <w:pPr>
@@ -7962,9 +8337,27 @@
             <w:r>
               <w:rPr>
                 <w:rFonts w:hint="eastAsia"/>
+              </w:rPr>
+              <w:t>√</w:t>
+            </w:r>
+          </w:p>
+        </w:tc>
+        <w:tc>
+          <w:tcPr>
+            <w:tcW w:w="488" w:type="dxa"/>
+          </w:tcPr>
+          <w:p>
+            <w:pPr>
+              <w:rPr>
+                <w:rFonts w:hint="eastAsia"/>
                 <w:sz w:val="16"/>
                 <w:szCs w:val="18"/>
               </w:rPr>
+            </w:pPr>
+            <w:r>
+              <w:rPr>
+                <w:rFonts w:hint="eastAsia"/>
+              </w:rPr>
               <w:t>√</w:t>
             </w:r>
           </w:p>
@@ -7972,7 +8365,6 @@
         <w:tc>
           <w:tcPr>
             <w:tcW w:w="488" w:type="dxa"/>
-            <w:hideMark/>
           </w:tcPr>
           <w:p>
             <w:pPr>
@@ -7980,13 +8372,33 @@
                 <w:rFonts w:hint="eastAsia"/>
                 <w:sz w:val="16"/>
                 <w:szCs w:val="18"/>
-              </w:rPr>
-            </w:pPr>
-            <w:r>
+                <w:highlight w:val="yellow"/>
+              </w:rPr>
+            </w:pPr>
+            <w:r>
+              <w:rPr>
+                <w:rFonts w:hint="eastAsia"/>
+              </w:rPr>
+              <w:t>√</w:t>
+            </w:r>
+          </w:p>
+        </w:tc>
+        <w:tc>
+          <w:tcPr>
+            <w:tcW w:w="487" w:type="dxa"/>
+          </w:tcPr>
+          <w:p>
+            <w:pPr>
               <w:rPr>
                 <w:rFonts w:hint="eastAsia"/>
                 <w:sz w:val="16"/>
                 <w:szCs w:val="18"/>
+                <w:highlight w:val="yellow"/>
+              </w:rPr>
+            </w:pPr>
+            <w:r>
+              <w:rPr>
+                <w:rFonts w:hint="eastAsia"/>
               </w:rPr>
               <w:t>√</w:t>
             </w:r>
@@ -7994,8 +8406,7 @@
         </w:tc>
         <w:tc>
           <w:tcPr>
-            <w:tcW w:w="487" w:type="dxa"/>
-            <w:hideMark/>
+            <w:tcW w:w="488" w:type="dxa"/>
           </w:tcPr>
           <w:p>
             <w:pPr>
@@ -8003,13 +8414,33 @@
                 <w:rFonts w:hint="eastAsia"/>
                 <w:sz w:val="16"/>
                 <w:szCs w:val="18"/>
-              </w:rPr>
-            </w:pPr>
-            <w:r>
+                <w:highlight w:val="yellow"/>
+              </w:rPr>
+            </w:pPr>
+            <w:r>
+              <w:rPr>
+                <w:rFonts w:hint="eastAsia"/>
+              </w:rPr>
+              <w:t>√</w:t>
+            </w:r>
+          </w:p>
+        </w:tc>
+        <w:tc>
+          <w:tcPr>
+            <w:tcW w:w="488" w:type="dxa"/>
+          </w:tcPr>
+          <w:p>
+            <w:pPr>
               <w:rPr>
                 <w:rFonts w:hint="eastAsia"/>
                 <w:sz w:val="16"/>
                 <w:szCs w:val="18"/>
+                <w:highlight w:val="yellow"/>
+              </w:rPr>
+            </w:pPr>
+            <w:r>
+              <w:rPr>
+                <w:rFonts w:hint="eastAsia"/>
               </w:rPr>
               <w:t>√</w:t>
             </w:r>
@@ -8018,7 +8449,6 @@
         <w:tc>
           <w:tcPr>
             <w:tcW w:w="488" w:type="dxa"/>
-            <w:hideMark/>
           </w:tcPr>
           <w:p>
             <w:pPr>
@@ -8026,184 +8456,15 @@
                 <w:rFonts w:hint="eastAsia"/>
                 <w:sz w:val="16"/>
                 <w:szCs w:val="18"/>
-              </w:rPr>
-            </w:pPr>
-            <w:r>
-              <w:rPr>
-                <w:rFonts w:hint="eastAsia"/>
-                <w:sz w:val="16"/>
-                <w:szCs w:val="18"/>
+                <w:highlight w:val="yellow"/>
+              </w:rPr>
+            </w:pPr>
+            <w:r>
+              <w:rPr>
+                <w:rFonts w:hint="eastAsia"/>
               </w:rPr>
               <w:t>√</w:t>
             </w:r>
-          </w:p>
-        </w:tc>
-        <w:tc>
-          <w:tcPr>
-            <w:tcW w:w="488" w:type="dxa"/>
-            <w:hideMark/>
-          </w:tcPr>
-          <w:p>
-            <w:pPr>
-              <w:rPr>
-                <w:rFonts w:hint="eastAsia"/>
-                <w:sz w:val="16"/>
-                <w:szCs w:val="18"/>
-              </w:rPr>
-            </w:pPr>
-            <w:r>
-              <w:rPr>
-                <w:rFonts w:hint="eastAsia"/>
-                <w:sz w:val="16"/>
-                <w:szCs w:val="18"/>
-              </w:rPr>
-              <w:t>√</w:t>
-            </w:r>
-          </w:p>
-        </w:tc>
-        <w:tc>
-          <w:tcPr>
-            <w:tcW w:w="487" w:type="dxa"/>
-            <w:hideMark/>
-          </w:tcPr>
-          <w:p>
-            <w:pPr>
-              <w:rPr>
-                <w:rFonts w:hint="eastAsia"/>
-                <w:sz w:val="16"/>
-                <w:szCs w:val="18"/>
-              </w:rPr>
-            </w:pPr>
-            <w:r>
-              <w:rPr>
-                <w:rFonts w:hint="eastAsia"/>
-                <w:sz w:val="16"/>
-                <w:szCs w:val="18"/>
-              </w:rPr>
-              <w:t>√</w:t>
-            </w:r>
-          </w:p>
-        </w:tc>
-        <w:tc>
-          <w:tcPr>
-            <w:tcW w:w="488" w:type="dxa"/>
-          </w:tcPr>
-          <w:p>
-            <w:pPr>
-              <w:rPr>
-                <w:rFonts w:hint="eastAsia"/>
-                <w:sz w:val="16"/>
-                <w:szCs w:val="18"/>
-              </w:rPr>
-            </w:pPr>
-            <w:r>
-              <w:rPr>
-                <w:rFonts w:hint="eastAsia"/>
-                <w:sz w:val="16"/>
-                <w:szCs w:val="18"/>
-              </w:rPr>
-              <w:t>√</w:t>
-            </w:r>
-          </w:p>
-        </w:tc>
-        <w:tc>
-          <w:tcPr>
-            <w:tcW w:w="487" w:type="dxa"/>
-          </w:tcPr>
-          <w:p>
-            <w:pPr>
-              <w:rPr>
-                <w:rFonts w:hint="eastAsia"/>
-                <w:sz w:val="16"/>
-                <w:szCs w:val="18"/>
-              </w:rPr>
-            </w:pPr>
-            <w:r>
-              <w:rPr>
-                <w:rFonts w:hint="eastAsia"/>
-                <w:sz w:val="16"/>
-                <w:szCs w:val="18"/>
-              </w:rPr>
-              <w:t>√</w:t>
-            </w:r>
-          </w:p>
-        </w:tc>
-        <w:tc>
-          <w:tcPr>
-            <w:tcW w:w="488" w:type="dxa"/>
-          </w:tcPr>
-          <w:p>
-            <w:pPr>
-              <w:rPr>
-                <w:rFonts w:hint="eastAsia"/>
-                <w:sz w:val="16"/>
-                <w:szCs w:val="18"/>
-              </w:rPr>
-            </w:pPr>
-            <w:r>
-              <w:rPr>
-                <w:rFonts w:hint="eastAsia"/>
-                <w:sz w:val="16"/>
-                <w:szCs w:val="18"/>
-              </w:rPr>
-              <w:t>√</w:t>
-            </w:r>
-          </w:p>
-        </w:tc>
-        <w:tc>
-          <w:tcPr>
-            <w:tcW w:w="488" w:type="dxa"/>
-          </w:tcPr>
-          <w:p>
-            <w:pPr>
-              <w:rPr>
-                <w:rFonts w:hint="eastAsia"/>
-                <w:sz w:val="16"/>
-                <w:szCs w:val="18"/>
-              </w:rPr>
-            </w:pPr>
-          </w:p>
-        </w:tc>
-        <w:tc>
-          <w:tcPr>
-            <w:tcW w:w="487" w:type="dxa"/>
-          </w:tcPr>
-          <w:p>
-            <w:pPr>
-              <w:rPr>
-                <w:rFonts w:hint="eastAsia"/>
-                <w:sz w:val="16"/>
-                <w:szCs w:val="18"/>
-              </w:rPr>
-            </w:pPr>
-          </w:p>
-        </w:tc>
-        <w:tc>
-          <w:tcPr>
-            <w:tcW w:w="488" w:type="dxa"/>
-          </w:tcPr>
-          <w:p>
-            <w:pPr>
-              <w:rPr>
-                <w:rFonts w:hint="eastAsia"/>
-                <w:sz w:val="16"/>
-                <w:szCs w:val="18"/>
-              </w:rPr>
-            </w:pPr>
-          </w:p>
-        </w:tc>
-        <w:tc>
-          <w:tcPr>
-            <w:tcW w:w="488" w:type="dxa"/>
-          </w:tcPr>
-          <w:p>
-            <w:pPr>
-              <w:rPr>
-                <w:rFonts w:hint="eastAsia"/>
-                <w:sz w:val="16"/>
-                <w:szCs w:val="18"/>
-              </w:rPr>
-            </w:pPr>
           </w:p>
         </w:tc>
       </w:tr>
@@ -8566,30 +8827,6 @@
     </w:p>
     <w:p>
       <w:pPr>
-        <w:ind w:firstLine="420"/>
-        <w:rPr>
-          <w:rFonts w:hint="eastAsia"/>
-        </w:rPr>
-      </w:pPr>
-    </w:p>
-    <w:p>
-      <w:pPr>
-        <w:ind w:firstLine="420"/>
-        <w:rPr>
-          <w:rFonts w:hint="eastAsia"/>
-        </w:rPr>
-      </w:pPr>
-    </w:p>
-    <w:p>
-      <w:pPr>
-        <w:ind w:firstLine="420"/>
-        <w:rPr>
-          <w:rFonts w:hint="eastAsia"/>
-        </w:rPr>
-      </w:pPr>
-    </w:p>
-    <w:p>
-      <w:pPr>
         <w:pStyle w:val="2"/>
         <w:rPr>
           <w:rFonts w:hint="eastAsia"/>
@@ -8719,33 +8956,11 @@
         </w:rPr>
         <w:t>，通过</w:t>
       </w:r>
-      <w:proofErr w:type="spellStart"/>
       <w:r>
         <w:rPr>
           <w:rFonts w:hint="eastAsia"/>
         </w:rPr>
-        <w:t>RWSAngADASCtrlAvailSts</w:t>
-      </w:r>
-      <w:proofErr w:type="spellEnd"/>
-      <w:r>
-        <w:rPr>
-          <w:rFonts w:hint="eastAsia"/>
-        </w:rPr>
-        <w:t xml:space="preserve"> 和 </w:t>
-      </w:r>
-      <w:proofErr w:type="spellStart"/>
-      <w:r>
-        <w:rPr>
-          <w:rFonts w:hint="eastAsia"/>
-        </w:rPr>
-        <w:t>RWSAngADASCtrlRspSts</w:t>
-      </w:r>
-      <w:proofErr w:type="spellEnd"/>
-      <w:r>
-        <w:rPr>
-          <w:rFonts w:hint="eastAsia"/>
-        </w:rPr>
-        <w:t xml:space="preserve"> 两个</w:t>
+        <w:t>RWSAngADASCtrlAvailSts 和 RWSAngADASCtrlRspSts 两个</w:t>
       </w:r>
       <w:r>
         <w:rPr>
@@ -8782,13 +8997,14 @@
       <w:r>
         <w:rPr>
           <w:noProof/>
+          <w:highlight w:val="yellow"/>
         </w:rPr>
         <w:lastRenderedPageBreak/>
         <w:drawing>
-          <wp:inline distT="0" distB="0" distL="0" distR="0" wp14:anchorId="490CBFC7" wp14:editId="37FB6039">
-            <wp:extent cx="5256536" cy="8168640"/>
-            <wp:effectExtent l="0" t="0" r="1270" b="0"/>
-            <wp:docPr id="102899709" name="图片 1" descr="图片包含 日程表&#10;&#10;AI 生成的内容可能不正确。"/>
+          <wp:inline distT="0" distB="0" distL="0" distR="0" wp14:anchorId="1575FABC" wp14:editId="60C4A801">
+            <wp:extent cx="5731510" cy="7012305"/>
+            <wp:effectExtent l="0" t="0" r="0" b="0"/>
+            <wp:docPr id="752330219" name="图片 1"/>
             <wp:cNvGraphicFramePr>
               <a:graphicFrameLocks xmlns:a="http://schemas.openxmlformats.org/drawingml/2006/main" noChangeAspect="1"/>
             </wp:cNvGraphicFramePr>
@@ -8796,7 +9012,7 @@
               <a:graphicData uri="http://schemas.openxmlformats.org/drawingml/2006/picture">
                 <pic:pic xmlns:pic="http://schemas.openxmlformats.org/drawingml/2006/picture">
                   <pic:nvPicPr>
-                    <pic:cNvPr id="102899709" name="图片 1" descr="图片包含 日程表&#10;&#10;AI 生成的内容可能不正确。"/>
+                    <pic:cNvPr id="752330219" name=""/>
                     <pic:cNvPicPr/>
                   </pic:nvPicPr>
                   <pic:blipFill>
@@ -8808,7 +9024,7 @@
                   <pic:spPr>
                     <a:xfrm>
                       <a:off x="0" y="0"/>
-                      <a:ext cx="5259201" cy="8172781"/>
+                      <a:ext cx="5731510" cy="7012305"/>
                     </a:xfrm>
                     <a:prstGeom prst="rect">
                       <a:avLst/>
@@ -8832,7 +9048,6 @@
         <w:rPr>
           <w:rFonts w:hint="eastAsia"/>
         </w:rPr>
-        <w:lastRenderedPageBreak/>
         <w:t>当RWS处在被VMC</w:t>
       </w:r>
       <w:r>
@@ -8940,6 +9155,7 @@
         <w:rPr>
           <w:rFonts w:hint="eastAsia"/>
         </w:rPr>
+        <w:lastRenderedPageBreak/>
         <w:t>一旦ADAS与VMC就RWS角度控制接口进行握手成功，VMC功能即退出对RWS角度控制，转而为ADAS转发RWS角度控制请求，此时</w:t>
       </w:r>
       <w:r>
@@ -8954,14 +9170,12 @@
         </w:rPr>
         <w:t>就体现的是ADAS对RWS角度控制请求（</w:t>
       </w:r>
-      <w:proofErr w:type="spellStart"/>
       <w:r>
         <w:rPr>
           <w:rFonts w:hint="eastAsia"/>
         </w:rPr>
         <w:t>RWSAngRqst</w:t>
       </w:r>
-      <w:proofErr w:type="spellEnd"/>
       <w:r>
         <w:rPr>
           <w:rFonts w:hint="eastAsia"/>
@@ -8990,16 +9204,8 @@
         <w:rPr>
           <w:rFonts w:hint="eastAsia"/>
         </w:rPr>
-        <w:t xml:space="preserve"> </w:t>
+        <w:t xml:space="preserve"> RWSAngADASCtrlRspSts</w:t>
       </w:r>
-      <w:proofErr w:type="spellStart"/>
-      <w:r>
-        <w:rPr>
-          <w:rFonts w:hint="eastAsia"/>
-        </w:rPr>
-        <w:t>RWSAngADASCtrlRspSts</w:t>
-      </w:r>
-      <w:proofErr w:type="spellEnd"/>
       <w:r>
         <w:rPr>
           <w:rFonts w:hint="eastAsia"/>
@@ -9024,70 +9230,6 @@
         <w:rPr>
           <w:rFonts w:hint="eastAsia"/>
         </w:rPr>
-        <w:t>当</w:t>
-      </w:r>
-      <w:r>
-        <w:t>VMC更高优先级功能在控RWS（</w:t>
-      </w:r>
-      <w:r>
-        <w:rPr>
-          <w:rFonts w:hint="eastAsia"/>
-        </w:rPr>
-        <w:t>当前</w:t>
-      </w:r>
-      <w:r>
-        <w:rPr>
-          <w:rFonts w:hint="eastAsia"/>
-        </w:rPr>
-        <w:t>不存在此情况</w:t>
-      </w:r>
-      <w:r>
-        <w:t>）</w:t>
-      </w:r>
-      <w:r>
-        <w:rPr>
-          <w:rFonts w:hint="eastAsia"/>
-        </w:rPr>
-        <w:t>时，</w:t>
-      </w:r>
-      <w:proofErr w:type="spellStart"/>
-      <w:r>
-        <w:rPr>
-          <w:rFonts w:hint="eastAsia"/>
-        </w:rPr>
-        <w:t>RWSAngADASCtrlAvailSts</w:t>
-      </w:r>
-      <w:proofErr w:type="spellEnd"/>
-      <w:r>
-        <w:rPr>
-          <w:rFonts w:hint="eastAsia"/>
-        </w:rPr>
-        <w:t>反馈</w:t>
-      </w:r>
-      <w:r>
-        <w:rPr>
-          <w:rFonts w:hint="eastAsia"/>
-        </w:rPr>
-        <w:t>Not Available</w:t>
-      </w:r>
-      <w:r>
-        <w:rPr>
-          <w:rFonts w:hint="eastAsia"/>
-        </w:rPr>
-        <w:t>。</w:t>
-      </w:r>
-    </w:p>
-    <w:p>
-      <w:pPr>
-        <w:ind w:firstLine="420"/>
-        <w:rPr>
-          <w:rFonts w:hint="eastAsia"/>
-        </w:rPr>
-      </w:pPr>
-      <w:r>
-        <w:rPr>
-          <w:rFonts w:hint="eastAsia"/>
-        </w:rPr>
         <w:t>R3阶段</w:t>
       </w:r>
       <w:r>
@@ -9168,21 +9310,7 @@
         <w:rPr>
           <w:rFonts w:hint="eastAsia"/>
         </w:rPr>
-        <w:t xml:space="preserve"> </w:t>
-      </w:r>
-      <w:proofErr w:type="spellStart"/>
-      <w:r>
-        <w:rPr>
-          <w:rFonts w:hint="eastAsia"/>
-        </w:rPr>
-        <w:t>RWSAngADASCtrlAvailSts</w:t>
-      </w:r>
-      <w:proofErr w:type="spellEnd"/>
-      <w:r>
-        <w:rPr>
-          <w:rFonts w:hint="eastAsia"/>
-        </w:rPr>
-        <w:t>反馈Not Available。</w:t>
+        <w:t xml:space="preserve"> RWSAngADASCtrlAvailSts反馈Not Available。</w:t>
       </w:r>
     </w:p>
     <w:p>
@@ -9319,7 +9447,6 @@
                 <w:bCs/>
               </w:rPr>
             </w:pPr>
-            <w:proofErr w:type="spellStart"/>
             <w:r>
               <w:rPr>
                 <w:b/>
@@ -9327,7 +9454,6 @@
               </w:rPr>
               <w:t>aRequirementObjectType</w:t>
             </w:r>
-            <w:proofErr w:type="spellEnd"/>
           </w:p>
         </w:tc>
         <w:tc>
@@ -9392,55 +9518,26 @@
             </w:r>
             <w:r>
               <w:br/>
-              <w:t>- ADAS2RWSAngleRequest::</w:t>
-            </w:r>
-            <w:proofErr w:type="spellStart"/>
-            <w:r>
-              <w:t>RWSAngRqst</w:t>
-            </w:r>
-            <w:proofErr w:type="spellEnd"/>
+              <w:t>- ADAS2RWSAngleRequest::RWSAngRqst</w:t>
+            </w:r>
             <w:r>
               <w:br/>
-              <w:t>-  ADAS2RWSAngleRequestValid::</w:t>
-            </w:r>
-            <w:proofErr w:type="spellStart"/>
-            <w:r>
-              <w:t>RWSAngRqstV</w:t>
-            </w:r>
-            <w:proofErr w:type="spellEnd"/>
+              <w:t>-  ADAS2RWSAngleRequestValid::RWSAngRqstV</w:t>
+            </w:r>
             <w:r>
               <w:br/>
-              <w:t>- ADAS2RWSEnble::</w:t>
-            </w:r>
-            <w:proofErr w:type="spellStart"/>
-            <w:r>
-              <w:t>RWSAngRqstEnable</w:t>
-            </w:r>
-            <w:proofErr w:type="spellEnd"/>
+              <w:t>- ADAS2RWSEnble::RWSAngRqstEnable</w:t>
+            </w:r>
             <w:r>
               <w:br/>
-              <w:t>- ADAS2RWSFeatureMode::</w:t>
-            </w:r>
-            <w:proofErr w:type="spellStart"/>
-            <w:r>
-              <w:t>RWSActrCtrlMod</w:t>
-            </w:r>
-            <w:proofErr w:type="spellEnd"/>
+              <w:t>- ADAS2RWSFeatureMode::RWSActrCtrlMod</w:t>
+            </w:r>
             <w:r>
               <w:br/>
             </w:r>
             <w:r>
-              <w:lastRenderedPageBreak/>
               <w:br/>
-              <w:t>子系统需要避免发送可用的请求信息</w:t>
-            </w:r>
-            <w:proofErr w:type="gramStart"/>
-            <w:r>
-              <w:t>当智驾</w:t>
-            </w:r>
-            <w:proofErr w:type="gramEnd"/>
-            <w:r>
-              <w:t>的功能没有激活；</w:t>
+              <w:t>子系统需要避免发送可用的请求信息当智驾的功能没有激活；</w:t>
             </w:r>
           </w:p>
         </w:tc>
@@ -9456,14 +9553,8 @@
               </w:rPr>
             </w:pPr>
             <w:r>
-              <w:lastRenderedPageBreak/>
-              <w:t xml:space="preserve">function </w:t>
-            </w:r>
-            <w:proofErr w:type="spellStart"/>
-            <w:r>
-              <w:t>requirment</w:t>
-            </w:r>
-            <w:proofErr w:type="spellEnd"/>
+              <w:t>function requirment</w:t>
+            </w:r>
           </w:p>
         </w:tc>
         <w:tc>
@@ -9514,6 +9605,7 @@
         <w:rPr>
           <w:noProof/>
         </w:rPr>
+        <w:lastRenderedPageBreak/>
         <w:drawing>
           <wp:inline distT="0" distB="0" distL="0" distR="0" wp14:anchorId="0C17E8C5" wp14:editId="4F608FF8">
             <wp:extent cx="5731510" cy="636270"/>
@@ -9831,16 +9923,8 @@
               <w:rPr>
                 <w:rFonts w:hint="eastAsia"/>
               </w:rPr>
-              <w:t xml:space="preserve">, VMC needs to transfer </w:t>
-            </w:r>
-            <w:proofErr w:type="spellStart"/>
-            <w:r>
-              <w:rPr>
-                <w:rFonts w:hint="eastAsia"/>
-              </w:rPr>
-              <w:t>adas</w:t>
-            </w:r>
-            <w:proofErr w:type="spellEnd"/>
+              <w:t>, VMC needs to transfer adas</w:t>
+            </w:r>
             <w:r>
               <w:rPr>
                 <w:rFonts w:hint="eastAsia"/>
@@ -10305,6 +10389,212 @@
             <w:pPr>
               <w:rPr>
                 <w:rFonts w:hint="eastAsia"/>
+              </w:rPr>
+            </w:pPr>
+          </w:p>
+        </w:tc>
+      </w:tr>
+      <w:tr>
+        <w:tc>
+          <w:tcPr>
+            <w:tcW w:w="2254" w:type="dxa"/>
+          </w:tcPr>
+          <w:p>
+            <w:pPr>
+              <w:rPr>
+                <w:rFonts w:hint="eastAsia"/>
+                <w:highlight w:val="yellow"/>
+              </w:rPr>
+            </w:pPr>
+            <w:r>
+              <w:rPr>
+                <w:rFonts w:hint="eastAsia"/>
+                <w:highlight w:val="yellow"/>
+              </w:rPr>
+              <w:t>V1.7</w:t>
+            </w:r>
+          </w:p>
+        </w:tc>
+        <w:tc>
+          <w:tcPr>
+            <w:tcW w:w="2254" w:type="dxa"/>
+          </w:tcPr>
+          <w:p>
+            <w:pPr>
+              <w:rPr>
+                <w:rFonts w:hint="eastAsia"/>
+                <w:highlight w:val="yellow"/>
+              </w:rPr>
+            </w:pPr>
+            <w:r>
+              <w:rPr>
+                <w:rFonts w:hint="eastAsia"/>
+                <w:highlight w:val="yellow"/>
+              </w:rPr>
+              <w:t>SOP2 R2 阶段</w:t>
+            </w:r>
+            <w:r>
+              <w:rPr>
+                <w:rFonts w:hint="eastAsia"/>
+                <w:highlight w:val="yellow"/>
+              </w:rPr>
+              <w:t>新增功能与ADAS交互优先级</w:t>
+            </w:r>
+            <w:r>
+              <w:rPr>
+                <w:rFonts w:hint="eastAsia"/>
+                <w:highlight w:val="yellow"/>
+              </w:rPr>
+              <w:t>adding</w:t>
+            </w:r>
+          </w:p>
+        </w:tc>
+        <w:tc>
+          <w:tcPr>
+            <w:tcW w:w="2254" w:type="dxa"/>
+          </w:tcPr>
+          <w:p>
+            <w:pPr>
+              <w:rPr>
+                <w:rFonts w:hint="eastAsia"/>
+                <w:highlight w:val="yellow"/>
+              </w:rPr>
+            </w:pPr>
+            <w:r>
+              <w:rPr>
+                <w:rFonts w:hint="eastAsia"/>
+                <w:highlight w:val="yellow"/>
+              </w:rPr>
+              <w:t>06/11/2026</w:t>
+            </w:r>
+          </w:p>
+        </w:tc>
+        <w:tc>
+          <w:tcPr>
+            <w:tcW w:w="2254" w:type="dxa"/>
+          </w:tcPr>
+          <w:p>
+            <w:pPr>
+              <w:rPr>
+                <w:rFonts w:hint="eastAsia"/>
+                <w:highlight w:val="yellow"/>
+              </w:rPr>
+            </w:pPr>
+          </w:p>
+        </w:tc>
+      </w:tr>
+      <w:tr>
+        <w:tc>
+          <w:tcPr>
+            <w:tcW w:w="2254" w:type="dxa"/>
+          </w:tcPr>
+          <w:p>
+            <w:pPr>
+              <w:rPr>
+                <w:rFonts w:hint="eastAsia"/>
+                <w:highlight w:val="yellow"/>
+              </w:rPr>
+            </w:pPr>
+            <w:r>
+              <w:rPr>
+                <w:rFonts w:hint="eastAsia"/>
+                <w:highlight w:val="yellow"/>
+              </w:rPr>
+              <w:t xml:space="preserve">V1.8 </w:t>
+            </w:r>
+          </w:p>
+        </w:tc>
+        <w:tc>
+          <w:tcPr>
+            <w:tcW w:w="2254" w:type="dxa"/>
+          </w:tcPr>
+          <w:p>
+            <w:pPr>
+              <w:rPr>
+                <w:rFonts w:hint="eastAsia"/>
+                <w:highlight w:val="yellow"/>
+              </w:rPr>
+            </w:pPr>
+            <w:r>
+              <w:rPr>
+                <w:rFonts w:hint="eastAsia"/>
+                <w:highlight w:val="yellow"/>
+              </w:rPr>
+              <w:t>更新</w:t>
+            </w:r>
+            <w:r>
+              <w:rPr>
+                <w:rFonts w:hint="eastAsia"/>
+                <w:highlight w:val="yellow"/>
+              </w:rPr>
+              <w:t>优先级表格，</w:t>
+            </w:r>
+            <w:r>
+              <w:rPr>
+                <w:rFonts w:hint="eastAsia"/>
+                <w:highlight w:val="yellow"/>
+              </w:rPr>
+              <w:t>重点Drift, ARM, ATS</w:t>
+            </w:r>
+          </w:p>
+        </w:tc>
+        <w:tc>
+          <w:tcPr>
+            <w:tcW w:w="2254" w:type="dxa"/>
+          </w:tcPr>
+          <w:p>
+            <w:pPr>
+              <w:rPr>
+                <w:rFonts w:hint="eastAsia"/>
+                <w:highlight w:val="yellow"/>
+              </w:rPr>
+            </w:pPr>
+            <w:r>
+              <w:rPr>
+                <w:rFonts w:hint="eastAsia"/>
+                <w:highlight w:val="yellow"/>
+              </w:rPr>
+              <w:t>0</w:t>
+            </w:r>
+            <w:r>
+              <w:rPr>
+                <w:rFonts w:hint="eastAsia"/>
+                <w:highlight w:val="yellow"/>
+              </w:rPr>
+              <w:t>8</w:t>
+            </w:r>
+            <w:r>
+              <w:rPr>
+                <w:rFonts w:hint="eastAsia"/>
+                <w:highlight w:val="yellow"/>
+              </w:rPr>
+              <w:t>/</w:t>
+            </w:r>
+            <w:r>
+              <w:rPr>
+                <w:rFonts w:hint="eastAsia"/>
+                <w:highlight w:val="yellow"/>
+              </w:rPr>
+              <w:t>05</w:t>
+            </w:r>
+            <w:r>
+              <w:rPr>
+                <w:rFonts w:hint="eastAsia"/>
+                <w:highlight w:val="yellow"/>
+              </w:rPr>
+              <w:t>/2026</w:t>
+            </w:r>
+          </w:p>
+        </w:tc>
+        <w:tc>
+          <w:tcPr>
+            <w:tcW w:w="2254" w:type="dxa"/>
+          </w:tcPr>
+          <w:p>
+            <w:pPr>
+              <w:rPr>
+                <w:rFonts w:hint="eastAsia"/>
+                <w:highlight w:val="yellow"/>
               </w:rPr>
             </w:pPr>
           </w:p>
@@ -17576,23 +17866,8 @@
 </file>
 
 <file path=customXml/item1.xml><?xml version="1.0" encoding="utf-8"?>
-<p:properties xmlns:p="http://schemas.microsoft.com/office/2006/metadata/properties" xmlns:xsi="http://www.w3.org/2001/XMLSchema-instance" xmlns:pc="http://schemas.microsoft.com/office/infopath/2007/PartnerControls">
-  <documentManagement>
-    <TaxCatchAll xmlns="f4ecdb93-bc7f-4438-8c77-236ab96c18a9" xsi:nil="true"/>
-    <lcf76f155ced4ddcb4097134ff3c332f xmlns="455088e1-af34-4927-a3f0-bdce59540293">
-      <Terms xmlns="http://schemas.microsoft.com/office/infopath/2007/PartnerControls"/>
-    </lcf76f155ced4ddcb4097134ff3c332f>
-  </documentManagement>
-</p:properties>
-</file>
-
-<file path=customXml/item2.xml><?xml version="1.0" encoding="utf-8"?>
-<b:Sources xmlns:b="http://schemas.openxmlformats.org/officeDocument/2006/bibliography" xmlns="http://schemas.openxmlformats.org/officeDocument/2006/bibliography" SelectedStyle="\APASixthEditionOfficeOnline.xsl" StyleName="APA" Version="6"/>
-</file>
-
-<file path=customXml/item3.xml><?xml version="1.0" encoding="utf-8"?>
-<ct:contentTypeSchema xmlns:ct="http://schemas.microsoft.com/office/2006/metadata/contentType" xmlns:ma="http://schemas.microsoft.com/office/2006/metadata/properties/metaAttributes" ct:_="" ma:_="" ma:contentTypeName="Document" ma:contentTypeID="0x010100F4ECDE3992A08C4AB27EAAF617A05967" ma:contentTypeVersion="12" ma:contentTypeDescription="Create a new document." ma:contentTypeScope="" ma:versionID="6030d3fe49356aaef09cec4ad8e6441b">
-  <xsd:schema xmlns:xsd="http://www.w3.org/2001/XMLSchema" xmlns:xs="http://www.w3.org/2001/XMLSchema" xmlns:p="http://schemas.microsoft.com/office/2006/metadata/properties" xmlns:ns2="455088e1-af34-4927-a3f0-bdce59540293" xmlns:ns3="f4ecdb93-bc7f-4438-8c77-236ab96c18a9" targetNamespace="http://schemas.microsoft.com/office/2006/metadata/properties" ma:root="true" ma:fieldsID="39cc5a898485895145ac9f4685282a2b" ns2:_="" ns3:_="">
+<ct:contentTypeSchema xmlns:ct="http://schemas.microsoft.com/office/2006/metadata/contentType" xmlns:ma="http://schemas.microsoft.com/office/2006/metadata/properties/metaAttributes" ct:_="" ma:_="" ma:contentTypeName="Document" ma:contentTypeID="0x010100F4ECDE3992A08C4AB27EAAF617A05967" ma:contentTypeVersion="18" ma:contentTypeDescription="Create a new document." ma:contentTypeScope="" ma:versionID="9683c085a59988fd2dc84fe522921e1c">
+  <xsd:schema xmlns:xsd="http://www.w3.org/2001/XMLSchema" xmlns:xs="http://www.w3.org/2001/XMLSchema" xmlns:p="http://schemas.microsoft.com/office/2006/metadata/properties" xmlns:ns2="455088e1-af34-4927-a3f0-bdce59540293" xmlns:ns3="f4ecdb93-bc7f-4438-8c77-236ab96c18a9" targetNamespace="http://schemas.microsoft.com/office/2006/metadata/properties" ma:root="true" ma:fieldsID="7184c417cebe2c46bf9076e6fd8b1060" ns2:_="" ns3:_="">
     <xsd:import namespace="455088e1-af34-4927-a3f0-bdce59540293"/>
     <xsd:import namespace="f4ecdb93-bc7f-4438-8c77-236ab96c18a9"/>
     <xsd:element name="properties">
@@ -17612,6 +17887,12 @@
                 <xsd:element ref="ns2:MediaServiceOCR" minOccurs="0"/>
                 <xsd:element ref="ns2:MediaServiceLocation" minOccurs="0"/>
                 <xsd:element ref="ns2:MediaLengthInSeconds" minOccurs="0"/>
+                <xsd:element ref="ns2:testStatus" minOccurs="0"/>
+                <xsd:element ref="ns3:PrimeClassificationStatus" minOccurs="0"/>
+                <xsd:element ref="ns3:PrimeClassificationStatusDetails" minOccurs="0"/>
+                <xsd:element ref="ns3:PrimeLastClassified" minOccurs="0"/>
+                <xsd:element ref="ns3:PrimeCorrectedByUser" minOccurs="0"/>
+                <xsd:element ref="ns3:PrimeAutofillMeta" minOccurs="0"/>
               </xsd:all>
             </xsd:complexType>
           </xsd:element>
@@ -17676,6 +17957,18 @@
         <xsd:restriction base="dms:Unknown"/>
       </xsd:simpleType>
     </xsd:element>
+    <xsd:element name="testStatus" ma:index="20" nillable="true" ma:displayName="Test status" ma:description="Summarizes overall test outcome so failed or mixed-result files can be found quickly." ma:internalName="testStatus">
+      <xsd:simpleType>
+        <xsd:restriction base="dms:Choice">
+          <xsd:enumeration value="Pass"/>
+          <xsd:enumeration value="Fail"/>
+          <xsd:enumeration value="Error"/>
+          <xsd:enumeration value="Skipped"/>
+          <xsd:enumeration value="Mixed"/>
+          <xsd:enumeration value="Not found"/>
+        </xsd:restriction>
+      </xsd:simpleType>
+    </xsd:element>
   </xsd:schema>
   <xsd:schema xmlns:xsd="http://www.w3.org/2001/XMLSchema" xmlns:xs="http://www.w3.org/2001/XMLSchema" xmlns:dms="http://schemas.microsoft.com/office/2006/documentManagement/types" xmlns:pc="http://schemas.microsoft.com/office/infopath/2007/PartnerControls" targetNamespace="f4ecdb93-bc7f-4438-8c77-236ab96c18a9" elementFormDefault="qualified">
     <xsd:import namespace="http://schemas.microsoft.com/office/2006/documentManagement/types"/>
@@ -17690,6 +17983,33 @@
           </xsd:extension>
         </xsd:complexContent>
       </xsd:complexType>
+    </xsd:element>
+    <xsd:element name="PrimeClassificationStatus" ma:index="21" nillable="true" ma:displayName="Processing status" ma:internalName="PrimeClassificationStatus">
+      <xsd:simpleType>
+        <xsd:restriction base="dms:Text"/>
+      </xsd:simpleType>
+    </xsd:element>
+    <xsd:element name="PrimeClassificationStatusDetails" ma:index="22" nillable="true" ma:displayName="Processing details" ma:internalName="PrimeClassificationStatusDetails">
+      <xsd:simpleType>
+        <xsd:restriction base="dms:Note">
+          <xsd:maxLength value="255"/>
+        </xsd:restriction>
+      </xsd:simpleType>
+    </xsd:element>
+    <xsd:element name="PrimeLastClassified" ma:index="23" nillable="true" ma:displayName="Processed" ma:internalName="PrimeLastClassified">
+      <xsd:simpleType>
+        <xsd:restriction base="dms:DateTime"/>
+      </xsd:simpleType>
+    </xsd:element>
+    <xsd:element name="PrimeCorrectedByUser" ma:index="24" nillable="true" ma:displayName="Corrected" ma:internalName="PrimeCorrectedByUser">
+      <xsd:simpleType>
+        <xsd:restriction base="dms:Boolean"/>
+      </xsd:simpleType>
+    </xsd:element>
+    <xsd:element name="PrimeAutofillMeta" ma:index="25" nillable="true" ma:displayName="Autofill Meta" ma:hidden="true" ma:internalName="PrimeAutofillMeta">
+      <xsd:simpleType>
+        <xsd:restriction base="dms:Note"/>
+      </xsd:simpleType>
     </xsd:element>
   </xsd:schema>
   <xsd:schema xmlns="http://schemas.openxmlformats.org/package/2006/metadata/core-properties" xmlns:xsd="http://www.w3.org/2001/XMLSchema" xmlns:xsi="http://www.w3.org/2001/XMLSchema-instance" xmlns:dc="http://purl.org/dc/elements/1.1/" xmlns:dcterms="http://purl.org/dc/terms/" xmlns:odoc="http://schemas.microsoft.com/internal/obd" targetNamespace="http://schemas.openxmlformats.org/package/2006/metadata/core-properties" elementFormDefault="qualified" attributeFormDefault="unqualified" blockDefault="#all">
@@ -17791,6 +18111,27 @@
 </ct:contentTypeSchema>
 </file>
 
+<file path=customXml/item2.xml><?xml version="1.0" encoding="utf-8"?>
+<b:Sources xmlns:b="http://schemas.openxmlformats.org/officeDocument/2006/bibliography" xmlns="http://schemas.openxmlformats.org/officeDocument/2006/bibliography" SelectedStyle="\APASixthEditionOfficeOnline.xsl" StyleName="APA" Version="6"/>
+</file>
+
+<file path=customXml/item3.xml><?xml version="1.0" encoding="utf-8"?>
+<p:properties xmlns:p="http://schemas.microsoft.com/office/2006/metadata/properties" xmlns:xsi="http://www.w3.org/2001/XMLSchema-instance" xmlns:pc="http://schemas.microsoft.com/office/infopath/2007/PartnerControls">
+  <documentManagement>
+    <TaxCatchAll xmlns="f4ecdb93-bc7f-4438-8c77-236ab96c18a9" xsi:nil="true"/>
+    <lcf76f155ced4ddcb4097134ff3c332f xmlns="455088e1-af34-4927-a3f0-bdce59540293">
+      <Terms xmlns="http://schemas.microsoft.com/office/infopath/2007/PartnerControls"/>
+    </lcf76f155ced4ddcb4097134ff3c332f>
+    <PrimeCorrectedByUser xmlns="f4ecdb93-bc7f-4438-8c77-236ab96c18a9" xsi:nil="true"/>
+    <testStatus xmlns="455088e1-af34-4927-a3f0-bdce59540293">Not found</testStatus>
+    <PrimeClassificationStatusDetails xmlns="f4ecdb93-bc7f-4438-8c77-236ab96c18a9" xsi:nil="true"/>
+    <PrimeClassificationStatus xmlns="f4ecdb93-bc7f-4438-8c77-236ab96c18a9" xsi:nil="true"/>
+    <PrimeLastClassified xmlns="f4ecdb93-bc7f-4438-8c77-236ab96c18a9" xsi:nil="true"/>
+    <PrimeAutofillMeta xmlns="f4ecdb93-bc7f-4438-8c77-236ab96c18a9" xsi:nil="true"/>
+  </documentManagement>
+</p:properties>
+</file>
+
 <file path=customXml/item4.xml><?xml version="1.0" encoding="utf-8"?>
 <?mso-contentType ?>
 <FormTemplates xmlns="http://schemas.microsoft.com/sharepoint/v3/contenttype/forms">
@@ -17801,14 +18142,7 @@
 </file>
 
 <file path=customXml/itemProps1.xml><?xml version="1.0" encoding="utf-8"?>
-<ds:datastoreItem xmlns:ds="http://schemas.openxmlformats.org/officeDocument/2006/customXml" ds:itemID="{8392CCB8-71F8-468E-8D4A-6D63FF89D6B4}">
-  <ds:schemaRefs>
-    <ds:schemaRef ds:uri="http://schemas.microsoft.com/office/2006/metadata/properties"/>
-    <ds:schemaRef ds:uri="http://schemas.microsoft.com/office/infopath/2007/PartnerControls"/>
-    <ds:schemaRef ds:uri="f4ecdb93-bc7f-4438-8c77-236ab96c18a9"/>
-    <ds:schemaRef ds:uri="455088e1-af34-4927-a3f0-bdce59540293"/>
-  </ds:schemaRefs>
-</ds:datastoreItem>
+<ds:datastoreItem xmlns:ds="http://schemas.openxmlformats.org/officeDocument/2006/customXml" ds:itemID="{DFFE5BFB-0267-4021-AA8B-5EF6FC14F34D}"/>
 </file>
 
 <file path=customXml/itemProps2.xml><?xml version="1.0" encoding="utf-8"?>
@@ -17820,20 +18154,12 @@
 </file>
 
 <file path=customXml/itemProps3.xml><?xml version="1.0" encoding="utf-8"?>
-<ds:datastoreItem xmlns:ds="http://schemas.openxmlformats.org/officeDocument/2006/customXml" ds:itemID="{361273FA-0CAB-4C4B-817B-16A2420F42B3}">
+<ds:datastoreItem xmlns:ds="http://schemas.openxmlformats.org/officeDocument/2006/customXml" ds:itemID="{8392CCB8-71F8-468E-8D4A-6D63FF89D6B4}">
   <ds:schemaRefs>
-    <ds:schemaRef ds:uri="http://schemas.microsoft.com/office/2006/metadata/contentType"/>
-    <ds:schemaRef ds:uri="http://schemas.microsoft.com/office/2006/metadata/properties/metaAttributes"/>
-    <ds:schemaRef ds:uri="http://www.w3.org/2001/XMLSchema"/>
     <ds:schemaRef ds:uri="http://schemas.microsoft.com/office/2006/metadata/properties"/>
+    <ds:schemaRef ds:uri="http://schemas.microsoft.com/office/infopath/2007/PartnerControls"/>
+    <ds:schemaRef ds:uri="f4ecdb93-bc7f-4438-8c77-236ab96c18a9"/>
     <ds:schemaRef ds:uri="455088e1-af34-4927-a3f0-bdce59540293"/>
-    <ds:schemaRef ds:uri="f4ecdb93-bc7f-4438-8c77-236ab96c18a9"/>
-    <ds:schemaRef ds:uri="http://schemas.microsoft.com/office/2006/documentManagement/types"/>
-    <ds:schemaRef ds:uri="http://schemas.microsoft.com/office/infopath/2007/PartnerControls"/>
-    <ds:schemaRef ds:uri="http://schemas.openxmlformats.org/package/2006/metadata/core-properties"/>
-    <ds:schemaRef ds:uri="http://purl.org/dc/elements/1.1/"/>
-    <ds:schemaRef ds:uri="http://purl.org/dc/terms/"/>
-    <ds:schemaRef ds:uri="http://schemas.microsoft.com/internal/obd"/>
   </ds:schemaRefs>
 </ds:datastoreItem>
 </file>
